--- a/Docs/8-11-2025-Sprint3/Üst Seviye Gereksinimlere Bağlı 10 Detaylı Gereksinim.docx
+++ b/Docs/8-11-2025-Sprint3/Üst Seviye Gereksinimlere Bağlı 10 Detaylı Gereksinim.docx
@@ -7,6 +7,7 @@
         <w:spacing w:after="240" w:before="240" w:lineRule="auto"/>
         <w:jc w:val="center"/>
         <w:rPr>
+          <w:rFonts w:ascii="Times New Roman" w:cs="Times New Roman" w:eastAsia="Times New Roman" w:hAnsi="Times New Roman"/>
           <w:b w:val="1"/>
           <w:bCs w:val="1"/>
           <w:sz w:val="28"/>
@@ -15,6 +16,7 @@
       </w:pPr>
       <w:r>
         <w:rPr>
+          <w:rFonts w:ascii="Times New Roman" w:cs="Times New Roman" w:eastAsia="Times New Roman" w:hAnsi="Times New Roman"/>
           <w:b w:val="1"/>
           <w:bCs w:val="1"/>
           <w:sz w:val="28"/>
@@ -28,6 +30,7 @@
       <w:pPr>
         <w:spacing w:after="240" w:before="240" w:lineRule="auto"/>
         <w:rPr>
+          <w:rFonts w:ascii="Times New Roman" w:cs="Times New Roman" w:eastAsia="Times New Roman" w:hAnsi="Times New Roman"/>
           <w:b w:val="1"/>
           <w:bCs w:val="1"/>
           <w:sz w:val="28"/>
@@ -36,6 +39,7 @@
       </w:pPr>
       <w:r>
         <w:rPr>
+          <w:rFonts w:ascii="Times New Roman" w:cs="Times New Roman" w:eastAsia="Times New Roman" w:hAnsi="Times New Roman"/>
           <w:b w:val="1"/>
           <w:bCs w:val="1"/>
           <w:sz w:val="28"/>
@@ -48,10 +52,13 @@
     <w:p>
       <w:pPr>
         <w:spacing w:after="240" w:before="240" w:lineRule="auto"/>
-        <w:rPr/>
-      </w:pPr>
-      <w:r>
-        <w:rPr>
+        <w:rPr>
+          <w:rFonts w:ascii="Times New Roman" w:cs="Times New Roman" w:eastAsia="Times New Roman" w:hAnsi="Times New Roman"/>
+        </w:rPr>
+      </w:pPr>
+      <w:r>
+        <w:rPr>
+          <w:rFonts w:ascii="Times New Roman" w:cs="Times New Roman" w:eastAsia="Times New Roman" w:hAnsi="Times New Roman"/>
           <w:rtl w:val="0"/>
         </w:rPr>
         <w:tab/>
@@ -61,10 +68,13 @@
     <w:p>
       <w:pPr>
         <w:spacing w:after="240" w:before="240" w:lineRule="auto"/>
-        <w:rPr/>
-      </w:pPr>
-      <w:r>
-        <w:rPr>
+        <w:rPr>
+          <w:rFonts w:ascii="Times New Roman" w:cs="Times New Roman" w:eastAsia="Times New Roman" w:hAnsi="Times New Roman"/>
+        </w:rPr>
+      </w:pPr>
+      <w:r>
+        <w:rPr>
+          <w:rFonts w:ascii="Times New Roman" w:cs="Times New Roman" w:eastAsia="Times New Roman" w:hAnsi="Times New Roman"/>
           <w:rtl w:val="0"/>
         </w:rPr>
         <w:tab/>
@@ -74,24 +84,28 @@
     <w:p>
       <w:pPr>
         <w:spacing w:after="240" w:before="240" w:lineRule="auto"/>
-        <w:rPr/>
-      </w:pPr>
-      <w:r>
-        <w:rPr>
-          <w:rtl w:val="0"/>
-        </w:rPr>
-      </w:r>
-    </w:p>
-    <w:p>
-      <w:pPr>
-        <w:spacing w:after="240" w:before="240" w:lineRule="auto"/>
-        <w:rPr>
+        <w:rPr>
+          <w:rFonts w:ascii="Times New Roman" w:cs="Times New Roman" w:eastAsia="Times New Roman" w:hAnsi="Times New Roman"/>
+        </w:rPr>
+      </w:pPr>
+      <w:r>
+        <w:rPr>
+          <w:rtl w:val="0"/>
+        </w:rPr>
+      </w:r>
+    </w:p>
+    <w:p>
+      <w:pPr>
+        <w:spacing w:after="240" w:before="240" w:lineRule="auto"/>
+        <w:rPr>
+          <w:rFonts w:ascii="Times New Roman" w:cs="Times New Roman" w:eastAsia="Times New Roman" w:hAnsi="Times New Roman"/>
           <w:b w:val="1"/>
           <w:bCs w:val="1"/>
         </w:rPr>
       </w:pPr>
       <w:r>
         <w:rPr>
+          <w:rFonts w:ascii="Times New Roman" w:cs="Times New Roman" w:eastAsia="Times New Roman" w:hAnsi="Times New Roman"/>
           <w:b w:val="1"/>
           <w:bCs w:val="1"/>
           <w:rtl w:val="0"/>
@@ -103,16 +117,20 @@
       <w:pPr>
         <w:spacing w:after="240" w:before="240" w:lineRule="auto"/>
         <w:ind w:left="1080" w:hanging="360"/>
-        <w:rPr/>
-      </w:pPr>
-      <w:r>
-        <w:rPr>
+        <w:rPr>
+          <w:rFonts w:ascii="Times New Roman" w:cs="Times New Roman" w:eastAsia="Times New Roman" w:hAnsi="Times New Roman"/>
+        </w:rPr>
+      </w:pPr>
+      <w:r>
+        <w:rPr>
+          <w:rFonts w:ascii="Times New Roman" w:cs="Times New Roman" w:eastAsia="Times New Roman" w:hAnsi="Times New Roman"/>
           <w:rtl w:val="0"/>
         </w:rPr>
         <w:t xml:space="preserve">●</w:t>
       </w:r>
       <w:r>
         <w:rPr>
+          <w:rFonts w:ascii="Times New Roman" w:cs="Times New Roman" w:eastAsia="Times New Roman" w:hAnsi="Times New Roman"/>
           <w:sz w:val="14"/>
           <w:szCs w:val="14"/>
           <w:rtl w:val="0"/>
@@ -121,6 +139,7 @@
       </w:r>
       <w:r>
         <w:rPr>
+          <w:rFonts w:ascii="Times New Roman" w:cs="Times New Roman" w:eastAsia="Times New Roman" w:hAnsi="Times New Roman"/>
           <w:rtl w:val="0"/>
         </w:rPr>
         <w:t xml:space="preserve">ID: DT_FR1</w:t>
@@ -130,16 +149,20 @@
       <w:pPr>
         <w:spacing w:after="240" w:before="240" w:lineRule="auto"/>
         <w:ind w:left="1080" w:hanging="360"/>
-        <w:rPr/>
-      </w:pPr>
-      <w:r>
-        <w:rPr>
+        <w:rPr>
+          <w:rFonts w:ascii="Times New Roman" w:cs="Times New Roman" w:eastAsia="Times New Roman" w:hAnsi="Times New Roman"/>
+        </w:rPr>
+      </w:pPr>
+      <w:r>
+        <w:rPr>
+          <w:rFonts w:ascii="Times New Roman" w:cs="Times New Roman" w:eastAsia="Times New Roman" w:hAnsi="Times New Roman"/>
           <w:rtl w:val="0"/>
         </w:rPr>
         <w:t xml:space="preserve">●</w:t>
       </w:r>
       <w:r>
         <w:rPr>
+          <w:rFonts w:ascii="Times New Roman" w:cs="Times New Roman" w:eastAsia="Times New Roman" w:hAnsi="Times New Roman"/>
           <w:sz w:val="14"/>
           <w:szCs w:val="14"/>
           <w:rtl w:val="0"/>
@@ -148,6 +171,7 @@
       </w:r>
       <w:r>
         <w:rPr>
+          <w:rFonts w:ascii="Times New Roman" w:cs="Times New Roman" w:eastAsia="Times New Roman" w:hAnsi="Times New Roman"/>
           <w:rtl w:val="0"/>
         </w:rPr>
         <w:t xml:space="preserve">Başlık: Blacklist IP Yönetimi — Ayrıntılı CRUD &amp; Logging</w:t>
@@ -157,16 +181,20 @@
       <w:pPr>
         <w:spacing w:after="240" w:before="240" w:lineRule="auto"/>
         <w:ind w:left="1080" w:hanging="360"/>
-        <w:rPr/>
-      </w:pPr>
-      <w:r>
-        <w:rPr>
+        <w:rPr>
+          <w:rFonts w:ascii="Times New Roman" w:cs="Times New Roman" w:eastAsia="Times New Roman" w:hAnsi="Times New Roman"/>
+        </w:rPr>
+      </w:pPr>
+      <w:r>
+        <w:rPr>
+          <w:rFonts w:ascii="Times New Roman" w:cs="Times New Roman" w:eastAsia="Times New Roman" w:hAnsi="Times New Roman"/>
           <w:rtl w:val="0"/>
         </w:rPr>
         <w:t xml:space="preserve">●</w:t>
       </w:r>
       <w:r>
         <w:rPr>
+          <w:rFonts w:ascii="Times New Roman" w:cs="Times New Roman" w:eastAsia="Times New Roman" w:hAnsi="Times New Roman"/>
           <w:sz w:val="14"/>
           <w:szCs w:val="14"/>
           <w:rtl w:val="0"/>
@@ -175,6 +203,7 @@
       </w:r>
       <w:r>
         <w:rPr>
+          <w:rFonts w:ascii="Times New Roman" w:cs="Times New Roman" w:eastAsia="Times New Roman" w:hAnsi="Times New Roman"/>
           <w:rtl w:val="0"/>
         </w:rPr>
         <w:t xml:space="preserve">Tür: Functional</w:t>
@@ -184,16 +213,20 @@
       <w:pPr>
         <w:spacing w:after="240" w:before="240" w:lineRule="auto"/>
         <w:ind w:left="1080" w:hanging="360"/>
-        <w:rPr/>
-      </w:pPr>
-      <w:r>
-        <w:rPr>
+        <w:rPr>
+          <w:rFonts w:ascii="Times New Roman" w:cs="Times New Roman" w:eastAsia="Times New Roman" w:hAnsi="Times New Roman"/>
+        </w:rPr>
+      </w:pPr>
+      <w:r>
+        <w:rPr>
+          <w:rFonts w:ascii="Times New Roman" w:cs="Times New Roman" w:eastAsia="Times New Roman" w:hAnsi="Times New Roman"/>
           <w:rtl w:val="0"/>
         </w:rPr>
         <w:t xml:space="preserve">●</w:t>
       </w:r>
       <w:r>
         <w:rPr>
+          <w:rFonts w:ascii="Times New Roman" w:cs="Times New Roman" w:eastAsia="Times New Roman" w:hAnsi="Times New Roman"/>
           <w:sz w:val="14"/>
           <w:szCs w:val="14"/>
           <w:rtl w:val="0"/>
@@ -202,6 +235,7 @@
       </w:r>
       <w:r>
         <w:rPr>
+          <w:rFonts w:ascii="Times New Roman" w:cs="Times New Roman" w:eastAsia="Times New Roman" w:hAnsi="Times New Roman"/>
           <w:rtl w:val="0"/>
         </w:rPr>
         <w:t xml:space="preserve">Bağlı Üst-Seviye: HL_FR1 (SRS FR1)</w:t>
@@ -211,16 +245,20 @@
       <w:pPr>
         <w:spacing w:after="240" w:before="240" w:lineRule="auto"/>
         <w:ind w:left="1080" w:hanging="360"/>
-        <w:rPr/>
-      </w:pPr>
-      <w:r>
-        <w:rPr>
+        <w:rPr>
+          <w:rFonts w:ascii="Times New Roman" w:cs="Times New Roman" w:eastAsia="Times New Roman" w:hAnsi="Times New Roman"/>
+        </w:rPr>
+      </w:pPr>
+      <w:r>
+        <w:rPr>
+          <w:rFonts w:ascii="Times New Roman" w:cs="Times New Roman" w:eastAsia="Times New Roman" w:hAnsi="Times New Roman"/>
           <w:rtl w:val="0"/>
         </w:rPr>
         <w:t xml:space="preserve">●</w:t>
       </w:r>
       <w:r>
         <w:rPr>
+          <w:rFonts w:ascii="Times New Roman" w:cs="Times New Roman" w:eastAsia="Times New Roman" w:hAnsi="Times New Roman"/>
           <w:sz w:val="14"/>
           <w:szCs w:val="14"/>
           <w:rtl w:val="0"/>
@@ -229,6 +267,7 @@
       </w:r>
       <w:r>
         <w:rPr>
+          <w:rFonts w:ascii="Times New Roman" w:cs="Times New Roman" w:eastAsia="Times New Roman" w:hAnsi="Times New Roman"/>
           <w:rtl w:val="0"/>
         </w:rPr>
         <w:t xml:space="preserve">Açıklama: Admin veya Analyst rollerine sahip yetkili kullanıcılar blacklist’te IP’leri ekleyebilecek, güncelleyebilecek, silebilecek ve dışa aktarabilecek. Sistem IPv4/IPv6 doğrulaması, CIDR desteği ve duplicate kontrolü yapacak. Tüm değişiklikler loglanacaktır.</w:t>
@@ -238,16 +277,20 @@
       <w:pPr>
         <w:spacing w:after="240" w:before="240" w:lineRule="auto"/>
         <w:ind w:left="1080" w:hanging="360"/>
-        <w:rPr/>
-      </w:pPr>
-      <w:r>
-        <w:rPr>
+        <w:rPr>
+          <w:rFonts w:ascii="Times New Roman" w:cs="Times New Roman" w:eastAsia="Times New Roman" w:hAnsi="Times New Roman"/>
+        </w:rPr>
+      </w:pPr>
+      <w:r>
+        <w:rPr>
+          <w:rFonts w:ascii="Times New Roman" w:cs="Times New Roman" w:eastAsia="Times New Roman" w:hAnsi="Times New Roman"/>
           <w:rtl w:val="0"/>
         </w:rPr>
         <w:t xml:space="preserve">●</w:t>
       </w:r>
       <w:r>
         <w:rPr>
+          <w:rFonts w:ascii="Times New Roman" w:cs="Times New Roman" w:eastAsia="Times New Roman" w:hAnsi="Times New Roman"/>
           <w:sz w:val="14"/>
           <w:szCs w:val="14"/>
           <w:rtl w:val="0"/>
@@ -256,6 +299,7 @@
       </w:r>
       <w:r>
         <w:rPr>
+          <w:rFonts w:ascii="Times New Roman" w:cs="Times New Roman" w:eastAsia="Times New Roman" w:hAnsi="Times New Roman"/>
           <w:rtl w:val="0"/>
         </w:rPr>
         <w:t xml:space="preserve">Önkoşul: Kullanıcı giriş yapmış ve uygun role atanmış olmalı.</w:t>
@@ -265,16 +309,20 @@
       <w:pPr>
         <w:spacing w:after="240" w:before="240" w:lineRule="auto"/>
         <w:ind w:left="1080" w:hanging="360"/>
-        <w:rPr/>
-      </w:pPr>
-      <w:r>
-        <w:rPr>
+        <w:rPr>
+          <w:rFonts w:ascii="Times New Roman" w:cs="Times New Roman" w:eastAsia="Times New Roman" w:hAnsi="Times New Roman"/>
+        </w:rPr>
+      </w:pPr>
+      <w:r>
+        <w:rPr>
+          <w:rFonts w:ascii="Times New Roman" w:cs="Times New Roman" w:eastAsia="Times New Roman" w:hAnsi="Times New Roman"/>
           <w:rtl w:val="0"/>
         </w:rPr>
         <w:t xml:space="preserve">●</w:t>
       </w:r>
       <w:r>
         <w:rPr>
+          <w:rFonts w:ascii="Times New Roman" w:cs="Times New Roman" w:eastAsia="Times New Roman" w:hAnsi="Times New Roman"/>
           <w:sz w:val="14"/>
           <w:szCs w:val="14"/>
           <w:rtl w:val="0"/>
@@ -283,6 +331,7 @@
       </w:r>
       <w:r>
         <w:rPr>
+          <w:rFonts w:ascii="Times New Roman" w:cs="Times New Roman" w:eastAsia="Times New Roman" w:hAnsi="Times New Roman"/>
           <w:rtl w:val="0"/>
         </w:rPr>
         <w:t xml:space="preserve">Temel Akış: Kullanıcı formu doldurur → Sistem doğrulama yapar → DB’ye kaydeder → Log oluşturur.</w:t>
@@ -292,16 +341,20 @@
       <w:pPr>
         <w:spacing w:after="240" w:before="240" w:lineRule="auto"/>
         <w:ind w:left="1080" w:hanging="360"/>
-        <w:rPr/>
-      </w:pPr>
-      <w:r>
-        <w:rPr>
+        <w:rPr>
+          <w:rFonts w:ascii="Times New Roman" w:cs="Times New Roman" w:eastAsia="Times New Roman" w:hAnsi="Times New Roman"/>
+        </w:rPr>
+      </w:pPr>
+      <w:r>
+        <w:rPr>
+          <w:rFonts w:ascii="Times New Roman" w:cs="Times New Roman" w:eastAsia="Times New Roman" w:hAnsi="Times New Roman"/>
           <w:rtl w:val="0"/>
         </w:rPr>
         <w:t xml:space="preserve">●</w:t>
       </w:r>
       <w:r>
         <w:rPr>
+          <w:rFonts w:ascii="Times New Roman" w:cs="Times New Roman" w:eastAsia="Times New Roman" w:hAnsi="Times New Roman"/>
           <w:sz w:val="14"/>
           <w:szCs w:val="14"/>
           <w:rtl w:val="0"/>
@@ -310,6 +363,7 @@
       </w:r>
       <w:r>
         <w:rPr>
+          <w:rFonts w:ascii="Times New Roman" w:cs="Times New Roman" w:eastAsia="Times New Roman" w:hAnsi="Times New Roman"/>
           <w:rtl w:val="0"/>
         </w:rPr>
         <w:t xml:space="preserve">Kabul Kriterleri:</w:t>
@@ -319,16 +373,20 @@
       <w:pPr>
         <w:spacing w:after="240" w:before="240" w:lineRule="auto"/>
         <w:ind w:left="1800" w:hanging="360"/>
-        <w:rPr/>
-      </w:pPr>
-      <w:r>
-        <w:rPr>
+        <w:rPr>
+          <w:rFonts w:ascii="Times New Roman" w:cs="Times New Roman" w:eastAsia="Times New Roman" w:hAnsi="Times New Roman"/>
+        </w:rPr>
+      </w:pPr>
+      <w:r>
+        <w:rPr>
+          <w:rFonts w:ascii="Times New Roman" w:cs="Times New Roman" w:eastAsia="Times New Roman" w:hAnsi="Times New Roman"/>
           <w:rtl w:val="0"/>
         </w:rPr>
         <w:t xml:space="preserve">○</w:t>
       </w:r>
       <w:r>
         <w:rPr>
+          <w:rFonts w:ascii="Times New Roman" w:cs="Times New Roman" w:eastAsia="Times New Roman" w:hAnsi="Times New Roman"/>
           <w:sz w:val="14"/>
           <w:szCs w:val="14"/>
           <w:rtl w:val="0"/>
@@ -337,6 +395,7 @@
       </w:r>
       <w:r>
         <w:rPr>
+          <w:rFonts w:ascii="Times New Roman" w:cs="Times New Roman" w:eastAsia="Times New Roman" w:hAnsi="Times New Roman"/>
           <w:rtl w:val="0"/>
         </w:rPr>
         <w:t xml:space="preserve">IPv4/IPv6 ve CIDR girdileri validasyon testlerini geçmeli.</w:t>
@@ -346,16 +405,20 @@
       <w:pPr>
         <w:spacing w:after="240" w:before="240" w:lineRule="auto"/>
         <w:ind w:left="1800" w:hanging="360"/>
-        <w:rPr/>
-      </w:pPr>
-      <w:r>
-        <w:rPr>
+        <w:rPr>
+          <w:rFonts w:ascii="Times New Roman" w:cs="Times New Roman" w:eastAsia="Times New Roman" w:hAnsi="Times New Roman"/>
+        </w:rPr>
+      </w:pPr>
+      <w:r>
+        <w:rPr>
+          <w:rFonts w:ascii="Times New Roman" w:cs="Times New Roman" w:eastAsia="Times New Roman" w:hAnsi="Times New Roman"/>
           <w:rtl w:val="0"/>
         </w:rPr>
         <w:t xml:space="preserve">○</w:t>
       </w:r>
       <w:r>
         <w:rPr>
+          <w:rFonts w:ascii="Times New Roman" w:cs="Times New Roman" w:eastAsia="Times New Roman" w:hAnsi="Times New Roman"/>
           <w:sz w:val="14"/>
           <w:szCs w:val="14"/>
           <w:rtl w:val="0"/>
@@ -364,6 +427,7 @@
       </w:r>
       <w:r>
         <w:rPr>
+          <w:rFonts w:ascii="Times New Roman" w:cs="Times New Roman" w:eastAsia="Times New Roman" w:hAnsi="Times New Roman"/>
           <w:rtl w:val="0"/>
         </w:rPr>
         <w:t xml:space="preserve">Aynı IP/CIDR iki kez eklenememeli (DB unique constraint).</w:t>
@@ -373,16 +437,20 @@
       <w:pPr>
         <w:spacing w:after="240" w:before="240" w:lineRule="auto"/>
         <w:ind w:left="1800" w:hanging="360"/>
-        <w:rPr/>
-      </w:pPr>
-      <w:r>
-        <w:rPr>
+        <w:rPr>
+          <w:rFonts w:ascii="Times New Roman" w:cs="Times New Roman" w:eastAsia="Times New Roman" w:hAnsi="Times New Roman"/>
+        </w:rPr>
+      </w:pPr>
+      <w:r>
+        <w:rPr>
+          <w:rFonts w:ascii="Times New Roman" w:cs="Times New Roman" w:eastAsia="Times New Roman" w:hAnsi="Times New Roman"/>
           <w:rtl w:val="0"/>
         </w:rPr>
         <w:t xml:space="preserve">○</w:t>
       </w:r>
       <w:r>
         <w:rPr>
+          <w:rFonts w:ascii="Times New Roman" w:cs="Times New Roman" w:eastAsia="Times New Roman" w:hAnsi="Times New Roman"/>
           <w:sz w:val="14"/>
           <w:szCs w:val="14"/>
           <w:rtl w:val="0"/>
@@ -391,6 +459,7 @@
       </w:r>
       <w:r>
         <w:rPr>
+          <w:rFonts w:ascii="Times New Roman" w:cs="Times New Roman" w:eastAsia="Times New Roman" w:hAnsi="Times New Roman"/>
           <w:rtl w:val="0"/>
         </w:rPr>
         <w:t xml:space="preserve">Her CRUD için audit kaydı oluşmalı.</w:t>
@@ -400,16 +469,20 @@
       <w:pPr>
         <w:spacing w:after="240" w:before="240" w:lineRule="auto"/>
         <w:ind w:left="1080" w:hanging="360"/>
-        <w:rPr/>
-      </w:pPr>
-      <w:r>
-        <w:rPr>
+        <w:rPr>
+          <w:rFonts w:ascii="Times New Roman" w:cs="Times New Roman" w:eastAsia="Times New Roman" w:hAnsi="Times New Roman"/>
+        </w:rPr>
+      </w:pPr>
+      <w:r>
+        <w:rPr>
+          <w:rFonts w:ascii="Times New Roman" w:cs="Times New Roman" w:eastAsia="Times New Roman" w:hAnsi="Times New Roman"/>
           <w:rtl w:val="0"/>
         </w:rPr>
         <w:t xml:space="preserve">●</w:t>
       </w:r>
       <w:r>
         <w:rPr>
+          <w:rFonts w:ascii="Times New Roman" w:cs="Times New Roman" w:eastAsia="Times New Roman" w:hAnsi="Times New Roman"/>
           <w:sz w:val="14"/>
           <w:szCs w:val="14"/>
           <w:rtl w:val="0"/>
@@ -418,6 +491,7 @@
       </w:r>
       <w:r>
         <w:rPr>
+          <w:rFonts w:ascii="Times New Roman" w:cs="Times New Roman" w:eastAsia="Times New Roman" w:hAnsi="Times New Roman"/>
           <w:rtl w:val="0"/>
         </w:rPr>
         <w:t xml:space="preserve">Öncelik: High</w:t>
@@ -426,32 +500,39 @@
     <w:p>
       <w:pPr>
         <w:spacing w:after="240" w:before="240" w:lineRule="auto"/>
-        <w:rPr/>
-      </w:pPr>
-      <w:r>
-        <w:rPr>
-          <w:rtl w:val="0"/>
-        </w:rPr>
-      </w:r>
-    </w:p>
-    <w:p>
-      <w:pPr>
-        <w:spacing w:after="240" w:before="240" w:lineRule="auto"/>
-        <w:rPr/>
-      </w:pPr>
-      <w:r>
-        <w:rPr>
-          <w:rtl w:val="0"/>
-        </w:rPr>
-      </w:r>
-    </w:p>
-    <w:p>
-      <w:pPr>
-        <w:spacing w:after="240" w:before="240" w:lineRule="auto"/>
-        <w:rPr/>
-      </w:pPr>
-      <w:r>
-        <w:rPr>
+        <w:rPr>
+          <w:rFonts w:ascii="Times New Roman" w:cs="Times New Roman" w:eastAsia="Times New Roman" w:hAnsi="Times New Roman"/>
+        </w:rPr>
+      </w:pPr>
+      <w:r>
+        <w:rPr>
+          <w:rtl w:val="0"/>
+        </w:rPr>
+      </w:r>
+    </w:p>
+    <w:p>
+      <w:pPr>
+        <w:spacing w:after="240" w:before="240" w:lineRule="auto"/>
+        <w:rPr>
+          <w:rFonts w:ascii="Times New Roman" w:cs="Times New Roman" w:eastAsia="Times New Roman" w:hAnsi="Times New Roman"/>
+        </w:rPr>
+      </w:pPr>
+      <w:r>
+        <w:rPr>
+          <w:rtl w:val="0"/>
+        </w:rPr>
+      </w:r>
+    </w:p>
+    <w:p>
+      <w:pPr>
+        <w:spacing w:after="240" w:before="240" w:lineRule="auto"/>
+        <w:rPr>
+          <w:rFonts w:ascii="Times New Roman" w:cs="Times New Roman" w:eastAsia="Times New Roman" w:hAnsi="Times New Roman"/>
+        </w:rPr>
+      </w:pPr>
+      <w:r>
+        <w:rPr>
+          <w:rFonts w:ascii="Times New Roman" w:cs="Times New Roman" w:eastAsia="Times New Roman" w:hAnsi="Times New Roman"/>
           <w:rtl w:val="0"/>
         </w:rPr>
         <w:t xml:space="preserve"> </w:t>
@@ -461,12 +542,14 @@
       <w:pPr>
         <w:spacing w:after="240" w:before="240" w:lineRule="auto"/>
         <w:rPr>
+          <w:rFonts w:ascii="Times New Roman" w:cs="Times New Roman" w:eastAsia="Times New Roman" w:hAnsi="Times New Roman"/>
           <w:b w:val="1"/>
           <w:bCs w:val="1"/>
         </w:rPr>
       </w:pPr>
       <w:r>
         <w:rPr>
+          <w:rFonts w:ascii="Times New Roman" w:cs="Times New Roman" w:eastAsia="Times New Roman" w:hAnsi="Times New Roman"/>
           <w:b w:val="1"/>
           <w:bCs w:val="1"/>
           <w:rtl w:val="0"/>
@@ -478,25 +561,29 @@
       <w:pPr>
         <w:spacing w:after="240" w:before="240" w:lineRule="auto"/>
         <w:ind w:left="360"/>
-        <w:rPr/>
-      </w:pPr>
-      <w:r>
-        <w:rPr>
-          <w:rtl w:val="0"/>
-        </w:rPr>
-        <w:t xml:space="preserve">·</w:t>
-      </w:r>
-      <w:r>
-        <w:rPr>
-          <w:rFonts w:ascii="Times New Roman" w:cs="Times New Roman" w:eastAsia="Times New Roman" w:hAnsi="Times New Roman"/>
-          <w:sz w:val="14"/>
-          <w:szCs w:val="14"/>
-          <w:rtl w:val="0"/>
-        </w:rPr>
-        <w:t xml:space="preserve">         </w:t>
-      </w:r>
-      <w:r>
-        <w:rPr>
+        <w:rPr>
+          <w:rFonts w:ascii="Times New Roman" w:cs="Times New Roman" w:eastAsia="Times New Roman" w:hAnsi="Times New Roman"/>
+        </w:rPr>
+      </w:pPr>
+      <w:r>
+        <w:rPr>
+          <w:rFonts w:ascii="Times New Roman" w:cs="Times New Roman" w:eastAsia="Times New Roman" w:hAnsi="Times New Roman"/>
+          <w:rtl w:val="0"/>
+        </w:rPr>
+        <w:t xml:space="preserve">·</w:t>
+      </w:r>
+      <w:r>
+        <w:rPr>
+          <w:rFonts w:ascii="Times New Roman" w:cs="Times New Roman" w:eastAsia="Times New Roman" w:hAnsi="Times New Roman"/>
+          <w:sz w:val="14"/>
+          <w:szCs w:val="14"/>
+          <w:rtl w:val="0"/>
+        </w:rPr>
+        <w:t xml:space="preserve">         </w:t>
+      </w:r>
+      <w:r>
+        <w:rPr>
+          <w:rFonts w:ascii="Times New Roman" w:cs="Times New Roman" w:eastAsia="Times New Roman" w:hAnsi="Times New Roman"/>
           <w:rtl w:val="0"/>
         </w:rPr>
         <w:t xml:space="preserve">ID: DT_FR2</w:t>
@@ -506,25 +593,29 @@
       <w:pPr>
         <w:spacing w:after="240" w:before="240" w:lineRule="auto"/>
         <w:ind w:left="360"/>
-        <w:rPr/>
-      </w:pPr>
-      <w:r>
-        <w:rPr>
-          <w:rtl w:val="0"/>
-        </w:rPr>
-        <w:t xml:space="preserve">·</w:t>
-      </w:r>
-      <w:r>
-        <w:rPr>
-          <w:rFonts w:ascii="Times New Roman" w:cs="Times New Roman" w:eastAsia="Times New Roman" w:hAnsi="Times New Roman"/>
-          <w:sz w:val="14"/>
-          <w:szCs w:val="14"/>
-          <w:rtl w:val="0"/>
-        </w:rPr>
-        <w:t xml:space="preserve">         </w:t>
-      </w:r>
-      <w:r>
-        <w:rPr>
+        <w:rPr>
+          <w:rFonts w:ascii="Times New Roman" w:cs="Times New Roman" w:eastAsia="Times New Roman" w:hAnsi="Times New Roman"/>
+        </w:rPr>
+      </w:pPr>
+      <w:r>
+        <w:rPr>
+          <w:rFonts w:ascii="Times New Roman" w:cs="Times New Roman" w:eastAsia="Times New Roman" w:hAnsi="Times New Roman"/>
+          <w:rtl w:val="0"/>
+        </w:rPr>
+        <w:t xml:space="preserve">·</w:t>
+      </w:r>
+      <w:r>
+        <w:rPr>
+          <w:rFonts w:ascii="Times New Roman" w:cs="Times New Roman" w:eastAsia="Times New Roman" w:hAnsi="Times New Roman"/>
+          <w:sz w:val="14"/>
+          <w:szCs w:val="14"/>
+          <w:rtl w:val="0"/>
+        </w:rPr>
+        <w:t xml:space="preserve">         </w:t>
+      </w:r>
+      <w:r>
+        <w:rPr>
+          <w:rFonts w:ascii="Times New Roman" w:cs="Times New Roman" w:eastAsia="Times New Roman" w:hAnsi="Times New Roman"/>
           <w:rtl w:val="0"/>
         </w:rPr>
         <w:t xml:space="preserve">Başlık: Otomatik CVE Çekme ve Normalize</w:t>
@@ -534,25 +625,29 @@
       <w:pPr>
         <w:spacing w:after="240" w:before="240" w:lineRule="auto"/>
         <w:ind w:left="360"/>
-        <w:rPr/>
-      </w:pPr>
-      <w:r>
-        <w:rPr>
-          <w:rtl w:val="0"/>
-        </w:rPr>
-        <w:t xml:space="preserve">·</w:t>
-      </w:r>
-      <w:r>
-        <w:rPr>
-          <w:rFonts w:ascii="Times New Roman" w:cs="Times New Roman" w:eastAsia="Times New Roman" w:hAnsi="Times New Roman"/>
-          <w:sz w:val="14"/>
-          <w:szCs w:val="14"/>
-          <w:rtl w:val="0"/>
-        </w:rPr>
-        <w:t xml:space="preserve">         </w:t>
-      </w:r>
-      <w:r>
-        <w:rPr>
+        <w:rPr>
+          <w:rFonts w:ascii="Times New Roman" w:cs="Times New Roman" w:eastAsia="Times New Roman" w:hAnsi="Times New Roman"/>
+        </w:rPr>
+      </w:pPr>
+      <w:r>
+        <w:rPr>
+          <w:rFonts w:ascii="Times New Roman" w:cs="Times New Roman" w:eastAsia="Times New Roman" w:hAnsi="Times New Roman"/>
+          <w:rtl w:val="0"/>
+        </w:rPr>
+        <w:t xml:space="preserve">·</w:t>
+      </w:r>
+      <w:r>
+        <w:rPr>
+          <w:rFonts w:ascii="Times New Roman" w:cs="Times New Roman" w:eastAsia="Times New Roman" w:hAnsi="Times New Roman"/>
+          <w:sz w:val="14"/>
+          <w:szCs w:val="14"/>
+          <w:rtl w:val="0"/>
+        </w:rPr>
+        <w:t xml:space="preserve">         </w:t>
+      </w:r>
+      <w:r>
+        <w:rPr>
+          <w:rFonts w:ascii="Times New Roman" w:cs="Times New Roman" w:eastAsia="Times New Roman" w:hAnsi="Times New Roman"/>
           <w:rtl w:val="0"/>
         </w:rPr>
         <w:t xml:space="preserve">Tür: Functional / Interface</w:t>
@@ -562,25 +657,29 @@
       <w:pPr>
         <w:spacing w:after="240" w:before="240" w:lineRule="auto"/>
         <w:ind w:left="360"/>
-        <w:rPr/>
-      </w:pPr>
-      <w:r>
-        <w:rPr>
-          <w:rtl w:val="0"/>
-        </w:rPr>
-        <w:t xml:space="preserve">·</w:t>
-      </w:r>
-      <w:r>
-        <w:rPr>
-          <w:rFonts w:ascii="Times New Roman" w:cs="Times New Roman" w:eastAsia="Times New Roman" w:hAnsi="Times New Roman"/>
-          <w:sz w:val="14"/>
-          <w:szCs w:val="14"/>
-          <w:rtl w:val="0"/>
-        </w:rPr>
-        <w:t xml:space="preserve">         </w:t>
-      </w:r>
-      <w:r>
-        <w:rPr>
+        <w:rPr>
+          <w:rFonts w:ascii="Times New Roman" w:cs="Times New Roman" w:eastAsia="Times New Roman" w:hAnsi="Times New Roman"/>
+        </w:rPr>
+      </w:pPr>
+      <w:r>
+        <w:rPr>
+          <w:rFonts w:ascii="Times New Roman" w:cs="Times New Roman" w:eastAsia="Times New Roman" w:hAnsi="Times New Roman"/>
+          <w:rtl w:val="0"/>
+        </w:rPr>
+        <w:t xml:space="preserve">·</w:t>
+      </w:r>
+      <w:r>
+        <w:rPr>
+          <w:rFonts w:ascii="Times New Roman" w:cs="Times New Roman" w:eastAsia="Times New Roman" w:hAnsi="Times New Roman"/>
+          <w:sz w:val="14"/>
+          <w:szCs w:val="14"/>
+          <w:rtl w:val="0"/>
+        </w:rPr>
+        <w:t xml:space="preserve">         </w:t>
+      </w:r>
+      <w:r>
+        <w:rPr>
+          <w:rFonts w:ascii="Times New Roman" w:cs="Times New Roman" w:eastAsia="Times New Roman" w:hAnsi="Times New Roman"/>
           <w:rtl w:val="0"/>
         </w:rPr>
         <w:t xml:space="preserve">Bağlı Üst-Seviye: HL_FR2 (SRS FR2)</w:t>
@@ -590,25 +689,29 @@
       <w:pPr>
         <w:spacing w:after="240" w:before="240" w:lineRule="auto"/>
         <w:ind w:left="360"/>
-        <w:rPr/>
-      </w:pPr>
-      <w:r>
-        <w:rPr>
-          <w:rtl w:val="0"/>
-        </w:rPr>
-        <w:t xml:space="preserve">·</w:t>
-      </w:r>
-      <w:r>
-        <w:rPr>
-          <w:rFonts w:ascii="Times New Roman" w:cs="Times New Roman" w:eastAsia="Times New Roman" w:hAnsi="Times New Roman"/>
-          <w:sz w:val="14"/>
-          <w:szCs w:val="14"/>
-          <w:rtl w:val="0"/>
-        </w:rPr>
-        <w:t xml:space="preserve">         </w:t>
-      </w:r>
-      <w:r>
-        <w:rPr>
+        <w:rPr>
+          <w:rFonts w:ascii="Times New Roman" w:cs="Times New Roman" w:eastAsia="Times New Roman" w:hAnsi="Times New Roman"/>
+        </w:rPr>
+      </w:pPr>
+      <w:r>
+        <w:rPr>
+          <w:rFonts w:ascii="Times New Roman" w:cs="Times New Roman" w:eastAsia="Times New Roman" w:hAnsi="Times New Roman"/>
+          <w:rtl w:val="0"/>
+        </w:rPr>
+        <w:t xml:space="preserve">·</w:t>
+      </w:r>
+      <w:r>
+        <w:rPr>
+          <w:rFonts w:ascii="Times New Roman" w:cs="Times New Roman" w:eastAsia="Times New Roman" w:hAnsi="Times New Roman"/>
+          <w:sz w:val="14"/>
+          <w:szCs w:val="14"/>
+          <w:rtl w:val="0"/>
+        </w:rPr>
+        <w:t xml:space="preserve">         </w:t>
+      </w:r>
+      <w:r>
+        <w:rPr>
+          <w:rFonts w:ascii="Times New Roman" w:cs="Times New Roman" w:eastAsia="Times New Roman" w:hAnsi="Times New Roman"/>
           <w:rtl w:val="0"/>
         </w:rPr>
         <w:t xml:space="preserve">Açıklama: Sistem, NVD/alternatif API’lerden ≤12 saatte bir CVE verisi çekecek; veriyi normalize edip DB’ye kaydedecek.</w:t>
@@ -618,25 +721,29 @@
       <w:pPr>
         <w:spacing w:after="240" w:before="240" w:lineRule="auto"/>
         <w:ind w:left="360"/>
-        <w:rPr/>
-      </w:pPr>
-      <w:r>
-        <w:rPr>
-          <w:rtl w:val="0"/>
-        </w:rPr>
-        <w:t xml:space="preserve">·</w:t>
-      </w:r>
-      <w:r>
-        <w:rPr>
-          <w:rFonts w:ascii="Times New Roman" w:cs="Times New Roman" w:eastAsia="Times New Roman" w:hAnsi="Times New Roman"/>
-          <w:sz w:val="14"/>
-          <w:szCs w:val="14"/>
-          <w:rtl w:val="0"/>
-        </w:rPr>
-        <w:t xml:space="preserve">         </w:t>
-      </w:r>
-      <w:r>
-        <w:rPr>
+        <w:rPr>
+          <w:rFonts w:ascii="Times New Roman" w:cs="Times New Roman" w:eastAsia="Times New Roman" w:hAnsi="Times New Roman"/>
+        </w:rPr>
+      </w:pPr>
+      <w:r>
+        <w:rPr>
+          <w:rFonts w:ascii="Times New Roman" w:cs="Times New Roman" w:eastAsia="Times New Roman" w:hAnsi="Times New Roman"/>
+          <w:rtl w:val="0"/>
+        </w:rPr>
+        <w:t xml:space="preserve">·</w:t>
+      </w:r>
+      <w:r>
+        <w:rPr>
+          <w:rFonts w:ascii="Times New Roman" w:cs="Times New Roman" w:eastAsia="Times New Roman" w:hAnsi="Times New Roman"/>
+          <w:sz w:val="14"/>
+          <w:szCs w:val="14"/>
+          <w:rtl w:val="0"/>
+        </w:rPr>
+        <w:t xml:space="preserve">         </w:t>
+      </w:r>
+      <w:r>
+        <w:rPr>
+          <w:rFonts w:ascii="Times New Roman" w:cs="Times New Roman" w:eastAsia="Times New Roman" w:hAnsi="Times New Roman"/>
           <w:rtl w:val="0"/>
         </w:rPr>
         <w:t xml:space="preserve">Önkoşul: Harici API erişim anahtarları tanımlı olmalı.</w:t>
@@ -646,25 +753,29 @@
       <w:pPr>
         <w:spacing w:after="240" w:before="240" w:lineRule="auto"/>
         <w:ind w:left="360"/>
-        <w:rPr/>
-      </w:pPr>
-      <w:r>
-        <w:rPr>
-          <w:rtl w:val="0"/>
-        </w:rPr>
-        <w:t xml:space="preserve">·</w:t>
-      </w:r>
-      <w:r>
-        <w:rPr>
-          <w:rFonts w:ascii="Times New Roman" w:cs="Times New Roman" w:eastAsia="Times New Roman" w:hAnsi="Times New Roman"/>
-          <w:sz w:val="14"/>
-          <w:szCs w:val="14"/>
-          <w:rtl w:val="0"/>
-        </w:rPr>
-        <w:t xml:space="preserve">         </w:t>
-      </w:r>
-      <w:r>
-        <w:rPr>
+        <w:rPr>
+          <w:rFonts w:ascii="Times New Roman" w:cs="Times New Roman" w:eastAsia="Times New Roman" w:hAnsi="Times New Roman"/>
+        </w:rPr>
+      </w:pPr>
+      <w:r>
+        <w:rPr>
+          <w:rFonts w:ascii="Times New Roman" w:cs="Times New Roman" w:eastAsia="Times New Roman" w:hAnsi="Times New Roman"/>
+          <w:rtl w:val="0"/>
+        </w:rPr>
+        <w:t xml:space="preserve">·</w:t>
+      </w:r>
+      <w:r>
+        <w:rPr>
+          <w:rFonts w:ascii="Times New Roman" w:cs="Times New Roman" w:eastAsia="Times New Roman" w:hAnsi="Times New Roman"/>
+          <w:sz w:val="14"/>
+          <w:szCs w:val="14"/>
+          <w:rtl w:val="0"/>
+        </w:rPr>
+        <w:t xml:space="preserve">         </w:t>
+      </w:r>
+      <w:r>
+        <w:rPr>
+          <w:rFonts w:ascii="Times New Roman" w:cs="Times New Roman" w:eastAsia="Times New Roman" w:hAnsi="Times New Roman"/>
           <w:rtl w:val="0"/>
         </w:rPr>
         <w:t xml:space="preserve">Kabul Kriterleri:</w:t>
@@ -674,11 +785,13 @@
       <w:pPr>
         <w:spacing w:after="240" w:before="240" w:lineRule="auto"/>
         <w:ind w:left="1800" w:hanging="360"/>
-        <w:rPr/>
-      </w:pPr>
-      <w:r>
-        <w:rPr>
-          <w:rFonts w:ascii="Courier New" w:cs="Courier New" w:eastAsia="Courier New" w:hAnsi="Courier New"/>
+        <w:rPr>
+          <w:rFonts w:ascii="Times New Roman" w:cs="Times New Roman" w:eastAsia="Times New Roman" w:hAnsi="Times New Roman"/>
+        </w:rPr>
+      </w:pPr>
+      <w:r>
+        <w:rPr>
+          <w:rFonts w:ascii="Times New Roman" w:cs="Times New Roman" w:eastAsia="Times New Roman" w:hAnsi="Times New Roman"/>
           <w:rtl w:val="0"/>
         </w:rPr>
         <w:t xml:space="preserve">o</w:t>
@@ -694,6 +807,7 @@
       </w:r>
       <w:r>
         <w:rPr>
+          <w:rFonts w:ascii="Times New Roman" w:cs="Times New Roman" w:eastAsia="Times New Roman" w:hAnsi="Times New Roman"/>
           <w:rtl w:val="0"/>
         </w:rPr>
         <w:t xml:space="preserve">Güncelleme frekansı ≤12 saat (scheduler test ile doğrulanmalı).</w:t>
@@ -703,11 +817,13 @@
       <w:pPr>
         <w:spacing w:after="240" w:before="240" w:lineRule="auto"/>
         <w:ind w:left="1800" w:hanging="360"/>
-        <w:rPr/>
-      </w:pPr>
-      <w:r>
-        <w:rPr>
-          <w:rFonts w:ascii="Courier New" w:cs="Courier New" w:eastAsia="Courier New" w:hAnsi="Courier New"/>
+        <w:rPr>
+          <w:rFonts w:ascii="Times New Roman" w:cs="Times New Roman" w:eastAsia="Times New Roman" w:hAnsi="Times New Roman"/>
+        </w:rPr>
+      </w:pPr>
+      <w:r>
+        <w:rPr>
+          <w:rFonts w:ascii="Times New Roman" w:cs="Times New Roman" w:eastAsia="Times New Roman" w:hAnsi="Times New Roman"/>
           <w:rtl w:val="0"/>
         </w:rPr>
         <w:t xml:space="preserve">o</w:t>
@@ -723,6 +839,7 @@
       </w:r>
       <w:r>
         <w:rPr>
+          <w:rFonts w:ascii="Times New Roman" w:cs="Times New Roman" w:eastAsia="Times New Roman" w:hAnsi="Times New Roman"/>
           <w:rtl w:val="0"/>
         </w:rPr>
         <w:t xml:space="preserve">Normalize edilen alanlar (%100 kontrol örnekleriyle) DB’de saklanmalı.</w:t>
@@ -732,25 +849,29 @@
       <w:pPr>
         <w:spacing w:after="240" w:before="240" w:lineRule="auto"/>
         <w:ind w:left="360"/>
-        <w:rPr/>
-      </w:pPr>
-      <w:r>
-        <w:rPr>
-          <w:rtl w:val="0"/>
-        </w:rPr>
-        <w:t xml:space="preserve">·</w:t>
-      </w:r>
-      <w:r>
-        <w:rPr>
-          <w:rFonts w:ascii="Times New Roman" w:cs="Times New Roman" w:eastAsia="Times New Roman" w:hAnsi="Times New Roman"/>
-          <w:sz w:val="14"/>
-          <w:szCs w:val="14"/>
-          <w:rtl w:val="0"/>
-        </w:rPr>
-        <w:t xml:space="preserve">         </w:t>
-      </w:r>
-      <w:r>
-        <w:rPr>
+        <w:rPr>
+          <w:rFonts w:ascii="Times New Roman" w:cs="Times New Roman" w:eastAsia="Times New Roman" w:hAnsi="Times New Roman"/>
+        </w:rPr>
+      </w:pPr>
+      <w:r>
+        <w:rPr>
+          <w:rFonts w:ascii="Times New Roman" w:cs="Times New Roman" w:eastAsia="Times New Roman" w:hAnsi="Times New Roman"/>
+          <w:rtl w:val="0"/>
+        </w:rPr>
+        <w:t xml:space="preserve">·</w:t>
+      </w:r>
+      <w:r>
+        <w:rPr>
+          <w:rFonts w:ascii="Times New Roman" w:cs="Times New Roman" w:eastAsia="Times New Roman" w:hAnsi="Times New Roman"/>
+          <w:sz w:val="14"/>
+          <w:szCs w:val="14"/>
+          <w:rtl w:val="0"/>
+        </w:rPr>
+        <w:t xml:space="preserve">         </w:t>
+      </w:r>
+      <w:r>
+        <w:rPr>
+          <w:rFonts w:ascii="Times New Roman" w:cs="Times New Roman" w:eastAsia="Times New Roman" w:hAnsi="Times New Roman"/>
           <w:rtl w:val="0"/>
         </w:rPr>
         <w:t xml:space="preserve">Öncelik: High</w:t>
@@ -759,10 +880,13 @@
     <w:p>
       <w:pPr>
         <w:spacing w:after="240" w:before="240" w:lineRule="auto"/>
-        <w:rPr/>
-      </w:pPr>
-      <w:r>
-        <w:rPr>
+        <w:rPr>
+          <w:rFonts w:ascii="Times New Roman" w:cs="Times New Roman" w:eastAsia="Times New Roman" w:hAnsi="Times New Roman"/>
+        </w:rPr>
+      </w:pPr>
+      <w:r>
+        <w:rPr>
+          <w:rFonts w:ascii="Times New Roman" w:cs="Times New Roman" w:eastAsia="Times New Roman" w:hAnsi="Times New Roman"/>
           <w:i w:val="1"/>
           <w:iCs w:val="1"/>
           <w:rtl w:val="0"/>
@@ -779,12 +903,14 @@
       <w:pPr>
         <w:spacing w:after="240" w:before="240" w:lineRule="auto"/>
         <w:rPr>
+          <w:rFonts w:ascii="Times New Roman" w:cs="Times New Roman" w:eastAsia="Times New Roman" w:hAnsi="Times New Roman"/>
           <w:b w:val="1"/>
           <w:bCs w:val="1"/>
         </w:rPr>
       </w:pPr>
       <w:r>
         <w:rPr>
+          <w:rFonts w:ascii="Times New Roman" w:cs="Times New Roman" w:eastAsia="Times New Roman" w:hAnsi="Times New Roman"/>
           <w:b w:val="1"/>
           <w:bCs w:val="1"/>
           <w:rtl w:val="0"/>
@@ -796,25 +922,29 @@
       <w:pPr>
         <w:spacing w:after="240" w:before="240" w:lineRule="auto"/>
         <w:ind w:left="360"/>
-        <w:rPr/>
-      </w:pPr>
-      <w:r>
-        <w:rPr>
-          <w:rtl w:val="0"/>
-        </w:rPr>
-        <w:t xml:space="preserve">·</w:t>
-      </w:r>
-      <w:r>
-        <w:rPr>
-          <w:rFonts w:ascii="Times New Roman" w:cs="Times New Roman" w:eastAsia="Times New Roman" w:hAnsi="Times New Roman"/>
-          <w:sz w:val="14"/>
-          <w:szCs w:val="14"/>
-          <w:rtl w:val="0"/>
-        </w:rPr>
-        <w:t xml:space="preserve">         </w:t>
-      </w:r>
-      <w:r>
-        <w:rPr>
+        <w:rPr>
+          <w:rFonts w:ascii="Times New Roman" w:cs="Times New Roman" w:eastAsia="Times New Roman" w:hAnsi="Times New Roman"/>
+        </w:rPr>
+      </w:pPr>
+      <w:r>
+        <w:rPr>
+          <w:rFonts w:ascii="Times New Roman" w:cs="Times New Roman" w:eastAsia="Times New Roman" w:hAnsi="Times New Roman"/>
+          <w:rtl w:val="0"/>
+        </w:rPr>
+        <w:t xml:space="preserve">·</w:t>
+      </w:r>
+      <w:r>
+        <w:rPr>
+          <w:rFonts w:ascii="Times New Roman" w:cs="Times New Roman" w:eastAsia="Times New Roman" w:hAnsi="Times New Roman"/>
+          <w:sz w:val="14"/>
+          <w:szCs w:val="14"/>
+          <w:rtl w:val="0"/>
+        </w:rPr>
+        <w:t xml:space="preserve">         </w:t>
+      </w:r>
+      <w:r>
+        <w:rPr>
+          <w:rFonts w:ascii="Times New Roman" w:cs="Times New Roman" w:eastAsia="Times New Roman" w:hAnsi="Times New Roman"/>
           <w:rtl w:val="0"/>
         </w:rPr>
         <w:t xml:space="preserve">ID: DT_FR3</w:t>
@@ -824,25 +954,29 @@
       <w:pPr>
         <w:spacing w:after="240" w:before="240" w:lineRule="auto"/>
         <w:ind w:left="360"/>
-        <w:rPr/>
-      </w:pPr>
-      <w:r>
-        <w:rPr>
-          <w:rtl w:val="0"/>
-        </w:rPr>
-        <w:t xml:space="preserve">·</w:t>
-      </w:r>
-      <w:r>
-        <w:rPr>
-          <w:rFonts w:ascii="Times New Roman" w:cs="Times New Roman" w:eastAsia="Times New Roman" w:hAnsi="Times New Roman"/>
-          <w:sz w:val="14"/>
-          <w:szCs w:val="14"/>
-          <w:rtl w:val="0"/>
-        </w:rPr>
-        <w:t xml:space="preserve">         </w:t>
-      </w:r>
-      <w:r>
-        <w:rPr>
+        <w:rPr>
+          <w:rFonts w:ascii="Times New Roman" w:cs="Times New Roman" w:eastAsia="Times New Roman" w:hAnsi="Times New Roman"/>
+        </w:rPr>
+      </w:pPr>
+      <w:r>
+        <w:rPr>
+          <w:rFonts w:ascii="Times New Roman" w:cs="Times New Roman" w:eastAsia="Times New Roman" w:hAnsi="Times New Roman"/>
+          <w:rtl w:val="0"/>
+        </w:rPr>
+        <w:t xml:space="preserve">·</w:t>
+      </w:r>
+      <w:r>
+        <w:rPr>
+          <w:rFonts w:ascii="Times New Roman" w:cs="Times New Roman" w:eastAsia="Times New Roman" w:hAnsi="Times New Roman"/>
+          <w:sz w:val="14"/>
+          <w:szCs w:val="14"/>
+          <w:rtl w:val="0"/>
+        </w:rPr>
+        <w:t xml:space="preserve">         </w:t>
+      </w:r>
+      <w:r>
+        <w:rPr>
+          <w:rFonts w:ascii="Times New Roman" w:cs="Times New Roman" w:eastAsia="Times New Roman" w:hAnsi="Times New Roman"/>
           <w:rtl w:val="0"/>
         </w:rPr>
         <w:t xml:space="preserve">Başlık: Domain Attack Surface Analizi — Doğrulama &amp; İzolasyon</w:t>
@@ -852,25 +986,29 @@
       <w:pPr>
         <w:spacing w:after="240" w:before="240" w:lineRule="auto"/>
         <w:ind w:left="360"/>
-        <w:rPr/>
-      </w:pPr>
-      <w:r>
-        <w:rPr>
-          <w:rtl w:val="0"/>
-        </w:rPr>
-        <w:t xml:space="preserve">·</w:t>
-      </w:r>
-      <w:r>
-        <w:rPr>
-          <w:rFonts w:ascii="Times New Roman" w:cs="Times New Roman" w:eastAsia="Times New Roman" w:hAnsi="Times New Roman"/>
-          <w:sz w:val="14"/>
-          <w:szCs w:val="14"/>
-          <w:rtl w:val="0"/>
-        </w:rPr>
-        <w:t xml:space="preserve">         </w:t>
-      </w:r>
-      <w:r>
-        <w:rPr>
+        <w:rPr>
+          <w:rFonts w:ascii="Times New Roman" w:cs="Times New Roman" w:eastAsia="Times New Roman" w:hAnsi="Times New Roman"/>
+        </w:rPr>
+      </w:pPr>
+      <w:r>
+        <w:rPr>
+          <w:rFonts w:ascii="Times New Roman" w:cs="Times New Roman" w:eastAsia="Times New Roman" w:hAnsi="Times New Roman"/>
+          <w:rtl w:val="0"/>
+        </w:rPr>
+        <w:t xml:space="preserve">·</w:t>
+      </w:r>
+      <w:r>
+        <w:rPr>
+          <w:rFonts w:ascii="Times New Roman" w:cs="Times New Roman" w:eastAsia="Times New Roman" w:hAnsi="Times New Roman"/>
+          <w:sz w:val="14"/>
+          <w:szCs w:val="14"/>
+          <w:rtl w:val="0"/>
+        </w:rPr>
+        <w:t xml:space="preserve">         </w:t>
+      </w:r>
+      <w:r>
+        <w:rPr>
+          <w:rFonts w:ascii="Times New Roman" w:cs="Times New Roman" w:eastAsia="Times New Roman" w:hAnsi="Times New Roman"/>
           <w:rtl w:val="0"/>
         </w:rPr>
         <w:t xml:space="preserve">Tür: Functional / Security</w:t>
@@ -880,25 +1018,29 @@
       <w:pPr>
         <w:spacing w:after="240" w:before="240" w:lineRule="auto"/>
         <w:ind w:left="360"/>
-        <w:rPr/>
-      </w:pPr>
-      <w:r>
-        <w:rPr>
-          <w:rtl w:val="0"/>
-        </w:rPr>
-        <w:t xml:space="preserve">·</w:t>
-      </w:r>
-      <w:r>
-        <w:rPr>
-          <w:rFonts w:ascii="Times New Roman" w:cs="Times New Roman" w:eastAsia="Times New Roman" w:hAnsi="Times New Roman"/>
-          <w:sz w:val="14"/>
-          <w:szCs w:val="14"/>
-          <w:rtl w:val="0"/>
-        </w:rPr>
-        <w:t xml:space="preserve">         </w:t>
-      </w:r>
-      <w:r>
-        <w:rPr>
+        <w:rPr>
+          <w:rFonts w:ascii="Times New Roman" w:cs="Times New Roman" w:eastAsia="Times New Roman" w:hAnsi="Times New Roman"/>
+        </w:rPr>
+      </w:pPr>
+      <w:r>
+        <w:rPr>
+          <w:rFonts w:ascii="Times New Roman" w:cs="Times New Roman" w:eastAsia="Times New Roman" w:hAnsi="Times New Roman"/>
+          <w:rtl w:val="0"/>
+        </w:rPr>
+        <w:t xml:space="preserve">·</w:t>
+      </w:r>
+      <w:r>
+        <w:rPr>
+          <w:rFonts w:ascii="Times New Roman" w:cs="Times New Roman" w:eastAsia="Times New Roman" w:hAnsi="Times New Roman"/>
+          <w:sz w:val="14"/>
+          <w:szCs w:val="14"/>
+          <w:rtl w:val="0"/>
+        </w:rPr>
+        <w:t xml:space="preserve">         </w:t>
+      </w:r>
+      <w:r>
+        <w:rPr>
+          <w:rFonts w:ascii="Times New Roman" w:cs="Times New Roman" w:eastAsia="Times New Roman" w:hAnsi="Times New Roman"/>
           <w:rtl w:val="0"/>
         </w:rPr>
         <w:t xml:space="preserve">Bağlı Üst-Seviye: HL_FR3 (SRS FR3)</w:t>
@@ -908,25 +1050,29 @@
       <w:pPr>
         <w:spacing w:after="240" w:before="240" w:lineRule="auto"/>
         <w:ind w:left="360"/>
-        <w:rPr/>
-      </w:pPr>
-      <w:r>
-        <w:rPr>
-          <w:rtl w:val="0"/>
-        </w:rPr>
-        <w:t xml:space="preserve">·</w:t>
-      </w:r>
-      <w:r>
-        <w:rPr>
-          <w:rFonts w:ascii="Times New Roman" w:cs="Times New Roman" w:eastAsia="Times New Roman" w:hAnsi="Times New Roman"/>
-          <w:sz w:val="14"/>
-          <w:szCs w:val="14"/>
-          <w:rtl w:val="0"/>
-        </w:rPr>
-        <w:t xml:space="preserve">         </w:t>
-      </w:r>
-      <w:r>
-        <w:rPr>
+        <w:rPr>
+          <w:rFonts w:ascii="Times New Roman" w:cs="Times New Roman" w:eastAsia="Times New Roman" w:hAnsi="Times New Roman"/>
+        </w:rPr>
+      </w:pPr>
+      <w:r>
+        <w:rPr>
+          <w:rFonts w:ascii="Times New Roman" w:cs="Times New Roman" w:eastAsia="Times New Roman" w:hAnsi="Times New Roman"/>
+          <w:rtl w:val="0"/>
+        </w:rPr>
+        <w:t xml:space="preserve">·</w:t>
+      </w:r>
+      <w:r>
+        <w:rPr>
+          <w:rFonts w:ascii="Times New Roman" w:cs="Times New Roman" w:eastAsia="Times New Roman" w:hAnsi="Times New Roman"/>
+          <w:sz w:val="14"/>
+          <w:szCs w:val="14"/>
+          <w:rtl w:val="0"/>
+        </w:rPr>
+        <w:t xml:space="preserve">         </w:t>
+      </w:r>
+      <w:r>
+        <w:rPr>
+          <w:rFonts w:ascii="Times New Roman" w:cs="Times New Roman" w:eastAsia="Times New Roman" w:hAnsi="Times New Roman"/>
           <w:rtl w:val="0"/>
         </w:rPr>
         <w:t xml:space="preserve">Açıklama: Doğrulanmış domain’ler için subdomain enumeration, DNS kayıt toplama ve kontrollü port taraması yapılacak. Taramalar izole sandbox/VM içinde çalıştırılacak ve sonuç dashboard’da özet ve detay olarak gösterilecek.</w:t>
@@ -936,25 +1082,29 @@
       <w:pPr>
         <w:spacing w:after="240" w:before="240" w:lineRule="auto"/>
         <w:ind w:left="360"/>
-        <w:rPr/>
-      </w:pPr>
-      <w:r>
-        <w:rPr>
-          <w:rtl w:val="0"/>
-        </w:rPr>
-        <w:t xml:space="preserve">·</w:t>
-      </w:r>
-      <w:r>
-        <w:rPr>
-          <w:rFonts w:ascii="Times New Roman" w:cs="Times New Roman" w:eastAsia="Times New Roman" w:hAnsi="Times New Roman"/>
-          <w:sz w:val="14"/>
-          <w:szCs w:val="14"/>
-          <w:rtl w:val="0"/>
-        </w:rPr>
-        <w:t xml:space="preserve">         </w:t>
-      </w:r>
-      <w:r>
-        <w:rPr>
+        <w:rPr>
+          <w:rFonts w:ascii="Times New Roman" w:cs="Times New Roman" w:eastAsia="Times New Roman" w:hAnsi="Times New Roman"/>
+        </w:rPr>
+      </w:pPr>
+      <w:r>
+        <w:rPr>
+          <w:rFonts w:ascii="Times New Roman" w:cs="Times New Roman" w:eastAsia="Times New Roman" w:hAnsi="Times New Roman"/>
+          <w:rtl w:val="0"/>
+        </w:rPr>
+        <w:t xml:space="preserve">·</w:t>
+      </w:r>
+      <w:r>
+        <w:rPr>
+          <w:rFonts w:ascii="Times New Roman" w:cs="Times New Roman" w:eastAsia="Times New Roman" w:hAnsi="Times New Roman"/>
+          <w:sz w:val="14"/>
+          <w:szCs w:val="14"/>
+          <w:rtl w:val="0"/>
+        </w:rPr>
+        <w:t xml:space="preserve">         </w:t>
+      </w:r>
+      <w:r>
+        <w:rPr>
+          <w:rFonts w:ascii="Times New Roman" w:cs="Times New Roman" w:eastAsia="Times New Roman" w:hAnsi="Times New Roman"/>
           <w:rtl w:val="0"/>
         </w:rPr>
         <w:t xml:space="preserve">Önkoşul: Domain doğrulaması tamamlanmış olmalı.</w:t>
@@ -964,25 +1114,29 @@
       <w:pPr>
         <w:spacing w:after="240" w:before="240" w:lineRule="auto"/>
         <w:ind w:left="360"/>
-        <w:rPr/>
-      </w:pPr>
-      <w:r>
-        <w:rPr>
-          <w:rtl w:val="0"/>
-        </w:rPr>
-        <w:t xml:space="preserve">·</w:t>
-      </w:r>
-      <w:r>
-        <w:rPr>
-          <w:rFonts w:ascii="Times New Roman" w:cs="Times New Roman" w:eastAsia="Times New Roman" w:hAnsi="Times New Roman"/>
-          <w:sz w:val="14"/>
-          <w:szCs w:val="14"/>
-          <w:rtl w:val="0"/>
-        </w:rPr>
-        <w:t xml:space="preserve">         </w:t>
-      </w:r>
-      <w:r>
-        <w:rPr>
+        <w:rPr>
+          <w:rFonts w:ascii="Times New Roman" w:cs="Times New Roman" w:eastAsia="Times New Roman" w:hAnsi="Times New Roman"/>
+        </w:rPr>
+      </w:pPr>
+      <w:r>
+        <w:rPr>
+          <w:rFonts w:ascii="Times New Roman" w:cs="Times New Roman" w:eastAsia="Times New Roman" w:hAnsi="Times New Roman"/>
+          <w:rtl w:val="0"/>
+        </w:rPr>
+        <w:t xml:space="preserve">·</w:t>
+      </w:r>
+      <w:r>
+        <w:rPr>
+          <w:rFonts w:ascii="Times New Roman" w:cs="Times New Roman" w:eastAsia="Times New Roman" w:hAnsi="Times New Roman"/>
+          <w:sz w:val="14"/>
+          <w:szCs w:val="14"/>
+          <w:rtl w:val="0"/>
+        </w:rPr>
+        <w:t xml:space="preserve">         </w:t>
+      </w:r>
+      <w:r>
+        <w:rPr>
+          <w:rFonts w:ascii="Times New Roman" w:cs="Times New Roman" w:eastAsia="Times New Roman" w:hAnsi="Times New Roman"/>
           <w:rtl w:val="0"/>
         </w:rPr>
         <w:t xml:space="preserve">Kabul Kriterleri:</w:t>
@@ -992,11 +1146,13 @@
       <w:pPr>
         <w:spacing w:after="240" w:before="240" w:lineRule="auto"/>
         <w:ind w:left="1800" w:hanging="360"/>
-        <w:rPr/>
-      </w:pPr>
-      <w:r>
-        <w:rPr>
-          <w:rFonts w:ascii="Courier New" w:cs="Courier New" w:eastAsia="Courier New" w:hAnsi="Courier New"/>
+        <w:rPr>
+          <w:rFonts w:ascii="Times New Roman" w:cs="Times New Roman" w:eastAsia="Times New Roman" w:hAnsi="Times New Roman"/>
+        </w:rPr>
+      </w:pPr>
+      <w:r>
+        <w:rPr>
+          <w:rFonts w:ascii="Times New Roman" w:cs="Times New Roman" w:eastAsia="Times New Roman" w:hAnsi="Times New Roman"/>
           <w:rtl w:val="0"/>
         </w:rPr>
         <w:t xml:space="preserve">o</w:t>
@@ -1012,6 +1168,7 @@
       </w:r>
       <w:r>
         <w:rPr>
+          <w:rFonts w:ascii="Times New Roman" w:cs="Times New Roman" w:eastAsia="Times New Roman" w:hAnsi="Times New Roman"/>
           <w:rtl w:val="0"/>
         </w:rPr>
         <w:t xml:space="preserve">Doğrulanmamış domain için tarama reddedilmeli.</w:t>
@@ -1021,11 +1178,13 @@
       <w:pPr>
         <w:spacing w:after="240" w:before="240" w:lineRule="auto"/>
         <w:ind w:left="1800" w:hanging="360"/>
-        <w:rPr/>
-      </w:pPr>
-      <w:r>
-        <w:rPr>
-          <w:rFonts w:ascii="Courier New" w:cs="Courier New" w:eastAsia="Courier New" w:hAnsi="Courier New"/>
+        <w:rPr>
+          <w:rFonts w:ascii="Times New Roman" w:cs="Times New Roman" w:eastAsia="Times New Roman" w:hAnsi="Times New Roman"/>
+        </w:rPr>
+      </w:pPr>
+      <w:r>
+        <w:rPr>
+          <w:rFonts w:ascii="Times New Roman" w:cs="Times New Roman" w:eastAsia="Times New Roman" w:hAnsi="Times New Roman"/>
           <w:rtl w:val="0"/>
         </w:rPr>
         <w:t xml:space="preserve">o</w:t>
@@ -1041,6 +1200,7 @@
       </w:r>
       <w:r>
         <w:rPr>
+          <w:rFonts w:ascii="Times New Roman" w:cs="Times New Roman" w:eastAsia="Times New Roman" w:hAnsi="Times New Roman"/>
           <w:rtl w:val="0"/>
         </w:rPr>
         <w:t xml:space="preserve">Taramalar izole ortamda çalışmalı ve üretim ağlarına etki etmemeli.</w:t>
@@ -1050,11 +1210,13 @@
       <w:pPr>
         <w:spacing w:after="240" w:before="240" w:lineRule="auto"/>
         <w:ind w:left="1800" w:hanging="360"/>
-        <w:rPr/>
-      </w:pPr>
-      <w:r>
-        <w:rPr>
-          <w:rFonts w:ascii="Courier New" w:cs="Courier New" w:eastAsia="Courier New" w:hAnsi="Courier New"/>
+        <w:rPr>
+          <w:rFonts w:ascii="Times New Roman" w:cs="Times New Roman" w:eastAsia="Times New Roman" w:hAnsi="Times New Roman"/>
+        </w:rPr>
+      </w:pPr>
+      <w:r>
+        <w:rPr>
+          <w:rFonts w:ascii="Times New Roman" w:cs="Times New Roman" w:eastAsia="Times New Roman" w:hAnsi="Times New Roman"/>
           <w:rtl w:val="0"/>
         </w:rPr>
         <w:t xml:space="preserve">o</w:t>
@@ -1070,6 +1232,7 @@
       </w:r>
       <w:r>
         <w:rPr>
+          <w:rFonts w:ascii="Times New Roman" w:cs="Times New Roman" w:eastAsia="Times New Roman" w:hAnsi="Times New Roman"/>
           <w:rtl w:val="0"/>
         </w:rPr>
         <w:t xml:space="preserve">Analiz sonucu dashboard’da okunabilir şekilde sunulmalı.</w:t>
@@ -1079,25 +1242,29 @@
       <w:pPr>
         <w:spacing w:after="240" w:before="240" w:lineRule="auto"/>
         <w:ind w:left="360"/>
-        <w:rPr/>
-      </w:pPr>
-      <w:r>
-        <w:rPr>
-          <w:rtl w:val="0"/>
-        </w:rPr>
-        <w:t xml:space="preserve">·</w:t>
-      </w:r>
-      <w:r>
-        <w:rPr>
-          <w:rFonts w:ascii="Times New Roman" w:cs="Times New Roman" w:eastAsia="Times New Roman" w:hAnsi="Times New Roman"/>
-          <w:sz w:val="14"/>
-          <w:szCs w:val="14"/>
-          <w:rtl w:val="0"/>
-        </w:rPr>
-        <w:t xml:space="preserve">         </w:t>
-      </w:r>
-      <w:r>
-        <w:rPr>
+        <w:rPr>
+          <w:rFonts w:ascii="Times New Roman" w:cs="Times New Roman" w:eastAsia="Times New Roman" w:hAnsi="Times New Roman"/>
+        </w:rPr>
+      </w:pPr>
+      <w:r>
+        <w:rPr>
+          <w:rFonts w:ascii="Times New Roman" w:cs="Times New Roman" w:eastAsia="Times New Roman" w:hAnsi="Times New Roman"/>
+          <w:rtl w:val="0"/>
+        </w:rPr>
+        <w:t xml:space="preserve">·</w:t>
+      </w:r>
+      <w:r>
+        <w:rPr>
+          <w:rFonts w:ascii="Times New Roman" w:cs="Times New Roman" w:eastAsia="Times New Roman" w:hAnsi="Times New Roman"/>
+          <w:sz w:val="14"/>
+          <w:szCs w:val="14"/>
+          <w:rtl w:val="0"/>
+        </w:rPr>
+        <w:t xml:space="preserve">         </w:t>
+      </w:r>
+      <w:r>
+        <w:rPr>
+          <w:rFonts w:ascii="Times New Roman" w:cs="Times New Roman" w:eastAsia="Times New Roman" w:hAnsi="Times New Roman"/>
           <w:rtl w:val="0"/>
         </w:rPr>
         <w:t xml:space="preserve">Öncelik: High</w:t>
@@ -1107,12 +1274,14 @@
       <w:pPr>
         <w:spacing w:after="240" w:before="240" w:lineRule="auto"/>
         <w:rPr>
+          <w:rFonts w:ascii="Times New Roman" w:cs="Times New Roman" w:eastAsia="Times New Roman" w:hAnsi="Times New Roman"/>
           <w:b w:val="1"/>
           <w:bCs w:val="1"/>
         </w:rPr>
       </w:pPr>
       <w:r>
         <w:rPr>
+          <w:rFonts w:ascii="Times New Roman" w:cs="Times New Roman" w:eastAsia="Times New Roman" w:hAnsi="Times New Roman"/>
           <w:b w:val="1"/>
           <w:bCs w:val="1"/>
           <w:rtl w:val="0"/>
@@ -1124,12 +1293,14 @@
       <w:pPr>
         <w:spacing w:after="240" w:before="240" w:lineRule="auto"/>
         <w:rPr>
+          <w:rFonts w:ascii="Times New Roman" w:cs="Times New Roman" w:eastAsia="Times New Roman" w:hAnsi="Times New Roman"/>
           <w:b w:val="1"/>
           <w:bCs w:val="1"/>
         </w:rPr>
       </w:pPr>
       <w:r>
         <w:rPr>
+          <w:rFonts w:ascii="Times New Roman" w:cs="Times New Roman" w:eastAsia="Times New Roman" w:hAnsi="Times New Roman"/>
           <w:b w:val="1"/>
           <w:bCs w:val="1"/>
           <w:rtl w:val="0"/>
@@ -1141,25 +1312,29 @@
       <w:pPr>
         <w:spacing w:after="240" w:before="240" w:lineRule="auto"/>
         <w:ind w:left="360"/>
-        <w:rPr/>
-      </w:pPr>
-      <w:r>
-        <w:rPr>
-          <w:rtl w:val="0"/>
-        </w:rPr>
-        <w:t xml:space="preserve">·</w:t>
-      </w:r>
-      <w:r>
-        <w:rPr>
-          <w:rFonts w:ascii="Times New Roman" w:cs="Times New Roman" w:eastAsia="Times New Roman" w:hAnsi="Times New Roman"/>
-          <w:sz w:val="14"/>
-          <w:szCs w:val="14"/>
-          <w:rtl w:val="0"/>
-        </w:rPr>
-        <w:t xml:space="preserve">         </w:t>
-      </w:r>
-      <w:r>
-        <w:rPr>
+        <w:rPr>
+          <w:rFonts w:ascii="Times New Roman" w:cs="Times New Roman" w:eastAsia="Times New Roman" w:hAnsi="Times New Roman"/>
+        </w:rPr>
+      </w:pPr>
+      <w:r>
+        <w:rPr>
+          <w:rFonts w:ascii="Times New Roman" w:cs="Times New Roman" w:eastAsia="Times New Roman" w:hAnsi="Times New Roman"/>
+          <w:rtl w:val="0"/>
+        </w:rPr>
+        <w:t xml:space="preserve">·</w:t>
+      </w:r>
+      <w:r>
+        <w:rPr>
+          <w:rFonts w:ascii="Times New Roman" w:cs="Times New Roman" w:eastAsia="Times New Roman" w:hAnsi="Times New Roman"/>
+          <w:sz w:val="14"/>
+          <w:szCs w:val="14"/>
+          <w:rtl w:val="0"/>
+        </w:rPr>
+        <w:t xml:space="preserve">         </w:t>
+      </w:r>
+      <w:r>
+        <w:rPr>
+          <w:rFonts w:ascii="Times New Roman" w:cs="Times New Roman" w:eastAsia="Times New Roman" w:hAnsi="Times New Roman"/>
           <w:rtl w:val="0"/>
         </w:rPr>
         <w:t xml:space="preserve">ID: DT_FR4</w:t>
@@ -1169,25 +1344,29 @@
       <w:pPr>
         <w:spacing w:after="240" w:before="240" w:lineRule="auto"/>
         <w:ind w:left="360"/>
-        <w:rPr/>
-      </w:pPr>
-      <w:r>
-        <w:rPr>
-          <w:rtl w:val="0"/>
-        </w:rPr>
-        <w:t xml:space="preserve">·</w:t>
-      </w:r>
-      <w:r>
-        <w:rPr>
-          <w:rFonts w:ascii="Times New Roman" w:cs="Times New Roman" w:eastAsia="Times New Roman" w:hAnsi="Times New Roman"/>
-          <w:sz w:val="14"/>
-          <w:szCs w:val="14"/>
-          <w:rtl w:val="0"/>
-        </w:rPr>
-        <w:t xml:space="preserve">         </w:t>
-      </w:r>
-      <w:r>
-        <w:rPr>
+        <w:rPr>
+          <w:rFonts w:ascii="Times New Roman" w:cs="Times New Roman" w:eastAsia="Times New Roman" w:hAnsi="Times New Roman"/>
+        </w:rPr>
+      </w:pPr>
+      <w:r>
+        <w:rPr>
+          <w:rFonts w:ascii="Times New Roman" w:cs="Times New Roman" w:eastAsia="Times New Roman" w:hAnsi="Times New Roman"/>
+          <w:rtl w:val="0"/>
+        </w:rPr>
+        <w:t xml:space="preserve">·</w:t>
+      </w:r>
+      <w:r>
+        <w:rPr>
+          <w:rFonts w:ascii="Times New Roman" w:cs="Times New Roman" w:eastAsia="Times New Roman" w:hAnsi="Times New Roman"/>
+          <w:sz w:val="14"/>
+          <w:szCs w:val="14"/>
+          <w:rtl w:val="0"/>
+        </w:rPr>
+        <w:t xml:space="preserve">         </w:t>
+      </w:r>
+      <w:r>
+        <w:rPr>
+          <w:rFonts w:ascii="Times New Roman" w:cs="Times New Roman" w:eastAsia="Times New Roman" w:hAnsi="Times New Roman"/>
           <w:rtl w:val="0"/>
         </w:rPr>
         <w:t xml:space="preserve">Başlık: IDS Entegrasyonu — Webhook Collector &amp; Normalize</w:t>
@@ -1197,25 +1376,29 @@
       <w:pPr>
         <w:spacing w:after="240" w:before="240" w:lineRule="auto"/>
         <w:ind w:left="360"/>
-        <w:rPr/>
-      </w:pPr>
-      <w:r>
-        <w:rPr>
-          <w:rtl w:val="0"/>
-        </w:rPr>
-        <w:t xml:space="preserve">·</w:t>
-      </w:r>
-      <w:r>
-        <w:rPr>
-          <w:rFonts w:ascii="Times New Roman" w:cs="Times New Roman" w:eastAsia="Times New Roman" w:hAnsi="Times New Roman"/>
-          <w:sz w:val="14"/>
-          <w:szCs w:val="14"/>
-          <w:rtl w:val="0"/>
-        </w:rPr>
-        <w:t xml:space="preserve">         </w:t>
-      </w:r>
-      <w:r>
-        <w:rPr>
+        <w:rPr>
+          <w:rFonts w:ascii="Times New Roman" w:cs="Times New Roman" w:eastAsia="Times New Roman" w:hAnsi="Times New Roman"/>
+        </w:rPr>
+      </w:pPr>
+      <w:r>
+        <w:rPr>
+          <w:rFonts w:ascii="Times New Roman" w:cs="Times New Roman" w:eastAsia="Times New Roman" w:hAnsi="Times New Roman"/>
+          <w:rtl w:val="0"/>
+        </w:rPr>
+        <w:t xml:space="preserve">·</w:t>
+      </w:r>
+      <w:r>
+        <w:rPr>
+          <w:rFonts w:ascii="Times New Roman" w:cs="Times New Roman" w:eastAsia="Times New Roman" w:hAnsi="Times New Roman"/>
+          <w:sz w:val="14"/>
+          <w:szCs w:val="14"/>
+          <w:rtl w:val="0"/>
+        </w:rPr>
+        <w:t xml:space="preserve">         </w:t>
+      </w:r>
+      <w:r>
+        <w:rPr>
+          <w:rFonts w:ascii="Times New Roman" w:cs="Times New Roman" w:eastAsia="Times New Roman" w:hAnsi="Times New Roman"/>
           <w:rtl w:val="0"/>
         </w:rPr>
         <w:t xml:space="preserve">Tür: Functional / Interface / Performance</w:t>
@@ -1225,25 +1408,29 @@
       <w:pPr>
         <w:spacing w:after="240" w:before="240" w:lineRule="auto"/>
         <w:ind w:left="360"/>
-        <w:rPr/>
-      </w:pPr>
-      <w:r>
-        <w:rPr>
-          <w:rtl w:val="0"/>
-        </w:rPr>
-        <w:t xml:space="preserve">·</w:t>
-      </w:r>
-      <w:r>
-        <w:rPr>
-          <w:rFonts w:ascii="Times New Roman" w:cs="Times New Roman" w:eastAsia="Times New Roman" w:hAnsi="Times New Roman"/>
-          <w:sz w:val="14"/>
-          <w:szCs w:val="14"/>
-          <w:rtl w:val="0"/>
-        </w:rPr>
-        <w:t xml:space="preserve">         </w:t>
-      </w:r>
-      <w:r>
-        <w:rPr>
+        <w:rPr>
+          <w:rFonts w:ascii="Times New Roman" w:cs="Times New Roman" w:eastAsia="Times New Roman" w:hAnsi="Times New Roman"/>
+        </w:rPr>
+      </w:pPr>
+      <w:r>
+        <w:rPr>
+          <w:rFonts w:ascii="Times New Roman" w:cs="Times New Roman" w:eastAsia="Times New Roman" w:hAnsi="Times New Roman"/>
+          <w:rtl w:val="0"/>
+        </w:rPr>
+        <w:t xml:space="preserve">·</w:t>
+      </w:r>
+      <w:r>
+        <w:rPr>
+          <w:rFonts w:ascii="Times New Roman" w:cs="Times New Roman" w:eastAsia="Times New Roman" w:hAnsi="Times New Roman"/>
+          <w:sz w:val="14"/>
+          <w:szCs w:val="14"/>
+          <w:rtl w:val="0"/>
+        </w:rPr>
+        <w:t xml:space="preserve">         </w:t>
+      </w:r>
+      <w:r>
+        <w:rPr>
+          <w:rFonts w:ascii="Times New Roman" w:cs="Times New Roman" w:eastAsia="Times New Roman" w:hAnsi="Times New Roman"/>
           <w:rtl w:val="0"/>
         </w:rPr>
         <w:t xml:space="preserve">Bağlı Üst-Seviye: HL_FR4 (SRS FR4)</w:t>
@@ -1253,25 +1440,29 @@
       <w:pPr>
         <w:spacing w:after="240" w:before="240" w:lineRule="auto"/>
         <w:ind w:left="360"/>
-        <w:rPr/>
-      </w:pPr>
-      <w:r>
-        <w:rPr>
-          <w:rtl w:val="0"/>
-        </w:rPr>
-        <w:t xml:space="preserve">·</w:t>
-      </w:r>
-      <w:r>
-        <w:rPr>
-          <w:rFonts w:ascii="Times New Roman" w:cs="Times New Roman" w:eastAsia="Times New Roman" w:hAnsi="Times New Roman"/>
-          <w:sz w:val="14"/>
-          <w:szCs w:val="14"/>
-          <w:rtl w:val="0"/>
-        </w:rPr>
-        <w:t xml:space="preserve">         </w:t>
-      </w:r>
-      <w:r>
-        <w:rPr>
+        <w:rPr>
+          <w:rFonts w:ascii="Times New Roman" w:cs="Times New Roman" w:eastAsia="Times New Roman" w:hAnsi="Times New Roman"/>
+        </w:rPr>
+      </w:pPr>
+      <w:r>
+        <w:rPr>
+          <w:rFonts w:ascii="Times New Roman" w:cs="Times New Roman" w:eastAsia="Times New Roman" w:hAnsi="Times New Roman"/>
+          <w:rtl w:val="0"/>
+        </w:rPr>
+        <w:t xml:space="preserve">·</w:t>
+      </w:r>
+      <w:r>
+        <w:rPr>
+          <w:rFonts w:ascii="Times New Roman" w:cs="Times New Roman" w:eastAsia="Times New Roman" w:hAnsi="Times New Roman"/>
+          <w:sz w:val="14"/>
+          <w:szCs w:val="14"/>
+          <w:rtl w:val="0"/>
+        </w:rPr>
+        <w:t xml:space="preserve">         </w:t>
+      </w:r>
+      <w:r>
+        <w:rPr>
+          <w:rFonts w:ascii="Times New Roman" w:cs="Times New Roman" w:eastAsia="Times New Roman" w:hAnsi="Times New Roman"/>
           <w:rtl w:val="0"/>
         </w:rPr>
         <w:t xml:space="preserve">Açıklama: IDS’den webhook/syslog ile gelen alarmlar alınacak, normalize edilip ilgili host/asset ile eşlenecek ve dashboard’da yayınlanacak.</w:t>
@@ -1281,25 +1472,29 @@
       <w:pPr>
         <w:spacing w:after="240" w:before="240" w:lineRule="auto"/>
         <w:ind w:left="360"/>
-        <w:rPr/>
-      </w:pPr>
-      <w:r>
-        <w:rPr>
-          <w:rtl w:val="0"/>
-        </w:rPr>
-        <w:t xml:space="preserve">·</w:t>
-      </w:r>
-      <w:r>
-        <w:rPr>
-          <w:rFonts w:ascii="Times New Roman" w:cs="Times New Roman" w:eastAsia="Times New Roman" w:hAnsi="Times New Roman"/>
-          <w:sz w:val="14"/>
-          <w:szCs w:val="14"/>
-          <w:rtl w:val="0"/>
-        </w:rPr>
-        <w:t xml:space="preserve">         </w:t>
-      </w:r>
-      <w:r>
-        <w:rPr>
+        <w:rPr>
+          <w:rFonts w:ascii="Times New Roman" w:cs="Times New Roman" w:eastAsia="Times New Roman" w:hAnsi="Times New Roman"/>
+        </w:rPr>
+      </w:pPr>
+      <w:r>
+        <w:rPr>
+          <w:rFonts w:ascii="Times New Roman" w:cs="Times New Roman" w:eastAsia="Times New Roman" w:hAnsi="Times New Roman"/>
+          <w:rtl w:val="0"/>
+        </w:rPr>
+        <w:t xml:space="preserve">·</w:t>
+      </w:r>
+      <w:r>
+        <w:rPr>
+          <w:rFonts w:ascii="Times New Roman" w:cs="Times New Roman" w:eastAsia="Times New Roman" w:hAnsi="Times New Roman"/>
+          <w:sz w:val="14"/>
+          <w:szCs w:val="14"/>
+          <w:rtl w:val="0"/>
+        </w:rPr>
+        <w:t xml:space="preserve">         </w:t>
+      </w:r>
+      <w:r>
+        <w:rPr>
+          <w:rFonts w:ascii="Times New Roman" w:cs="Times New Roman" w:eastAsia="Times New Roman" w:hAnsi="Times New Roman"/>
           <w:rtl w:val="0"/>
         </w:rPr>
         <w:t xml:space="preserve">Önkoşul: IDS tarafı webhook veya log gönderimine izin vermeli.</w:t>
@@ -1309,25 +1504,29 @@
       <w:pPr>
         <w:spacing w:after="240" w:before="240" w:lineRule="auto"/>
         <w:ind w:left="360"/>
-        <w:rPr/>
-      </w:pPr>
-      <w:r>
-        <w:rPr>
-          <w:rtl w:val="0"/>
-        </w:rPr>
-        <w:t xml:space="preserve">·</w:t>
-      </w:r>
-      <w:r>
-        <w:rPr>
-          <w:rFonts w:ascii="Times New Roman" w:cs="Times New Roman" w:eastAsia="Times New Roman" w:hAnsi="Times New Roman"/>
-          <w:sz w:val="14"/>
-          <w:szCs w:val="14"/>
-          <w:rtl w:val="0"/>
-        </w:rPr>
-        <w:t xml:space="preserve">         </w:t>
-      </w:r>
-      <w:r>
-        <w:rPr>
+        <w:rPr>
+          <w:rFonts w:ascii="Times New Roman" w:cs="Times New Roman" w:eastAsia="Times New Roman" w:hAnsi="Times New Roman"/>
+        </w:rPr>
+      </w:pPr>
+      <w:r>
+        <w:rPr>
+          <w:rFonts w:ascii="Times New Roman" w:cs="Times New Roman" w:eastAsia="Times New Roman" w:hAnsi="Times New Roman"/>
+          <w:rtl w:val="0"/>
+        </w:rPr>
+        <w:t xml:space="preserve">·</w:t>
+      </w:r>
+      <w:r>
+        <w:rPr>
+          <w:rFonts w:ascii="Times New Roman" w:cs="Times New Roman" w:eastAsia="Times New Roman" w:hAnsi="Times New Roman"/>
+          <w:sz w:val="14"/>
+          <w:szCs w:val="14"/>
+          <w:rtl w:val="0"/>
+        </w:rPr>
+        <w:t xml:space="preserve">         </w:t>
+      </w:r>
+      <w:r>
+        <w:rPr>
+          <w:rFonts w:ascii="Times New Roman" w:cs="Times New Roman" w:eastAsia="Times New Roman" w:hAnsi="Times New Roman"/>
           <w:rtl w:val="0"/>
         </w:rPr>
         <w:t xml:space="preserve">Kabul Kriterleri:</w:t>
@@ -1337,11 +1536,13 @@
       <w:pPr>
         <w:spacing w:after="240" w:before="240" w:lineRule="auto"/>
         <w:ind w:left="1800" w:hanging="360"/>
-        <w:rPr/>
-      </w:pPr>
-      <w:r>
-        <w:rPr>
-          <w:rFonts w:ascii="Courier New" w:cs="Courier New" w:eastAsia="Courier New" w:hAnsi="Courier New"/>
+        <w:rPr>
+          <w:rFonts w:ascii="Times New Roman" w:cs="Times New Roman" w:eastAsia="Times New Roman" w:hAnsi="Times New Roman"/>
+        </w:rPr>
+      </w:pPr>
+      <w:r>
+        <w:rPr>
+          <w:rFonts w:ascii="Times New Roman" w:cs="Times New Roman" w:eastAsia="Times New Roman" w:hAnsi="Times New Roman"/>
           <w:rtl w:val="0"/>
         </w:rPr>
         <w:t xml:space="preserve">o</w:t>
@@ -1357,6 +1558,7 @@
       </w:r>
       <w:r>
         <w:rPr>
+          <w:rFonts w:ascii="Times New Roman" w:cs="Times New Roman" w:eastAsia="Times New Roman" w:hAnsi="Times New Roman"/>
           <w:rtl w:val="0"/>
         </w:rPr>
         <w:t xml:space="preserve">Testte gönderilen alarm verileri en hızlı şekilde kullanıcı tarafında görüntülenmeli.</w:t>
@@ -1366,11 +1568,13 @@
       <w:pPr>
         <w:spacing w:after="240" w:before="240" w:lineRule="auto"/>
         <w:ind w:left="1800" w:hanging="360"/>
-        <w:rPr/>
-      </w:pPr>
-      <w:r>
-        <w:rPr>
-          <w:rFonts w:ascii="Courier New" w:cs="Courier New" w:eastAsia="Courier New" w:hAnsi="Courier New"/>
+        <w:rPr>
+          <w:rFonts w:ascii="Times New Roman" w:cs="Times New Roman" w:eastAsia="Times New Roman" w:hAnsi="Times New Roman"/>
+        </w:rPr>
+      </w:pPr>
+      <w:r>
+        <w:rPr>
+          <w:rFonts w:ascii="Times New Roman" w:cs="Times New Roman" w:eastAsia="Times New Roman" w:hAnsi="Times New Roman"/>
           <w:rtl w:val="0"/>
         </w:rPr>
         <w:t xml:space="preserve">o</w:t>
@@ -1386,6 +1590,7 @@
       </w:r>
       <w:r>
         <w:rPr>
+          <w:rFonts w:ascii="Times New Roman" w:cs="Times New Roman" w:eastAsia="Times New Roman" w:hAnsi="Times New Roman"/>
           <w:rtl w:val="0"/>
         </w:rPr>
         <w:t xml:space="preserve">Normalizasyon şeması (timestamp, src/dst, vb.) doğru olmalı.</w:t>
@@ -1395,25 +1600,29 @@
       <w:pPr>
         <w:spacing w:after="240" w:before="240" w:lineRule="auto"/>
         <w:ind w:left="360"/>
-        <w:rPr/>
-      </w:pPr>
-      <w:r>
-        <w:rPr>
-          <w:rtl w:val="0"/>
-        </w:rPr>
-        <w:t xml:space="preserve">·</w:t>
-      </w:r>
-      <w:r>
-        <w:rPr>
-          <w:rFonts w:ascii="Times New Roman" w:cs="Times New Roman" w:eastAsia="Times New Roman" w:hAnsi="Times New Roman"/>
-          <w:sz w:val="14"/>
-          <w:szCs w:val="14"/>
-          <w:rtl w:val="0"/>
-        </w:rPr>
-        <w:t xml:space="preserve">         </w:t>
-      </w:r>
-      <w:r>
-        <w:rPr>
+        <w:rPr>
+          <w:rFonts w:ascii="Times New Roman" w:cs="Times New Roman" w:eastAsia="Times New Roman" w:hAnsi="Times New Roman"/>
+        </w:rPr>
+      </w:pPr>
+      <w:r>
+        <w:rPr>
+          <w:rFonts w:ascii="Times New Roman" w:cs="Times New Roman" w:eastAsia="Times New Roman" w:hAnsi="Times New Roman"/>
+          <w:rtl w:val="0"/>
+        </w:rPr>
+        <w:t xml:space="preserve">·</w:t>
+      </w:r>
+      <w:r>
+        <w:rPr>
+          <w:rFonts w:ascii="Times New Roman" w:cs="Times New Roman" w:eastAsia="Times New Roman" w:hAnsi="Times New Roman"/>
+          <w:sz w:val="14"/>
+          <w:szCs w:val="14"/>
+          <w:rtl w:val="0"/>
+        </w:rPr>
+        <w:t xml:space="preserve">         </w:t>
+      </w:r>
+      <w:r>
+        <w:rPr>
+          <w:rFonts w:ascii="Times New Roman" w:cs="Times New Roman" w:eastAsia="Times New Roman" w:hAnsi="Times New Roman"/>
           <w:rtl w:val="0"/>
         </w:rPr>
         <w:t xml:space="preserve">Öncelik: High</w:t>
@@ -1422,10 +1631,13 @@
     <w:p>
       <w:pPr>
         <w:spacing w:after="240" w:before="240" w:lineRule="auto"/>
-        <w:rPr/>
-      </w:pPr>
-      <w:r>
-        <w:rPr>
+        <w:rPr>
+          <w:rFonts w:ascii="Times New Roman" w:cs="Times New Roman" w:eastAsia="Times New Roman" w:hAnsi="Times New Roman"/>
+        </w:rPr>
+      </w:pPr>
+      <w:r>
+        <w:rPr>
+          <w:rFonts w:ascii="Times New Roman" w:cs="Times New Roman" w:eastAsia="Times New Roman" w:hAnsi="Times New Roman"/>
           <w:rtl w:val="0"/>
         </w:rPr>
         <w:t xml:space="preserve"> </w:t>
@@ -1435,12 +1647,14 @@
       <w:pPr>
         <w:spacing w:after="240" w:before="240" w:lineRule="auto"/>
         <w:rPr>
+          <w:rFonts w:ascii="Times New Roman" w:cs="Times New Roman" w:eastAsia="Times New Roman" w:hAnsi="Times New Roman"/>
           <w:b w:val="1"/>
           <w:bCs w:val="1"/>
         </w:rPr>
       </w:pPr>
       <w:r>
         <w:rPr>
+          <w:rFonts w:ascii="Times New Roman" w:cs="Times New Roman" w:eastAsia="Times New Roman" w:hAnsi="Times New Roman"/>
           <w:b w:val="1"/>
           <w:bCs w:val="1"/>
           <w:rtl w:val="0"/>
@@ -1452,25 +1666,29 @@
       <w:pPr>
         <w:spacing w:after="240" w:before="240" w:lineRule="auto"/>
         <w:ind w:left="360"/>
-        <w:rPr/>
-      </w:pPr>
-      <w:r>
-        <w:rPr>
-          <w:rtl w:val="0"/>
-        </w:rPr>
-        <w:t xml:space="preserve">·</w:t>
-      </w:r>
-      <w:r>
-        <w:rPr>
-          <w:rFonts w:ascii="Times New Roman" w:cs="Times New Roman" w:eastAsia="Times New Roman" w:hAnsi="Times New Roman"/>
-          <w:sz w:val="14"/>
-          <w:szCs w:val="14"/>
-          <w:rtl w:val="0"/>
-        </w:rPr>
-        <w:t xml:space="preserve">         </w:t>
-      </w:r>
-      <w:r>
-        <w:rPr>
+        <w:rPr>
+          <w:rFonts w:ascii="Times New Roman" w:cs="Times New Roman" w:eastAsia="Times New Roman" w:hAnsi="Times New Roman"/>
+        </w:rPr>
+      </w:pPr>
+      <w:r>
+        <w:rPr>
+          <w:rFonts w:ascii="Times New Roman" w:cs="Times New Roman" w:eastAsia="Times New Roman" w:hAnsi="Times New Roman"/>
+          <w:rtl w:val="0"/>
+        </w:rPr>
+        <w:t xml:space="preserve">·</w:t>
+      </w:r>
+      <w:r>
+        <w:rPr>
+          <w:rFonts w:ascii="Times New Roman" w:cs="Times New Roman" w:eastAsia="Times New Roman" w:hAnsi="Times New Roman"/>
+          <w:sz w:val="14"/>
+          <w:szCs w:val="14"/>
+          <w:rtl w:val="0"/>
+        </w:rPr>
+        <w:t xml:space="preserve">         </w:t>
+      </w:r>
+      <w:r>
+        <w:rPr>
+          <w:rFonts w:ascii="Times New Roman" w:cs="Times New Roman" w:eastAsia="Times New Roman" w:hAnsi="Times New Roman"/>
           <w:rtl w:val="0"/>
         </w:rPr>
         <w:t xml:space="preserve">ID: DT_FR5</w:t>
@@ -1480,25 +1698,29 @@
       <w:pPr>
         <w:spacing w:after="240" w:before="240" w:lineRule="auto"/>
         <w:ind w:left="360"/>
-        <w:rPr/>
-      </w:pPr>
-      <w:r>
-        <w:rPr>
-          <w:rtl w:val="0"/>
-        </w:rPr>
-        <w:t xml:space="preserve">·</w:t>
-      </w:r>
-      <w:r>
-        <w:rPr>
-          <w:rFonts w:ascii="Times New Roman" w:cs="Times New Roman" w:eastAsia="Times New Roman" w:hAnsi="Times New Roman"/>
-          <w:sz w:val="14"/>
-          <w:szCs w:val="14"/>
-          <w:rtl w:val="0"/>
-        </w:rPr>
-        <w:t xml:space="preserve">         </w:t>
-      </w:r>
-      <w:r>
-        <w:rPr>
+        <w:rPr>
+          <w:rFonts w:ascii="Times New Roman" w:cs="Times New Roman" w:eastAsia="Times New Roman" w:hAnsi="Times New Roman"/>
+        </w:rPr>
+      </w:pPr>
+      <w:r>
+        <w:rPr>
+          <w:rFonts w:ascii="Times New Roman" w:cs="Times New Roman" w:eastAsia="Times New Roman" w:hAnsi="Times New Roman"/>
+          <w:rtl w:val="0"/>
+        </w:rPr>
+        <w:t xml:space="preserve">·</w:t>
+      </w:r>
+      <w:r>
+        <w:rPr>
+          <w:rFonts w:ascii="Times New Roman" w:cs="Times New Roman" w:eastAsia="Times New Roman" w:hAnsi="Times New Roman"/>
+          <w:sz w:val="14"/>
+          <w:szCs w:val="14"/>
+          <w:rtl w:val="0"/>
+        </w:rPr>
+        <w:t xml:space="preserve">         </w:t>
+      </w:r>
+      <w:r>
+        <w:rPr>
+          <w:rFonts w:ascii="Times New Roman" w:cs="Times New Roman" w:eastAsia="Times New Roman" w:hAnsi="Times New Roman"/>
           <w:rtl w:val="0"/>
         </w:rPr>
         <w:t xml:space="preserve">Başlık: Caldera Attack Simulator &amp; Job Yönetimi</w:t>
@@ -1508,25 +1730,29 @@
       <w:pPr>
         <w:spacing w:after="240" w:before="240" w:lineRule="auto"/>
         <w:ind w:left="360"/>
-        <w:rPr/>
-      </w:pPr>
-      <w:r>
-        <w:rPr>
-          <w:rtl w:val="0"/>
-        </w:rPr>
-        <w:t xml:space="preserve">·</w:t>
-      </w:r>
-      <w:r>
-        <w:rPr>
-          <w:rFonts w:ascii="Times New Roman" w:cs="Times New Roman" w:eastAsia="Times New Roman" w:hAnsi="Times New Roman"/>
-          <w:sz w:val="14"/>
-          <w:szCs w:val="14"/>
-          <w:rtl w:val="0"/>
-        </w:rPr>
-        <w:t xml:space="preserve">         </w:t>
-      </w:r>
-      <w:r>
-        <w:rPr>
+        <w:rPr>
+          <w:rFonts w:ascii="Times New Roman" w:cs="Times New Roman" w:eastAsia="Times New Roman" w:hAnsi="Times New Roman"/>
+        </w:rPr>
+      </w:pPr>
+      <w:r>
+        <w:rPr>
+          <w:rFonts w:ascii="Times New Roman" w:cs="Times New Roman" w:eastAsia="Times New Roman" w:hAnsi="Times New Roman"/>
+          <w:rtl w:val="0"/>
+        </w:rPr>
+        <w:t xml:space="preserve">·</w:t>
+      </w:r>
+      <w:r>
+        <w:rPr>
+          <w:rFonts w:ascii="Times New Roman" w:cs="Times New Roman" w:eastAsia="Times New Roman" w:hAnsi="Times New Roman"/>
+          <w:sz w:val="14"/>
+          <w:szCs w:val="14"/>
+          <w:rtl w:val="0"/>
+        </w:rPr>
+        <w:t xml:space="preserve">         </w:t>
+      </w:r>
+      <w:r>
+        <w:rPr>
+          <w:rFonts w:ascii="Times New Roman" w:cs="Times New Roman" w:eastAsia="Times New Roman" w:hAnsi="Times New Roman"/>
           <w:rtl w:val="0"/>
         </w:rPr>
         <w:t xml:space="preserve">Tür: Functional / Security / Constraint</w:t>
@@ -1536,25 +1762,29 @@
       <w:pPr>
         <w:spacing w:after="240" w:before="240" w:lineRule="auto"/>
         <w:ind w:left="360"/>
-        <w:rPr/>
-      </w:pPr>
-      <w:r>
-        <w:rPr>
-          <w:rtl w:val="0"/>
-        </w:rPr>
-        <w:t xml:space="preserve">·</w:t>
-      </w:r>
-      <w:r>
-        <w:rPr>
-          <w:rFonts w:ascii="Times New Roman" w:cs="Times New Roman" w:eastAsia="Times New Roman" w:hAnsi="Times New Roman"/>
-          <w:sz w:val="14"/>
-          <w:szCs w:val="14"/>
-          <w:rtl w:val="0"/>
-        </w:rPr>
-        <w:t xml:space="preserve">         </w:t>
-      </w:r>
-      <w:r>
-        <w:rPr>
+        <w:rPr>
+          <w:rFonts w:ascii="Times New Roman" w:cs="Times New Roman" w:eastAsia="Times New Roman" w:hAnsi="Times New Roman"/>
+        </w:rPr>
+      </w:pPr>
+      <w:r>
+        <w:rPr>
+          <w:rFonts w:ascii="Times New Roman" w:cs="Times New Roman" w:eastAsia="Times New Roman" w:hAnsi="Times New Roman"/>
+          <w:rtl w:val="0"/>
+        </w:rPr>
+        <w:t xml:space="preserve">·</w:t>
+      </w:r>
+      <w:r>
+        <w:rPr>
+          <w:rFonts w:ascii="Times New Roman" w:cs="Times New Roman" w:eastAsia="Times New Roman" w:hAnsi="Times New Roman"/>
+          <w:sz w:val="14"/>
+          <w:szCs w:val="14"/>
+          <w:rtl w:val="0"/>
+        </w:rPr>
+        <w:t xml:space="preserve">         </w:t>
+      </w:r>
+      <w:r>
+        <w:rPr>
+          <w:rFonts w:ascii="Times New Roman" w:cs="Times New Roman" w:eastAsia="Times New Roman" w:hAnsi="Times New Roman"/>
           <w:rtl w:val="0"/>
         </w:rPr>
         <w:t xml:space="preserve">Bağlı Üst-Seviye: HL_FR5 (SRS FR5)</w:t>
@@ -1564,25 +1794,29 @@
       <w:pPr>
         <w:spacing w:after="240" w:before="240" w:lineRule="auto"/>
         <w:ind w:left="360"/>
-        <w:rPr/>
-      </w:pPr>
-      <w:r>
-        <w:rPr>
-          <w:rtl w:val="0"/>
-        </w:rPr>
-        <w:t xml:space="preserve">·</w:t>
-      </w:r>
-      <w:r>
-        <w:rPr>
-          <w:rFonts w:ascii="Times New Roman" w:cs="Times New Roman" w:eastAsia="Times New Roman" w:hAnsi="Times New Roman"/>
-          <w:sz w:val="14"/>
-          <w:szCs w:val="14"/>
-          <w:rtl w:val="0"/>
-        </w:rPr>
-        <w:t xml:space="preserve">         </w:t>
-      </w:r>
-      <w:r>
-        <w:rPr>
+        <w:rPr>
+          <w:rFonts w:ascii="Times New Roman" w:cs="Times New Roman" w:eastAsia="Times New Roman" w:hAnsi="Times New Roman"/>
+        </w:rPr>
+      </w:pPr>
+      <w:r>
+        <w:rPr>
+          <w:rFonts w:ascii="Times New Roman" w:cs="Times New Roman" w:eastAsia="Times New Roman" w:hAnsi="Times New Roman"/>
+          <w:rtl w:val="0"/>
+        </w:rPr>
+        <w:t xml:space="preserve">·</w:t>
+      </w:r>
+      <w:r>
+        <w:rPr>
+          <w:rFonts w:ascii="Times New Roman" w:cs="Times New Roman" w:eastAsia="Times New Roman" w:hAnsi="Times New Roman"/>
+          <w:sz w:val="14"/>
+          <w:szCs w:val="14"/>
+          <w:rtl w:val="0"/>
+        </w:rPr>
+        <w:t xml:space="preserve">         </w:t>
+      </w:r>
+      <w:r>
+        <w:rPr>
+          <w:rFonts w:ascii="Times New Roman" w:cs="Times New Roman" w:eastAsia="Times New Roman" w:hAnsi="Times New Roman"/>
           <w:rtl w:val="0"/>
         </w:rPr>
         <w:t xml:space="preserve">Açıklama: Doğrulanmış domainler üzerinde Caldera senaryolarının seçilip başlatılabildiği, simülasyonun izole ortamda çalıştığı ve her iş için otomatik rapor ürettiği bir job yönetim arayüzü.</w:t>
@@ -1592,25 +1826,29 @@
       <w:pPr>
         <w:spacing w:after="240" w:before="240" w:lineRule="auto"/>
         <w:ind w:left="360"/>
-        <w:rPr/>
-      </w:pPr>
-      <w:r>
-        <w:rPr>
-          <w:rtl w:val="0"/>
-        </w:rPr>
-        <w:t xml:space="preserve">·</w:t>
-      </w:r>
-      <w:r>
-        <w:rPr>
-          <w:rFonts w:ascii="Times New Roman" w:cs="Times New Roman" w:eastAsia="Times New Roman" w:hAnsi="Times New Roman"/>
-          <w:sz w:val="14"/>
-          <w:szCs w:val="14"/>
-          <w:rtl w:val="0"/>
-        </w:rPr>
-        <w:t xml:space="preserve">         </w:t>
-      </w:r>
-      <w:r>
-        <w:rPr>
+        <w:rPr>
+          <w:rFonts w:ascii="Times New Roman" w:cs="Times New Roman" w:eastAsia="Times New Roman" w:hAnsi="Times New Roman"/>
+        </w:rPr>
+      </w:pPr>
+      <w:r>
+        <w:rPr>
+          <w:rFonts w:ascii="Times New Roman" w:cs="Times New Roman" w:eastAsia="Times New Roman" w:hAnsi="Times New Roman"/>
+          <w:rtl w:val="0"/>
+        </w:rPr>
+        <w:t xml:space="preserve">·</w:t>
+      </w:r>
+      <w:r>
+        <w:rPr>
+          <w:rFonts w:ascii="Times New Roman" w:cs="Times New Roman" w:eastAsia="Times New Roman" w:hAnsi="Times New Roman"/>
+          <w:sz w:val="14"/>
+          <w:szCs w:val="14"/>
+          <w:rtl w:val="0"/>
+        </w:rPr>
+        <w:t xml:space="preserve">         </w:t>
+      </w:r>
+      <w:r>
+        <w:rPr>
+          <w:rFonts w:ascii="Times New Roman" w:cs="Times New Roman" w:eastAsia="Times New Roman" w:hAnsi="Times New Roman"/>
           <w:rtl w:val="0"/>
         </w:rPr>
         <w:t xml:space="preserve">Önkoşul: Kullanıcı domain doğrulaması ve simülasyon onayı alınmış olmalı; hukuki/etik onaylar mevcut olmalı.</w:t>
@@ -1620,61 +1858,71 @@
       <w:pPr>
         <w:spacing w:after="240" w:before="240" w:lineRule="auto"/>
         <w:ind w:left="360"/>
-        <w:rPr/>
-      </w:pPr>
-      <w:r>
-        <w:rPr>
-          <w:rtl w:val="0"/>
-        </w:rPr>
-      </w:r>
-    </w:p>
-    <w:p>
-      <w:pPr>
-        <w:spacing w:after="240" w:before="240" w:lineRule="auto"/>
-        <w:ind w:left="360"/>
-        <w:rPr/>
-      </w:pPr>
-      <w:r>
-        <w:rPr>
-          <w:rtl w:val="0"/>
-        </w:rPr>
-      </w:r>
-    </w:p>
-    <w:p>
-      <w:pPr>
-        <w:spacing w:after="240" w:before="240" w:lineRule="auto"/>
-        <w:ind w:left="360"/>
-        <w:rPr/>
-      </w:pPr>
-      <w:r>
-        <w:rPr>
-          <w:rtl w:val="0"/>
-        </w:rPr>
-      </w:r>
-    </w:p>
-    <w:p>
-      <w:pPr>
-        <w:spacing w:after="240" w:before="240" w:lineRule="auto"/>
-        <w:ind w:left="360"/>
-        <w:rPr/>
-      </w:pPr>
-      <w:r>
-        <w:rPr>
-          <w:rtl w:val="0"/>
-        </w:rPr>
-        <w:t xml:space="preserve">·</w:t>
-      </w:r>
-      <w:r>
-        <w:rPr>
-          <w:rFonts w:ascii="Times New Roman" w:cs="Times New Roman" w:eastAsia="Times New Roman" w:hAnsi="Times New Roman"/>
-          <w:sz w:val="14"/>
-          <w:szCs w:val="14"/>
-          <w:rtl w:val="0"/>
-        </w:rPr>
-        <w:t xml:space="preserve">         </w:t>
-      </w:r>
-      <w:r>
-        <w:rPr>
+        <w:rPr>
+          <w:rFonts w:ascii="Times New Roman" w:cs="Times New Roman" w:eastAsia="Times New Roman" w:hAnsi="Times New Roman"/>
+        </w:rPr>
+      </w:pPr>
+      <w:r>
+        <w:rPr>
+          <w:rtl w:val="0"/>
+        </w:rPr>
+      </w:r>
+    </w:p>
+    <w:p>
+      <w:pPr>
+        <w:spacing w:after="240" w:before="240" w:lineRule="auto"/>
+        <w:ind w:left="360"/>
+        <w:rPr>
+          <w:rFonts w:ascii="Times New Roman" w:cs="Times New Roman" w:eastAsia="Times New Roman" w:hAnsi="Times New Roman"/>
+        </w:rPr>
+      </w:pPr>
+      <w:r>
+        <w:rPr>
+          <w:rtl w:val="0"/>
+        </w:rPr>
+      </w:r>
+    </w:p>
+    <w:p>
+      <w:pPr>
+        <w:spacing w:after="240" w:before="240" w:lineRule="auto"/>
+        <w:ind w:left="360"/>
+        <w:rPr>
+          <w:rFonts w:ascii="Times New Roman" w:cs="Times New Roman" w:eastAsia="Times New Roman" w:hAnsi="Times New Roman"/>
+        </w:rPr>
+      </w:pPr>
+      <w:r>
+        <w:rPr>
+          <w:rtl w:val="0"/>
+        </w:rPr>
+      </w:r>
+    </w:p>
+    <w:p>
+      <w:pPr>
+        <w:spacing w:after="240" w:before="240" w:lineRule="auto"/>
+        <w:ind w:left="360"/>
+        <w:rPr>
+          <w:rFonts w:ascii="Times New Roman" w:cs="Times New Roman" w:eastAsia="Times New Roman" w:hAnsi="Times New Roman"/>
+        </w:rPr>
+      </w:pPr>
+      <w:r>
+        <w:rPr>
+          <w:rFonts w:ascii="Times New Roman" w:cs="Times New Roman" w:eastAsia="Times New Roman" w:hAnsi="Times New Roman"/>
+          <w:rtl w:val="0"/>
+        </w:rPr>
+        <w:t xml:space="preserve">·</w:t>
+      </w:r>
+      <w:r>
+        <w:rPr>
+          <w:rFonts w:ascii="Times New Roman" w:cs="Times New Roman" w:eastAsia="Times New Roman" w:hAnsi="Times New Roman"/>
+          <w:sz w:val="14"/>
+          <w:szCs w:val="14"/>
+          <w:rtl w:val="0"/>
+        </w:rPr>
+        <w:t xml:space="preserve">         </w:t>
+      </w:r>
+      <w:r>
+        <w:rPr>
+          <w:rFonts w:ascii="Times New Roman" w:cs="Times New Roman" w:eastAsia="Times New Roman" w:hAnsi="Times New Roman"/>
           <w:rtl w:val="0"/>
         </w:rPr>
         <w:t xml:space="preserve">Kabul Kriterleri:</w:t>
@@ -1684,11 +1932,13 @@
       <w:pPr>
         <w:spacing w:after="240" w:before="240" w:lineRule="auto"/>
         <w:ind w:left="1800" w:hanging="360"/>
-        <w:rPr/>
-      </w:pPr>
-      <w:r>
-        <w:rPr>
-          <w:rFonts w:ascii="Courier New" w:cs="Courier New" w:eastAsia="Courier New" w:hAnsi="Courier New"/>
+        <w:rPr>
+          <w:rFonts w:ascii="Times New Roman" w:cs="Times New Roman" w:eastAsia="Times New Roman" w:hAnsi="Times New Roman"/>
+        </w:rPr>
+      </w:pPr>
+      <w:r>
+        <w:rPr>
+          <w:rFonts w:ascii="Times New Roman" w:cs="Times New Roman" w:eastAsia="Times New Roman" w:hAnsi="Times New Roman"/>
           <w:rtl w:val="0"/>
         </w:rPr>
         <w:t xml:space="preserve">o</w:t>
@@ -1704,6 +1954,7 @@
       </w:r>
       <w:r>
         <w:rPr>
+          <w:rFonts w:ascii="Times New Roman" w:cs="Times New Roman" w:eastAsia="Times New Roman" w:hAnsi="Times New Roman"/>
           <w:rtl w:val="0"/>
         </w:rPr>
         <w:t xml:space="preserve">Sadece yetkili kullanıcı simülasyon başlatabilmeli.</w:t>
@@ -1713,11 +1964,13 @@
       <w:pPr>
         <w:spacing w:after="240" w:before="240" w:lineRule="auto"/>
         <w:ind w:left="1800" w:hanging="360"/>
-        <w:rPr/>
-      </w:pPr>
-      <w:r>
-        <w:rPr>
-          <w:rFonts w:ascii="Courier New" w:cs="Courier New" w:eastAsia="Courier New" w:hAnsi="Courier New"/>
+        <w:rPr>
+          <w:rFonts w:ascii="Times New Roman" w:cs="Times New Roman" w:eastAsia="Times New Roman" w:hAnsi="Times New Roman"/>
+        </w:rPr>
+      </w:pPr>
+      <w:r>
+        <w:rPr>
+          <w:rFonts w:ascii="Times New Roman" w:cs="Times New Roman" w:eastAsia="Times New Roman" w:hAnsi="Times New Roman"/>
           <w:rtl w:val="0"/>
         </w:rPr>
         <w:t xml:space="preserve">o</w:t>
@@ -1733,6 +1986,7 @@
       </w:r>
       <w:r>
         <w:rPr>
+          <w:rFonts w:ascii="Times New Roman" w:cs="Times New Roman" w:eastAsia="Times New Roman" w:hAnsi="Times New Roman"/>
           <w:rtl w:val="0"/>
         </w:rPr>
         <w:t xml:space="preserve">Simülasyon izole VM/Sandbox’ta çalışmalı.</w:t>
@@ -1742,11 +1996,13 @@
       <w:pPr>
         <w:spacing w:after="240" w:before="240" w:lineRule="auto"/>
         <w:ind w:left="1800" w:hanging="360"/>
-        <w:rPr/>
-      </w:pPr>
-      <w:r>
-        <w:rPr>
-          <w:rFonts w:ascii="Courier New" w:cs="Courier New" w:eastAsia="Courier New" w:hAnsi="Courier New"/>
+        <w:rPr>
+          <w:rFonts w:ascii="Times New Roman" w:cs="Times New Roman" w:eastAsia="Times New Roman" w:hAnsi="Times New Roman"/>
+        </w:rPr>
+      </w:pPr>
+      <w:r>
+        <w:rPr>
+          <w:rFonts w:ascii="Times New Roman" w:cs="Times New Roman" w:eastAsia="Times New Roman" w:hAnsi="Times New Roman"/>
           <w:rtl w:val="0"/>
         </w:rPr>
         <w:t xml:space="preserve">o</w:t>
@@ -1762,6 +2018,7 @@
       </w:r>
       <w:r>
         <w:rPr>
+          <w:rFonts w:ascii="Times New Roman" w:cs="Times New Roman" w:eastAsia="Times New Roman" w:hAnsi="Times New Roman"/>
           <w:rtl w:val="0"/>
         </w:rPr>
         <w:t xml:space="preserve">Simülasyon sonrası otomatik rapor üretilmeli.</w:t>
@@ -1771,25 +2028,29 @@
       <w:pPr>
         <w:spacing w:after="240" w:before="240" w:lineRule="auto"/>
         <w:ind w:left="360"/>
-        <w:rPr/>
-      </w:pPr>
-      <w:r>
-        <w:rPr>
-          <w:rtl w:val="0"/>
-        </w:rPr>
-        <w:t xml:space="preserve">·</w:t>
-      </w:r>
-      <w:r>
-        <w:rPr>
-          <w:rFonts w:ascii="Times New Roman" w:cs="Times New Roman" w:eastAsia="Times New Roman" w:hAnsi="Times New Roman"/>
-          <w:sz w:val="14"/>
-          <w:szCs w:val="14"/>
-          <w:rtl w:val="0"/>
-        </w:rPr>
-        <w:t xml:space="preserve">         </w:t>
-      </w:r>
-      <w:r>
-        <w:rPr>
+        <w:rPr>
+          <w:rFonts w:ascii="Times New Roman" w:cs="Times New Roman" w:eastAsia="Times New Roman" w:hAnsi="Times New Roman"/>
+        </w:rPr>
+      </w:pPr>
+      <w:r>
+        <w:rPr>
+          <w:rFonts w:ascii="Times New Roman" w:cs="Times New Roman" w:eastAsia="Times New Roman" w:hAnsi="Times New Roman"/>
+          <w:rtl w:val="0"/>
+        </w:rPr>
+        <w:t xml:space="preserve">·</w:t>
+      </w:r>
+      <w:r>
+        <w:rPr>
+          <w:rFonts w:ascii="Times New Roman" w:cs="Times New Roman" w:eastAsia="Times New Roman" w:hAnsi="Times New Roman"/>
+          <w:sz w:val="14"/>
+          <w:szCs w:val="14"/>
+          <w:rtl w:val="0"/>
+        </w:rPr>
+        <w:t xml:space="preserve">         </w:t>
+      </w:r>
+      <w:r>
+        <w:rPr>
+          <w:rFonts w:ascii="Times New Roman" w:cs="Times New Roman" w:eastAsia="Times New Roman" w:hAnsi="Times New Roman"/>
           <w:rtl w:val="0"/>
         </w:rPr>
         <w:t xml:space="preserve">Öncelik: Medium–High</w:t>
@@ -1798,10 +2059,13 @@
     <w:p>
       <w:pPr>
         <w:spacing w:after="240" w:before="240" w:lineRule="auto"/>
-        <w:rPr/>
-      </w:pPr>
-      <w:r>
-        <w:rPr>
+        <w:rPr>
+          <w:rFonts w:ascii="Times New Roman" w:cs="Times New Roman" w:eastAsia="Times New Roman" w:hAnsi="Times New Roman"/>
+        </w:rPr>
+      </w:pPr>
+      <w:r>
+        <w:rPr>
+          <w:rFonts w:ascii="Times New Roman" w:cs="Times New Roman" w:eastAsia="Times New Roman" w:hAnsi="Times New Roman"/>
           <w:rtl w:val="0"/>
         </w:rPr>
         <w:t xml:space="preserve"> </w:t>
@@ -1810,10 +2074,13 @@
     <w:p>
       <w:pPr>
         <w:spacing w:after="240" w:before="240" w:lineRule="auto"/>
-        <w:rPr/>
-      </w:pPr>
-      <w:r>
-        <w:rPr>
+        <w:rPr>
+          <w:rFonts w:ascii="Times New Roman" w:cs="Times New Roman" w:eastAsia="Times New Roman" w:hAnsi="Times New Roman"/>
+        </w:rPr>
+      </w:pPr>
+      <w:r>
+        <w:rPr>
+          <w:rFonts w:ascii="Times New Roman" w:cs="Times New Roman" w:eastAsia="Times New Roman" w:hAnsi="Times New Roman"/>
           <w:rtl w:val="0"/>
         </w:rPr>
         <w:t xml:space="preserve"> </w:t>
@@ -1823,12 +2090,14 @@
       <w:pPr>
         <w:spacing w:after="240" w:before="240" w:lineRule="auto"/>
         <w:rPr>
+          <w:rFonts w:ascii="Times New Roman" w:cs="Times New Roman" w:eastAsia="Times New Roman" w:hAnsi="Times New Roman"/>
           <w:b w:val="1"/>
           <w:bCs w:val="1"/>
         </w:rPr>
       </w:pPr>
       <w:r>
         <w:rPr>
+          <w:rFonts w:ascii="Times New Roman" w:cs="Times New Roman" w:eastAsia="Times New Roman" w:hAnsi="Times New Roman"/>
           <w:b w:val="1"/>
           <w:bCs w:val="1"/>
           <w:rtl w:val="0"/>
@@ -1840,25 +2109,29 @@
       <w:pPr>
         <w:spacing w:after="240" w:before="240" w:lineRule="auto"/>
         <w:ind w:left="360"/>
-        <w:rPr/>
-      </w:pPr>
-      <w:r>
-        <w:rPr>
-          <w:rtl w:val="0"/>
-        </w:rPr>
-        <w:t xml:space="preserve">·</w:t>
-      </w:r>
-      <w:r>
-        <w:rPr>
-          <w:rFonts w:ascii="Times New Roman" w:cs="Times New Roman" w:eastAsia="Times New Roman" w:hAnsi="Times New Roman"/>
-          <w:sz w:val="14"/>
-          <w:szCs w:val="14"/>
-          <w:rtl w:val="0"/>
-        </w:rPr>
-        <w:t xml:space="preserve">         </w:t>
-      </w:r>
-      <w:r>
-        <w:rPr>
+        <w:rPr>
+          <w:rFonts w:ascii="Times New Roman" w:cs="Times New Roman" w:eastAsia="Times New Roman" w:hAnsi="Times New Roman"/>
+        </w:rPr>
+      </w:pPr>
+      <w:r>
+        <w:rPr>
+          <w:rFonts w:ascii="Times New Roman" w:cs="Times New Roman" w:eastAsia="Times New Roman" w:hAnsi="Times New Roman"/>
+          <w:rtl w:val="0"/>
+        </w:rPr>
+        <w:t xml:space="preserve">·</w:t>
+      </w:r>
+      <w:r>
+        <w:rPr>
+          <w:rFonts w:ascii="Times New Roman" w:cs="Times New Roman" w:eastAsia="Times New Roman" w:hAnsi="Times New Roman"/>
+          <w:sz w:val="14"/>
+          <w:szCs w:val="14"/>
+          <w:rtl w:val="0"/>
+        </w:rPr>
+        <w:t xml:space="preserve">         </w:t>
+      </w:r>
+      <w:r>
+        <w:rPr>
+          <w:rFonts w:ascii="Times New Roman" w:cs="Times New Roman" w:eastAsia="Times New Roman" w:hAnsi="Times New Roman"/>
           <w:rtl w:val="0"/>
         </w:rPr>
         <w:t xml:space="preserve">ID: DT_FR6</w:t>
@@ -1868,25 +2141,29 @@
       <w:pPr>
         <w:spacing w:after="240" w:before="240" w:lineRule="auto"/>
         <w:ind w:left="360"/>
-        <w:rPr/>
-      </w:pPr>
-      <w:r>
-        <w:rPr>
-          <w:rtl w:val="0"/>
-        </w:rPr>
-        <w:t xml:space="preserve">·</w:t>
-      </w:r>
-      <w:r>
-        <w:rPr>
-          <w:rFonts w:ascii="Times New Roman" w:cs="Times New Roman" w:eastAsia="Times New Roman" w:hAnsi="Times New Roman"/>
-          <w:sz w:val="14"/>
-          <w:szCs w:val="14"/>
-          <w:rtl w:val="0"/>
-        </w:rPr>
-        <w:t xml:space="preserve">         </w:t>
-      </w:r>
-      <w:r>
-        <w:rPr>
+        <w:rPr>
+          <w:rFonts w:ascii="Times New Roman" w:cs="Times New Roman" w:eastAsia="Times New Roman" w:hAnsi="Times New Roman"/>
+        </w:rPr>
+      </w:pPr>
+      <w:r>
+        <w:rPr>
+          <w:rFonts w:ascii="Times New Roman" w:cs="Times New Roman" w:eastAsia="Times New Roman" w:hAnsi="Times New Roman"/>
+          <w:rtl w:val="0"/>
+        </w:rPr>
+        <w:t xml:space="preserve">·</w:t>
+      </w:r>
+      <w:r>
+        <w:rPr>
+          <w:rFonts w:ascii="Times New Roman" w:cs="Times New Roman" w:eastAsia="Times New Roman" w:hAnsi="Times New Roman"/>
+          <w:sz w:val="14"/>
+          <w:szCs w:val="14"/>
+          <w:rtl w:val="0"/>
+        </w:rPr>
+        <w:t xml:space="preserve">         </w:t>
+      </w:r>
+      <w:r>
+        <w:rPr>
+          <w:rFonts w:ascii="Times New Roman" w:cs="Times New Roman" w:eastAsia="Times New Roman" w:hAnsi="Times New Roman"/>
           <w:rtl w:val="0"/>
         </w:rPr>
         <w:t xml:space="preserve">Başlık: E-Posta Bağlantısı &amp; Phishing Tarama Pipeline</w:t>
@@ -1896,25 +2173,29 @@
       <w:pPr>
         <w:spacing w:after="240" w:before="240" w:lineRule="auto"/>
         <w:ind w:left="360"/>
-        <w:rPr/>
-      </w:pPr>
-      <w:r>
-        <w:rPr>
-          <w:rtl w:val="0"/>
-        </w:rPr>
-        <w:t xml:space="preserve">·</w:t>
-      </w:r>
-      <w:r>
-        <w:rPr>
-          <w:rFonts w:ascii="Times New Roman" w:cs="Times New Roman" w:eastAsia="Times New Roman" w:hAnsi="Times New Roman"/>
-          <w:sz w:val="14"/>
-          <w:szCs w:val="14"/>
-          <w:rtl w:val="0"/>
-        </w:rPr>
-        <w:t xml:space="preserve">         </w:t>
-      </w:r>
-      <w:r>
-        <w:rPr>
+        <w:rPr>
+          <w:rFonts w:ascii="Times New Roman" w:cs="Times New Roman" w:eastAsia="Times New Roman" w:hAnsi="Times New Roman"/>
+        </w:rPr>
+      </w:pPr>
+      <w:r>
+        <w:rPr>
+          <w:rFonts w:ascii="Times New Roman" w:cs="Times New Roman" w:eastAsia="Times New Roman" w:hAnsi="Times New Roman"/>
+          <w:rtl w:val="0"/>
+        </w:rPr>
+        <w:t xml:space="preserve">·</w:t>
+      </w:r>
+      <w:r>
+        <w:rPr>
+          <w:rFonts w:ascii="Times New Roman" w:cs="Times New Roman" w:eastAsia="Times New Roman" w:hAnsi="Times New Roman"/>
+          <w:sz w:val="14"/>
+          <w:szCs w:val="14"/>
+          <w:rtl w:val="0"/>
+        </w:rPr>
+        <w:t xml:space="preserve">         </w:t>
+      </w:r>
+      <w:r>
+        <w:rPr>
+          <w:rFonts w:ascii="Times New Roman" w:cs="Times New Roman" w:eastAsia="Times New Roman" w:hAnsi="Times New Roman"/>
           <w:rtl w:val="0"/>
         </w:rPr>
         <w:t xml:space="preserve">Tür: Functional / Performance / Security</w:t>
@@ -1924,25 +2205,29 @@
       <w:pPr>
         <w:spacing w:after="240" w:before="240" w:lineRule="auto"/>
         <w:ind w:left="360"/>
-        <w:rPr/>
-      </w:pPr>
-      <w:r>
-        <w:rPr>
-          <w:rtl w:val="0"/>
-        </w:rPr>
-        <w:t xml:space="preserve">·</w:t>
-      </w:r>
-      <w:r>
-        <w:rPr>
-          <w:rFonts w:ascii="Times New Roman" w:cs="Times New Roman" w:eastAsia="Times New Roman" w:hAnsi="Times New Roman"/>
-          <w:sz w:val="14"/>
-          <w:szCs w:val="14"/>
-          <w:rtl w:val="0"/>
-        </w:rPr>
-        <w:t xml:space="preserve">         </w:t>
-      </w:r>
-      <w:r>
-        <w:rPr>
+        <w:rPr>
+          <w:rFonts w:ascii="Times New Roman" w:cs="Times New Roman" w:eastAsia="Times New Roman" w:hAnsi="Times New Roman"/>
+        </w:rPr>
+      </w:pPr>
+      <w:r>
+        <w:rPr>
+          <w:rFonts w:ascii="Times New Roman" w:cs="Times New Roman" w:eastAsia="Times New Roman" w:hAnsi="Times New Roman"/>
+          <w:rtl w:val="0"/>
+        </w:rPr>
+        <w:t xml:space="preserve">·</w:t>
+      </w:r>
+      <w:r>
+        <w:rPr>
+          <w:rFonts w:ascii="Times New Roman" w:cs="Times New Roman" w:eastAsia="Times New Roman" w:hAnsi="Times New Roman"/>
+          <w:sz w:val="14"/>
+          <w:szCs w:val="14"/>
+          <w:rtl w:val="0"/>
+        </w:rPr>
+        <w:t xml:space="preserve">         </w:t>
+      </w:r>
+      <w:r>
+        <w:rPr>
+          <w:rFonts w:ascii="Times New Roman" w:cs="Times New Roman" w:eastAsia="Times New Roman" w:hAnsi="Times New Roman"/>
           <w:rtl w:val="0"/>
         </w:rPr>
         <w:t xml:space="preserve">Bağlı Üst-Seviye: HL_FR6 (SRS FR6)</w:t>
@@ -1952,25 +2237,29 @@
       <w:pPr>
         <w:spacing w:after="240" w:before="240" w:lineRule="auto"/>
         <w:ind w:left="360"/>
-        <w:rPr/>
-      </w:pPr>
-      <w:r>
-        <w:rPr>
-          <w:rtl w:val="0"/>
-        </w:rPr>
-        <w:t xml:space="preserve">·</w:t>
-      </w:r>
-      <w:r>
-        <w:rPr>
-          <w:rFonts w:ascii="Times New Roman" w:cs="Times New Roman" w:eastAsia="Times New Roman" w:hAnsi="Times New Roman"/>
-          <w:sz w:val="14"/>
-          <w:szCs w:val="14"/>
-          <w:rtl w:val="0"/>
-        </w:rPr>
-        <w:t xml:space="preserve">         </w:t>
-      </w:r>
-      <w:r>
-        <w:rPr>
+        <w:rPr>
+          <w:rFonts w:ascii="Times New Roman" w:cs="Times New Roman" w:eastAsia="Times New Roman" w:hAnsi="Times New Roman"/>
+        </w:rPr>
+      </w:pPr>
+      <w:r>
+        <w:rPr>
+          <w:rFonts w:ascii="Times New Roman" w:cs="Times New Roman" w:eastAsia="Times New Roman" w:hAnsi="Times New Roman"/>
+          <w:rtl w:val="0"/>
+        </w:rPr>
+        <w:t xml:space="preserve">·</w:t>
+      </w:r>
+      <w:r>
+        <w:rPr>
+          <w:rFonts w:ascii="Times New Roman" w:cs="Times New Roman" w:eastAsia="Times New Roman" w:hAnsi="Times New Roman"/>
+          <w:sz w:val="14"/>
+          <w:szCs w:val="14"/>
+          <w:rtl w:val="0"/>
+        </w:rPr>
+        <w:t xml:space="preserve">         </w:t>
+      </w:r>
+      <w:r>
+        <w:rPr>
+          <w:rFonts w:ascii="Times New Roman" w:cs="Times New Roman" w:eastAsia="Times New Roman" w:hAnsi="Times New Roman"/>
           <w:rtl w:val="0"/>
         </w:rPr>
         <w:t xml:space="preserve">Açıklama: OAuth kullanarak e-posta sağlayıcıları bağlanabilecek ve belirlenen aralıklarla e-postalar çekilip phishing modelinden geçirilerek score ve sınıf üretilecek. Ekli dosyalar malware modeline yönlendirilecek.</w:t>
@@ -1980,25 +2269,29 @@
       <w:pPr>
         <w:spacing w:after="240" w:before="240" w:lineRule="auto"/>
         <w:ind w:left="360"/>
-        <w:rPr/>
-      </w:pPr>
-      <w:r>
-        <w:rPr>
-          <w:rtl w:val="0"/>
-        </w:rPr>
-        <w:t xml:space="preserve">·</w:t>
-      </w:r>
-      <w:r>
-        <w:rPr>
-          <w:rFonts w:ascii="Times New Roman" w:cs="Times New Roman" w:eastAsia="Times New Roman" w:hAnsi="Times New Roman"/>
-          <w:sz w:val="14"/>
-          <w:szCs w:val="14"/>
-          <w:rtl w:val="0"/>
-        </w:rPr>
-        <w:t xml:space="preserve">         </w:t>
-      </w:r>
-      <w:r>
-        <w:rPr>
+        <w:rPr>
+          <w:rFonts w:ascii="Times New Roman" w:cs="Times New Roman" w:eastAsia="Times New Roman" w:hAnsi="Times New Roman"/>
+        </w:rPr>
+      </w:pPr>
+      <w:r>
+        <w:rPr>
+          <w:rFonts w:ascii="Times New Roman" w:cs="Times New Roman" w:eastAsia="Times New Roman" w:hAnsi="Times New Roman"/>
+          <w:rtl w:val="0"/>
+        </w:rPr>
+        <w:t xml:space="preserve">·</w:t>
+      </w:r>
+      <w:r>
+        <w:rPr>
+          <w:rFonts w:ascii="Times New Roman" w:cs="Times New Roman" w:eastAsia="Times New Roman" w:hAnsi="Times New Roman"/>
+          <w:sz w:val="14"/>
+          <w:szCs w:val="14"/>
+          <w:rtl w:val="0"/>
+        </w:rPr>
+        <w:t xml:space="preserve">         </w:t>
+      </w:r>
+      <w:r>
+        <w:rPr>
+          <w:rFonts w:ascii="Times New Roman" w:cs="Times New Roman" w:eastAsia="Times New Roman" w:hAnsi="Times New Roman"/>
           <w:rtl w:val="0"/>
         </w:rPr>
         <w:t xml:space="preserve">Önkoşul: Kullanıcı onayı (OAuth) ve gerekli API izinleri verilmiş olmalı.</w:t>
@@ -2008,25 +2301,29 @@
       <w:pPr>
         <w:spacing w:after="240" w:before="240" w:lineRule="auto"/>
         <w:ind w:left="360"/>
-        <w:rPr/>
-      </w:pPr>
-      <w:r>
-        <w:rPr>
-          <w:rtl w:val="0"/>
-        </w:rPr>
-        <w:t xml:space="preserve">·</w:t>
-      </w:r>
-      <w:r>
-        <w:rPr>
-          <w:rFonts w:ascii="Times New Roman" w:cs="Times New Roman" w:eastAsia="Times New Roman" w:hAnsi="Times New Roman"/>
-          <w:sz w:val="14"/>
-          <w:szCs w:val="14"/>
-          <w:rtl w:val="0"/>
-        </w:rPr>
-        <w:t xml:space="preserve">         </w:t>
-      </w:r>
-      <w:r>
-        <w:rPr>
+        <w:rPr>
+          <w:rFonts w:ascii="Times New Roman" w:cs="Times New Roman" w:eastAsia="Times New Roman" w:hAnsi="Times New Roman"/>
+        </w:rPr>
+      </w:pPr>
+      <w:r>
+        <w:rPr>
+          <w:rFonts w:ascii="Times New Roman" w:cs="Times New Roman" w:eastAsia="Times New Roman" w:hAnsi="Times New Roman"/>
+          <w:rtl w:val="0"/>
+        </w:rPr>
+        <w:t xml:space="preserve">·</w:t>
+      </w:r>
+      <w:r>
+        <w:rPr>
+          <w:rFonts w:ascii="Times New Roman" w:cs="Times New Roman" w:eastAsia="Times New Roman" w:hAnsi="Times New Roman"/>
+          <w:sz w:val="14"/>
+          <w:szCs w:val="14"/>
+          <w:rtl w:val="0"/>
+        </w:rPr>
+        <w:t xml:space="preserve">         </w:t>
+      </w:r>
+      <w:r>
+        <w:rPr>
+          <w:rFonts w:ascii="Times New Roman" w:cs="Times New Roman" w:eastAsia="Times New Roman" w:hAnsi="Times New Roman"/>
           <w:rtl w:val="0"/>
         </w:rPr>
         <w:t xml:space="preserve">Kabul Kriterleri:</w:t>
@@ -2036,11 +2333,13 @@
       <w:pPr>
         <w:spacing w:after="240" w:before="240" w:lineRule="auto"/>
         <w:ind w:left="1800" w:hanging="360"/>
-        <w:rPr/>
-      </w:pPr>
-      <w:r>
-        <w:rPr>
-          <w:rFonts w:ascii="Courier New" w:cs="Courier New" w:eastAsia="Courier New" w:hAnsi="Courier New"/>
+        <w:rPr>
+          <w:rFonts w:ascii="Times New Roman" w:cs="Times New Roman" w:eastAsia="Times New Roman" w:hAnsi="Times New Roman"/>
+        </w:rPr>
+      </w:pPr>
+      <w:r>
+        <w:rPr>
+          <w:rFonts w:ascii="Times New Roman" w:cs="Times New Roman" w:eastAsia="Times New Roman" w:hAnsi="Times New Roman"/>
           <w:rtl w:val="0"/>
         </w:rPr>
         <w:t xml:space="preserve">o</w:t>
@@ -2056,6 +2355,7 @@
       </w:r>
       <w:r>
         <w:rPr>
+          <w:rFonts w:ascii="Times New Roman" w:cs="Times New Roman" w:eastAsia="Times New Roman" w:hAnsi="Times New Roman"/>
           <w:rtl w:val="0"/>
         </w:rPr>
         <w:t xml:space="preserve">OAuth ile Gmail ve Office365 bağlanmalı.</w:t>
@@ -2065,11 +2365,13 @@
       <w:pPr>
         <w:spacing w:after="240" w:before="240" w:lineRule="auto"/>
         <w:ind w:left="1800" w:hanging="360"/>
-        <w:rPr/>
-      </w:pPr>
-      <w:r>
-        <w:rPr>
-          <w:rFonts w:ascii="Courier New" w:cs="Courier New" w:eastAsia="Courier New" w:hAnsi="Courier New"/>
+        <w:rPr>
+          <w:rFonts w:ascii="Times New Roman" w:cs="Times New Roman" w:eastAsia="Times New Roman" w:hAnsi="Times New Roman"/>
+        </w:rPr>
+      </w:pPr>
+      <w:r>
+        <w:rPr>
+          <w:rFonts w:ascii="Times New Roman" w:cs="Times New Roman" w:eastAsia="Times New Roman" w:hAnsi="Times New Roman"/>
           <w:rtl w:val="0"/>
         </w:rPr>
         <w:t xml:space="preserve">o</w:t>
@@ -2085,6 +2387,7 @@
       </w:r>
       <w:r>
         <w:rPr>
+          <w:rFonts w:ascii="Times New Roman" w:cs="Times New Roman" w:eastAsia="Times New Roman" w:hAnsi="Times New Roman"/>
           <w:rtl w:val="0"/>
         </w:rPr>
         <w:t xml:space="preserve">Modelin test, train, validation set hedefleri doğrulanacak.</w:t>
@@ -2094,11 +2397,13 @@
       <w:pPr>
         <w:spacing w:after="240" w:before="240" w:lineRule="auto"/>
         <w:ind w:left="1800" w:hanging="360"/>
-        <w:rPr/>
-      </w:pPr>
-      <w:r>
-        <w:rPr>
-          <w:rFonts w:ascii="Courier New" w:cs="Courier New" w:eastAsia="Courier New" w:hAnsi="Courier New"/>
+        <w:rPr>
+          <w:rFonts w:ascii="Times New Roman" w:cs="Times New Roman" w:eastAsia="Times New Roman" w:hAnsi="Times New Roman"/>
+        </w:rPr>
+      </w:pPr>
+      <w:r>
+        <w:rPr>
+          <w:rFonts w:ascii="Times New Roman" w:cs="Times New Roman" w:eastAsia="Times New Roman" w:hAnsi="Times New Roman"/>
           <w:rtl w:val="0"/>
         </w:rPr>
         <w:t xml:space="preserve">o</w:t>
@@ -2114,6 +2419,7 @@
       </w:r>
       <w:r>
         <w:rPr>
+          <w:rFonts w:ascii="Times New Roman" w:cs="Times New Roman" w:eastAsia="Times New Roman" w:hAnsi="Times New Roman"/>
           <w:rtl w:val="0"/>
         </w:rPr>
         <w:t xml:space="preserve">Yeni e-postaların işlenmesi ≤ 30s (ortalama).</w:t>
@@ -2123,25 +2429,29 @@
       <w:pPr>
         <w:spacing w:after="240" w:before="240" w:lineRule="auto"/>
         <w:ind w:left="360"/>
-        <w:rPr/>
-      </w:pPr>
-      <w:r>
-        <w:rPr>
-          <w:rtl w:val="0"/>
-        </w:rPr>
-        <w:t xml:space="preserve">·</w:t>
-      </w:r>
-      <w:r>
-        <w:rPr>
-          <w:rFonts w:ascii="Times New Roman" w:cs="Times New Roman" w:eastAsia="Times New Roman" w:hAnsi="Times New Roman"/>
-          <w:sz w:val="14"/>
-          <w:szCs w:val="14"/>
-          <w:rtl w:val="0"/>
-        </w:rPr>
-        <w:t xml:space="preserve">         </w:t>
-      </w:r>
-      <w:r>
-        <w:rPr>
+        <w:rPr>
+          <w:rFonts w:ascii="Times New Roman" w:cs="Times New Roman" w:eastAsia="Times New Roman" w:hAnsi="Times New Roman"/>
+        </w:rPr>
+      </w:pPr>
+      <w:r>
+        <w:rPr>
+          <w:rFonts w:ascii="Times New Roman" w:cs="Times New Roman" w:eastAsia="Times New Roman" w:hAnsi="Times New Roman"/>
+          <w:rtl w:val="0"/>
+        </w:rPr>
+        <w:t xml:space="preserve">·</w:t>
+      </w:r>
+      <w:r>
+        <w:rPr>
+          <w:rFonts w:ascii="Times New Roman" w:cs="Times New Roman" w:eastAsia="Times New Roman" w:hAnsi="Times New Roman"/>
+          <w:sz w:val="14"/>
+          <w:szCs w:val="14"/>
+          <w:rtl w:val="0"/>
+        </w:rPr>
+        <w:t xml:space="preserve">         </w:t>
+      </w:r>
+      <w:r>
+        <w:rPr>
+          <w:rFonts w:ascii="Times New Roman" w:cs="Times New Roman" w:eastAsia="Times New Roman" w:hAnsi="Times New Roman"/>
           <w:rtl w:val="0"/>
         </w:rPr>
         <w:t xml:space="preserve">Öncelik: High</w:t>
@@ -2150,10 +2460,13 @@
     <w:p>
       <w:pPr>
         <w:spacing w:after="240" w:before="240" w:lineRule="auto"/>
-        <w:rPr/>
-      </w:pPr>
-      <w:r>
-        <w:rPr>
+        <w:rPr>
+          <w:rFonts w:ascii="Times New Roman" w:cs="Times New Roman" w:eastAsia="Times New Roman" w:hAnsi="Times New Roman"/>
+        </w:rPr>
+      </w:pPr>
+      <w:r>
+        <w:rPr>
+          <w:rFonts w:ascii="Times New Roman" w:cs="Times New Roman" w:eastAsia="Times New Roman" w:hAnsi="Times New Roman"/>
           <w:rtl w:val="0"/>
         </w:rPr>
         <w:t xml:space="preserve"> </w:t>
@@ -2162,68 +2475,80 @@
     <w:p>
       <w:pPr>
         <w:spacing w:after="240" w:before="240" w:lineRule="auto"/>
-        <w:rPr/>
-      </w:pPr>
-      <w:r>
-        <w:rPr>
-          <w:rtl w:val="0"/>
-        </w:rPr>
-      </w:r>
-    </w:p>
-    <w:p>
-      <w:pPr>
-        <w:spacing w:after="240" w:before="240" w:lineRule="auto"/>
-        <w:rPr/>
-      </w:pPr>
-      <w:r>
-        <w:rPr>
-          <w:rtl w:val="0"/>
-        </w:rPr>
-      </w:r>
-    </w:p>
-    <w:p>
-      <w:pPr>
-        <w:spacing w:after="240" w:before="240" w:lineRule="auto"/>
-        <w:rPr/>
-      </w:pPr>
-      <w:r>
-        <w:rPr>
-          <w:rtl w:val="0"/>
-        </w:rPr>
-      </w:r>
-    </w:p>
-    <w:p>
-      <w:pPr>
-        <w:spacing w:after="240" w:before="240" w:lineRule="auto"/>
-        <w:rPr/>
-      </w:pPr>
-      <w:r>
-        <w:rPr>
-          <w:rtl w:val="0"/>
-        </w:rPr>
-      </w:r>
-    </w:p>
-    <w:p>
-      <w:pPr>
-        <w:spacing w:after="240" w:before="240" w:lineRule="auto"/>
-        <w:rPr/>
-      </w:pPr>
-      <w:r>
-        <w:rPr>
-          <w:rtl w:val="0"/>
-        </w:rPr>
-      </w:r>
-    </w:p>
-    <w:p>
-      <w:pPr>
-        <w:spacing w:after="240" w:before="240" w:lineRule="auto"/>
-        <w:rPr>
+        <w:rPr>
+          <w:rFonts w:ascii="Times New Roman" w:cs="Times New Roman" w:eastAsia="Times New Roman" w:hAnsi="Times New Roman"/>
+        </w:rPr>
+      </w:pPr>
+      <w:r>
+        <w:rPr>
+          <w:rtl w:val="0"/>
+        </w:rPr>
+      </w:r>
+    </w:p>
+    <w:p>
+      <w:pPr>
+        <w:spacing w:after="240" w:before="240" w:lineRule="auto"/>
+        <w:rPr>
+          <w:rFonts w:ascii="Times New Roman" w:cs="Times New Roman" w:eastAsia="Times New Roman" w:hAnsi="Times New Roman"/>
+        </w:rPr>
+      </w:pPr>
+      <w:r>
+        <w:rPr>
+          <w:rtl w:val="0"/>
+        </w:rPr>
+      </w:r>
+    </w:p>
+    <w:p>
+      <w:pPr>
+        <w:spacing w:after="240" w:before="240" w:lineRule="auto"/>
+        <w:rPr>
+          <w:rFonts w:ascii="Times New Roman" w:cs="Times New Roman" w:eastAsia="Times New Roman" w:hAnsi="Times New Roman"/>
+        </w:rPr>
+      </w:pPr>
+      <w:r>
+        <w:rPr>
+          <w:rtl w:val="0"/>
+        </w:rPr>
+      </w:r>
+    </w:p>
+    <w:p>
+      <w:pPr>
+        <w:spacing w:after="240" w:before="240" w:lineRule="auto"/>
+        <w:rPr>
+          <w:rFonts w:ascii="Times New Roman" w:cs="Times New Roman" w:eastAsia="Times New Roman" w:hAnsi="Times New Roman"/>
+        </w:rPr>
+      </w:pPr>
+      <w:r>
+        <w:rPr>
+          <w:rtl w:val="0"/>
+        </w:rPr>
+      </w:r>
+    </w:p>
+    <w:p>
+      <w:pPr>
+        <w:spacing w:after="240" w:before="240" w:lineRule="auto"/>
+        <w:rPr>
+          <w:rFonts w:ascii="Times New Roman" w:cs="Times New Roman" w:eastAsia="Times New Roman" w:hAnsi="Times New Roman"/>
+        </w:rPr>
+      </w:pPr>
+      <w:r>
+        <w:rPr>
+          <w:rtl w:val="0"/>
+        </w:rPr>
+      </w:r>
+    </w:p>
+    <w:p>
+      <w:pPr>
+        <w:spacing w:after="240" w:before="240" w:lineRule="auto"/>
+        <w:rPr>
+          <w:rFonts w:ascii="Times New Roman" w:cs="Times New Roman" w:eastAsia="Times New Roman" w:hAnsi="Times New Roman"/>
           <w:b w:val="1"/>
           <w:bCs w:val="1"/>
         </w:rPr>
       </w:pPr>
       <w:r>
         <w:rPr>
+          <w:rFonts w:ascii="Times New Roman" w:cs="Times New Roman" w:eastAsia="Times New Roman" w:hAnsi="Times New Roman"/>
           <w:b w:val="1"/>
           <w:bCs w:val="1"/>
           <w:rtl w:val="0"/>
@@ -2235,25 +2560,29 @@
       <w:pPr>
         <w:spacing w:after="240" w:before="240" w:lineRule="auto"/>
         <w:ind w:left="360"/>
-        <w:rPr/>
-      </w:pPr>
-      <w:r>
-        <w:rPr>
-          <w:rtl w:val="0"/>
-        </w:rPr>
-        <w:t xml:space="preserve">·</w:t>
-      </w:r>
-      <w:r>
-        <w:rPr>
-          <w:rFonts w:ascii="Times New Roman" w:cs="Times New Roman" w:eastAsia="Times New Roman" w:hAnsi="Times New Roman"/>
-          <w:sz w:val="14"/>
-          <w:szCs w:val="14"/>
-          <w:rtl w:val="0"/>
-        </w:rPr>
-        <w:t xml:space="preserve">         </w:t>
-      </w:r>
-      <w:r>
-        <w:rPr>
+        <w:rPr>
+          <w:rFonts w:ascii="Times New Roman" w:cs="Times New Roman" w:eastAsia="Times New Roman" w:hAnsi="Times New Roman"/>
+        </w:rPr>
+      </w:pPr>
+      <w:r>
+        <w:rPr>
+          <w:rFonts w:ascii="Times New Roman" w:cs="Times New Roman" w:eastAsia="Times New Roman" w:hAnsi="Times New Roman"/>
+          <w:rtl w:val="0"/>
+        </w:rPr>
+        <w:t xml:space="preserve">·</w:t>
+      </w:r>
+      <w:r>
+        <w:rPr>
+          <w:rFonts w:ascii="Times New Roman" w:cs="Times New Roman" w:eastAsia="Times New Roman" w:hAnsi="Times New Roman"/>
+          <w:sz w:val="14"/>
+          <w:szCs w:val="14"/>
+          <w:rtl w:val="0"/>
+        </w:rPr>
+        <w:t xml:space="preserve">         </w:t>
+      </w:r>
+      <w:r>
+        <w:rPr>
+          <w:rFonts w:ascii="Times New Roman" w:cs="Times New Roman" w:eastAsia="Times New Roman" w:hAnsi="Times New Roman"/>
           <w:rtl w:val="0"/>
         </w:rPr>
         <w:t xml:space="preserve">ID: DT_FR7</w:t>
@@ -2263,25 +2592,29 @@
       <w:pPr>
         <w:spacing w:after="240" w:before="240" w:lineRule="auto"/>
         <w:ind w:left="360"/>
-        <w:rPr/>
-      </w:pPr>
-      <w:r>
-        <w:rPr>
-          <w:rtl w:val="0"/>
-        </w:rPr>
-        <w:t xml:space="preserve">·</w:t>
-      </w:r>
-      <w:r>
-        <w:rPr>
-          <w:rFonts w:ascii="Times New Roman" w:cs="Times New Roman" w:eastAsia="Times New Roman" w:hAnsi="Times New Roman"/>
-          <w:sz w:val="14"/>
-          <w:szCs w:val="14"/>
-          <w:rtl w:val="0"/>
-        </w:rPr>
-        <w:t xml:space="preserve">         </w:t>
-      </w:r>
-      <w:r>
-        <w:rPr>
+        <w:rPr>
+          <w:rFonts w:ascii="Times New Roman" w:cs="Times New Roman" w:eastAsia="Times New Roman" w:hAnsi="Times New Roman"/>
+        </w:rPr>
+      </w:pPr>
+      <w:r>
+        <w:rPr>
+          <w:rFonts w:ascii="Times New Roman" w:cs="Times New Roman" w:eastAsia="Times New Roman" w:hAnsi="Times New Roman"/>
+          <w:rtl w:val="0"/>
+        </w:rPr>
+        <w:t xml:space="preserve">·</w:t>
+      </w:r>
+      <w:r>
+        <w:rPr>
+          <w:rFonts w:ascii="Times New Roman" w:cs="Times New Roman" w:eastAsia="Times New Roman" w:hAnsi="Times New Roman"/>
+          <w:sz w:val="14"/>
+          <w:szCs w:val="14"/>
+          <w:rtl w:val="0"/>
+        </w:rPr>
+        <w:t xml:space="preserve">         </w:t>
+      </w:r>
+      <w:r>
+        <w:rPr>
+          <w:rFonts w:ascii="Times New Roman" w:cs="Times New Roman" w:eastAsia="Times New Roman" w:hAnsi="Times New Roman"/>
           <w:rtl w:val="0"/>
         </w:rPr>
         <w:t xml:space="preserve">Başlık: Malware Dosya Analizi &amp; Inference API (PE Parsing)</w:t>
@@ -2291,25 +2624,29 @@
       <w:pPr>
         <w:spacing w:after="240" w:before="240" w:lineRule="auto"/>
         <w:ind w:left="360"/>
-        <w:rPr/>
-      </w:pPr>
-      <w:r>
-        <w:rPr>
-          <w:rtl w:val="0"/>
-        </w:rPr>
-        <w:t xml:space="preserve">·</w:t>
-      </w:r>
-      <w:r>
-        <w:rPr>
-          <w:rFonts w:ascii="Times New Roman" w:cs="Times New Roman" w:eastAsia="Times New Roman" w:hAnsi="Times New Roman"/>
-          <w:sz w:val="14"/>
-          <w:szCs w:val="14"/>
-          <w:rtl w:val="0"/>
-        </w:rPr>
-        <w:t xml:space="preserve">         </w:t>
-      </w:r>
-      <w:r>
-        <w:rPr>
+        <w:rPr>
+          <w:rFonts w:ascii="Times New Roman" w:cs="Times New Roman" w:eastAsia="Times New Roman" w:hAnsi="Times New Roman"/>
+        </w:rPr>
+      </w:pPr>
+      <w:r>
+        <w:rPr>
+          <w:rFonts w:ascii="Times New Roman" w:cs="Times New Roman" w:eastAsia="Times New Roman" w:hAnsi="Times New Roman"/>
+          <w:rtl w:val="0"/>
+        </w:rPr>
+        <w:t xml:space="preserve">·</w:t>
+      </w:r>
+      <w:r>
+        <w:rPr>
+          <w:rFonts w:ascii="Times New Roman" w:cs="Times New Roman" w:eastAsia="Times New Roman" w:hAnsi="Times New Roman"/>
+          <w:sz w:val="14"/>
+          <w:szCs w:val="14"/>
+          <w:rtl w:val="0"/>
+        </w:rPr>
+        <w:t xml:space="preserve">         </w:t>
+      </w:r>
+      <w:r>
+        <w:rPr>
+          <w:rFonts w:ascii="Times New Roman" w:cs="Times New Roman" w:eastAsia="Times New Roman" w:hAnsi="Times New Roman"/>
           <w:rtl w:val="0"/>
         </w:rPr>
         <w:t xml:space="preserve">Tür: Functional / Performance</w:t>
@@ -2319,25 +2656,29 @@
       <w:pPr>
         <w:spacing w:after="240" w:before="240" w:lineRule="auto"/>
         <w:ind w:left="360"/>
-        <w:rPr/>
-      </w:pPr>
-      <w:r>
-        <w:rPr>
-          <w:rtl w:val="0"/>
-        </w:rPr>
-        <w:t xml:space="preserve">·</w:t>
-      </w:r>
-      <w:r>
-        <w:rPr>
-          <w:rFonts w:ascii="Times New Roman" w:cs="Times New Roman" w:eastAsia="Times New Roman" w:hAnsi="Times New Roman"/>
-          <w:sz w:val="14"/>
-          <w:szCs w:val="14"/>
-          <w:rtl w:val="0"/>
-        </w:rPr>
-        <w:t xml:space="preserve">         </w:t>
-      </w:r>
-      <w:r>
-        <w:rPr>
+        <w:rPr>
+          <w:rFonts w:ascii="Times New Roman" w:cs="Times New Roman" w:eastAsia="Times New Roman" w:hAnsi="Times New Roman"/>
+        </w:rPr>
+      </w:pPr>
+      <w:r>
+        <w:rPr>
+          <w:rFonts w:ascii="Times New Roman" w:cs="Times New Roman" w:eastAsia="Times New Roman" w:hAnsi="Times New Roman"/>
+          <w:rtl w:val="0"/>
+        </w:rPr>
+        <w:t xml:space="preserve">·</w:t>
+      </w:r>
+      <w:r>
+        <w:rPr>
+          <w:rFonts w:ascii="Times New Roman" w:cs="Times New Roman" w:eastAsia="Times New Roman" w:hAnsi="Times New Roman"/>
+          <w:sz w:val="14"/>
+          <w:szCs w:val="14"/>
+          <w:rtl w:val="0"/>
+        </w:rPr>
+        <w:t xml:space="preserve">         </w:t>
+      </w:r>
+      <w:r>
+        <w:rPr>
+          <w:rFonts w:ascii="Times New Roman" w:cs="Times New Roman" w:eastAsia="Times New Roman" w:hAnsi="Times New Roman"/>
           <w:rtl w:val="0"/>
         </w:rPr>
         <w:t xml:space="preserve">Bağlı Üst-Seviye: HL_FR7 (SRS FR7)</w:t>
@@ -2347,25 +2688,29 @@
       <w:pPr>
         <w:spacing w:after="240" w:before="240" w:lineRule="auto"/>
         <w:ind w:left="360"/>
-        <w:rPr/>
-      </w:pPr>
-      <w:r>
-        <w:rPr>
-          <w:rtl w:val="0"/>
-        </w:rPr>
-        <w:t xml:space="preserve">·</w:t>
-      </w:r>
-      <w:r>
-        <w:rPr>
-          <w:rFonts w:ascii="Times New Roman" w:cs="Times New Roman" w:eastAsia="Times New Roman" w:hAnsi="Times New Roman"/>
-          <w:sz w:val="14"/>
-          <w:szCs w:val="14"/>
-          <w:rtl w:val="0"/>
-        </w:rPr>
-        <w:t xml:space="preserve">         </w:t>
-      </w:r>
-      <w:r>
-        <w:rPr>
+        <w:rPr>
+          <w:rFonts w:ascii="Times New Roman" w:cs="Times New Roman" w:eastAsia="Times New Roman" w:hAnsi="Times New Roman"/>
+        </w:rPr>
+      </w:pPr>
+      <w:r>
+        <w:rPr>
+          <w:rFonts w:ascii="Times New Roman" w:cs="Times New Roman" w:eastAsia="Times New Roman" w:hAnsi="Times New Roman"/>
+          <w:rtl w:val="0"/>
+        </w:rPr>
+        <w:t xml:space="preserve">·</w:t>
+      </w:r>
+      <w:r>
+        <w:rPr>
+          <w:rFonts w:ascii="Times New Roman" w:cs="Times New Roman" w:eastAsia="Times New Roman" w:hAnsi="Times New Roman"/>
+          <w:sz w:val="14"/>
+          <w:szCs w:val="14"/>
+          <w:rtl w:val="0"/>
+        </w:rPr>
+        <w:t xml:space="preserve">         </w:t>
+      </w:r>
+      <w:r>
+        <w:rPr>
+          <w:rFonts w:ascii="Times New Roman" w:cs="Times New Roman" w:eastAsia="Times New Roman" w:hAnsi="Times New Roman"/>
           <w:rtl w:val="0"/>
         </w:rPr>
         <w:t xml:space="preserve">Açıklama: Kullanıcıların yüklediği dosyalar izole ortamda analiz edilecek, PE feature extraction yapılacak ve model inference sonucu dönecek.</w:t>
@@ -2375,25 +2720,29 @@
       <w:pPr>
         <w:spacing w:after="240" w:before="240" w:lineRule="auto"/>
         <w:ind w:left="360"/>
-        <w:rPr/>
-      </w:pPr>
-      <w:r>
-        <w:rPr>
-          <w:rtl w:val="0"/>
-        </w:rPr>
-        <w:t xml:space="preserve">·</w:t>
-      </w:r>
-      <w:r>
-        <w:rPr>
-          <w:rFonts w:ascii="Times New Roman" w:cs="Times New Roman" w:eastAsia="Times New Roman" w:hAnsi="Times New Roman"/>
-          <w:sz w:val="14"/>
-          <w:szCs w:val="14"/>
-          <w:rtl w:val="0"/>
-        </w:rPr>
-        <w:t xml:space="preserve">         </w:t>
-      </w:r>
-      <w:r>
-        <w:rPr>
+        <w:rPr>
+          <w:rFonts w:ascii="Times New Roman" w:cs="Times New Roman" w:eastAsia="Times New Roman" w:hAnsi="Times New Roman"/>
+        </w:rPr>
+      </w:pPr>
+      <w:r>
+        <w:rPr>
+          <w:rFonts w:ascii="Times New Roman" w:cs="Times New Roman" w:eastAsia="Times New Roman" w:hAnsi="Times New Roman"/>
+          <w:rtl w:val="0"/>
+        </w:rPr>
+        <w:t xml:space="preserve">·</w:t>
+      </w:r>
+      <w:r>
+        <w:rPr>
+          <w:rFonts w:ascii="Times New Roman" w:cs="Times New Roman" w:eastAsia="Times New Roman" w:hAnsi="Times New Roman"/>
+          <w:sz w:val="14"/>
+          <w:szCs w:val="14"/>
+          <w:rtl w:val="0"/>
+        </w:rPr>
+        <w:t xml:space="preserve">         </w:t>
+      </w:r>
+      <w:r>
+        <w:rPr>
+          <w:rFonts w:ascii="Times New Roman" w:cs="Times New Roman" w:eastAsia="Times New Roman" w:hAnsi="Times New Roman"/>
           <w:rtl w:val="0"/>
         </w:rPr>
         <w:t xml:space="preserve">Önkoşul: Dosya yükleme izni ve sandbox hazır olmalı.</w:t>
@@ -2403,25 +2752,29 @@
       <w:pPr>
         <w:spacing w:after="240" w:before="240" w:lineRule="auto"/>
         <w:ind w:left="360"/>
-        <w:rPr/>
-      </w:pPr>
-      <w:r>
-        <w:rPr>
-          <w:rtl w:val="0"/>
-        </w:rPr>
-        <w:t xml:space="preserve">·</w:t>
-      </w:r>
-      <w:r>
-        <w:rPr>
-          <w:rFonts w:ascii="Times New Roman" w:cs="Times New Roman" w:eastAsia="Times New Roman" w:hAnsi="Times New Roman"/>
-          <w:sz w:val="14"/>
-          <w:szCs w:val="14"/>
-          <w:rtl w:val="0"/>
-        </w:rPr>
-        <w:t xml:space="preserve">         </w:t>
-      </w:r>
-      <w:r>
-        <w:rPr>
+        <w:rPr>
+          <w:rFonts w:ascii="Times New Roman" w:cs="Times New Roman" w:eastAsia="Times New Roman" w:hAnsi="Times New Roman"/>
+        </w:rPr>
+      </w:pPr>
+      <w:r>
+        <w:rPr>
+          <w:rFonts w:ascii="Times New Roman" w:cs="Times New Roman" w:eastAsia="Times New Roman" w:hAnsi="Times New Roman"/>
+          <w:rtl w:val="0"/>
+        </w:rPr>
+        <w:t xml:space="preserve">·</w:t>
+      </w:r>
+      <w:r>
+        <w:rPr>
+          <w:rFonts w:ascii="Times New Roman" w:cs="Times New Roman" w:eastAsia="Times New Roman" w:hAnsi="Times New Roman"/>
+          <w:sz w:val="14"/>
+          <w:szCs w:val="14"/>
+          <w:rtl w:val="0"/>
+        </w:rPr>
+        <w:t xml:space="preserve">         </w:t>
+      </w:r>
+      <w:r>
+        <w:rPr>
+          <w:rFonts w:ascii="Times New Roman" w:cs="Times New Roman" w:eastAsia="Times New Roman" w:hAnsi="Times New Roman"/>
           <w:rtl w:val="0"/>
         </w:rPr>
         <w:t xml:space="preserve">Öncelik: High</w:t>
@@ -2431,12 +2784,14 @@
       <w:pPr>
         <w:spacing w:after="240" w:before="240" w:lineRule="auto"/>
         <w:rPr>
+          <w:rFonts w:ascii="Times New Roman" w:cs="Times New Roman" w:eastAsia="Times New Roman" w:hAnsi="Times New Roman"/>
           <w:b w:val="1"/>
           <w:bCs w:val="1"/>
         </w:rPr>
       </w:pPr>
       <w:r>
         <w:rPr>
+          <w:rFonts w:ascii="Times New Roman" w:cs="Times New Roman" w:eastAsia="Times New Roman" w:hAnsi="Times New Roman"/>
           <w:b w:val="1"/>
           <w:bCs w:val="1"/>
           <w:rtl w:val="0"/>
@@ -2448,12 +2803,14 @@
       <w:pPr>
         <w:spacing w:after="240" w:before="240" w:lineRule="auto"/>
         <w:rPr>
+          <w:rFonts w:ascii="Times New Roman" w:cs="Times New Roman" w:eastAsia="Times New Roman" w:hAnsi="Times New Roman"/>
           <w:b w:val="1"/>
           <w:bCs w:val="1"/>
         </w:rPr>
       </w:pPr>
       <w:r>
         <w:rPr>
+          <w:rFonts w:ascii="Times New Roman" w:cs="Times New Roman" w:eastAsia="Times New Roman" w:hAnsi="Times New Roman"/>
           <w:b w:val="1"/>
           <w:bCs w:val="1"/>
           <w:rtl w:val="0"/>
@@ -2465,25 +2822,29 @@
       <w:pPr>
         <w:spacing w:after="240" w:before="240" w:lineRule="auto"/>
         <w:ind w:left="360"/>
-        <w:rPr/>
-      </w:pPr>
-      <w:r>
-        <w:rPr>
-          <w:rtl w:val="0"/>
-        </w:rPr>
-        <w:t xml:space="preserve">·</w:t>
-      </w:r>
-      <w:r>
-        <w:rPr>
-          <w:rFonts w:ascii="Times New Roman" w:cs="Times New Roman" w:eastAsia="Times New Roman" w:hAnsi="Times New Roman"/>
-          <w:sz w:val="14"/>
-          <w:szCs w:val="14"/>
-          <w:rtl w:val="0"/>
-        </w:rPr>
-        <w:t xml:space="preserve">         </w:t>
-      </w:r>
-      <w:r>
-        <w:rPr>
+        <w:rPr>
+          <w:rFonts w:ascii="Times New Roman" w:cs="Times New Roman" w:eastAsia="Times New Roman" w:hAnsi="Times New Roman"/>
+        </w:rPr>
+      </w:pPr>
+      <w:r>
+        <w:rPr>
+          <w:rFonts w:ascii="Times New Roman" w:cs="Times New Roman" w:eastAsia="Times New Roman" w:hAnsi="Times New Roman"/>
+          <w:rtl w:val="0"/>
+        </w:rPr>
+        <w:t xml:space="preserve">·</w:t>
+      </w:r>
+      <w:r>
+        <w:rPr>
+          <w:rFonts w:ascii="Times New Roman" w:cs="Times New Roman" w:eastAsia="Times New Roman" w:hAnsi="Times New Roman"/>
+          <w:sz w:val="14"/>
+          <w:szCs w:val="14"/>
+          <w:rtl w:val="0"/>
+        </w:rPr>
+        <w:t xml:space="preserve">         </w:t>
+      </w:r>
+      <w:r>
+        <w:rPr>
+          <w:rFonts w:ascii="Times New Roman" w:cs="Times New Roman" w:eastAsia="Times New Roman" w:hAnsi="Times New Roman"/>
           <w:rtl w:val="0"/>
         </w:rPr>
         <w:t xml:space="preserve">ID: DT_FR8</w:t>
@@ -2493,25 +2854,29 @@
       <w:pPr>
         <w:spacing w:after="240" w:before="240" w:lineRule="auto"/>
         <w:ind w:left="360"/>
-        <w:rPr/>
-      </w:pPr>
-      <w:r>
-        <w:rPr>
-          <w:rtl w:val="0"/>
-        </w:rPr>
-        <w:t xml:space="preserve">·</w:t>
-      </w:r>
-      <w:r>
-        <w:rPr>
-          <w:rFonts w:ascii="Times New Roman" w:cs="Times New Roman" w:eastAsia="Times New Roman" w:hAnsi="Times New Roman"/>
-          <w:sz w:val="14"/>
-          <w:szCs w:val="14"/>
-          <w:rtl w:val="0"/>
-        </w:rPr>
-        <w:t xml:space="preserve">         </w:t>
-      </w:r>
-      <w:r>
-        <w:rPr>
+        <w:rPr>
+          <w:rFonts w:ascii="Times New Roman" w:cs="Times New Roman" w:eastAsia="Times New Roman" w:hAnsi="Times New Roman"/>
+        </w:rPr>
+      </w:pPr>
+      <w:r>
+        <w:rPr>
+          <w:rFonts w:ascii="Times New Roman" w:cs="Times New Roman" w:eastAsia="Times New Roman" w:hAnsi="Times New Roman"/>
+          <w:rtl w:val="0"/>
+        </w:rPr>
+        <w:t xml:space="preserve">·</w:t>
+      </w:r>
+      <w:r>
+        <w:rPr>
+          <w:rFonts w:ascii="Times New Roman" w:cs="Times New Roman" w:eastAsia="Times New Roman" w:hAnsi="Times New Roman"/>
+          <w:sz w:val="14"/>
+          <w:szCs w:val="14"/>
+          <w:rtl w:val="0"/>
+        </w:rPr>
+        <w:t xml:space="preserve">         </w:t>
+      </w:r>
+      <w:r>
+        <w:rPr>
+          <w:rFonts w:ascii="Times New Roman" w:cs="Times New Roman" w:eastAsia="Times New Roman" w:hAnsi="Times New Roman"/>
           <w:rtl w:val="0"/>
         </w:rPr>
         <w:t xml:space="preserve">Başlık: Kriptografi Modülü — AES/RSA ve Key Management</w:t>
@@ -2521,25 +2886,29 @@
       <w:pPr>
         <w:spacing w:after="240" w:before="240" w:lineRule="auto"/>
         <w:ind w:left="360"/>
-        <w:rPr/>
-      </w:pPr>
-      <w:r>
-        <w:rPr>
-          <w:rtl w:val="0"/>
-        </w:rPr>
-        <w:t xml:space="preserve">·</w:t>
-      </w:r>
-      <w:r>
-        <w:rPr>
-          <w:rFonts w:ascii="Times New Roman" w:cs="Times New Roman" w:eastAsia="Times New Roman" w:hAnsi="Times New Roman"/>
-          <w:sz w:val="14"/>
-          <w:szCs w:val="14"/>
-          <w:rtl w:val="0"/>
-        </w:rPr>
-        <w:t xml:space="preserve">         </w:t>
-      </w:r>
-      <w:r>
-        <w:rPr>
+        <w:rPr>
+          <w:rFonts w:ascii="Times New Roman" w:cs="Times New Roman" w:eastAsia="Times New Roman" w:hAnsi="Times New Roman"/>
+        </w:rPr>
+      </w:pPr>
+      <w:r>
+        <w:rPr>
+          <w:rFonts w:ascii="Times New Roman" w:cs="Times New Roman" w:eastAsia="Times New Roman" w:hAnsi="Times New Roman"/>
+          <w:rtl w:val="0"/>
+        </w:rPr>
+        <w:t xml:space="preserve">·</w:t>
+      </w:r>
+      <w:r>
+        <w:rPr>
+          <w:rFonts w:ascii="Times New Roman" w:cs="Times New Roman" w:eastAsia="Times New Roman" w:hAnsi="Times New Roman"/>
+          <w:sz w:val="14"/>
+          <w:szCs w:val="14"/>
+          <w:rtl w:val="0"/>
+        </w:rPr>
+        <w:t xml:space="preserve">         </w:t>
+      </w:r>
+      <w:r>
+        <w:rPr>
+          <w:rFonts w:ascii="Times New Roman" w:cs="Times New Roman" w:eastAsia="Times New Roman" w:hAnsi="Times New Roman"/>
           <w:rtl w:val="0"/>
         </w:rPr>
         <w:t xml:space="preserve">Tür: Functional / Security</w:t>
@@ -2549,25 +2918,29 @@
       <w:pPr>
         <w:spacing w:after="240" w:before="240" w:lineRule="auto"/>
         <w:ind w:left="360"/>
-        <w:rPr/>
-      </w:pPr>
-      <w:r>
-        <w:rPr>
-          <w:rtl w:val="0"/>
-        </w:rPr>
-        <w:t xml:space="preserve">·</w:t>
-      </w:r>
-      <w:r>
-        <w:rPr>
-          <w:rFonts w:ascii="Times New Roman" w:cs="Times New Roman" w:eastAsia="Times New Roman" w:hAnsi="Times New Roman"/>
-          <w:sz w:val="14"/>
-          <w:szCs w:val="14"/>
-          <w:rtl w:val="0"/>
-        </w:rPr>
-        <w:t xml:space="preserve">         </w:t>
-      </w:r>
-      <w:r>
-        <w:rPr>
+        <w:rPr>
+          <w:rFonts w:ascii="Times New Roman" w:cs="Times New Roman" w:eastAsia="Times New Roman" w:hAnsi="Times New Roman"/>
+        </w:rPr>
+      </w:pPr>
+      <w:r>
+        <w:rPr>
+          <w:rFonts w:ascii="Times New Roman" w:cs="Times New Roman" w:eastAsia="Times New Roman" w:hAnsi="Times New Roman"/>
+          <w:rtl w:val="0"/>
+        </w:rPr>
+        <w:t xml:space="preserve">·</w:t>
+      </w:r>
+      <w:r>
+        <w:rPr>
+          <w:rFonts w:ascii="Times New Roman" w:cs="Times New Roman" w:eastAsia="Times New Roman" w:hAnsi="Times New Roman"/>
+          <w:sz w:val="14"/>
+          <w:szCs w:val="14"/>
+          <w:rtl w:val="0"/>
+        </w:rPr>
+        <w:t xml:space="preserve">         </w:t>
+      </w:r>
+      <w:r>
+        <w:rPr>
+          <w:rFonts w:ascii="Times New Roman" w:cs="Times New Roman" w:eastAsia="Times New Roman" w:hAnsi="Times New Roman"/>
           <w:rtl w:val="0"/>
         </w:rPr>
         <w:t xml:space="preserve">Bağlı Üst-Seviye: HL_FR8 (SRS FR8)</w:t>
@@ -2577,25 +2950,29 @@
       <w:pPr>
         <w:spacing w:after="240" w:before="240" w:lineRule="auto"/>
         <w:ind w:left="360"/>
-        <w:rPr/>
-      </w:pPr>
-      <w:r>
-        <w:rPr>
-          <w:rtl w:val="0"/>
-        </w:rPr>
-        <w:t xml:space="preserve">·</w:t>
-      </w:r>
-      <w:r>
-        <w:rPr>
-          <w:rFonts w:ascii="Times New Roman" w:cs="Times New Roman" w:eastAsia="Times New Roman" w:hAnsi="Times New Roman"/>
-          <w:sz w:val="14"/>
-          <w:szCs w:val="14"/>
-          <w:rtl w:val="0"/>
-        </w:rPr>
-        <w:t xml:space="preserve">         </w:t>
-      </w:r>
-      <w:r>
-        <w:rPr>
+        <w:rPr>
+          <w:rFonts w:ascii="Times New Roman" w:cs="Times New Roman" w:eastAsia="Times New Roman" w:hAnsi="Times New Roman"/>
+        </w:rPr>
+      </w:pPr>
+      <w:r>
+        <w:rPr>
+          <w:rFonts w:ascii="Times New Roman" w:cs="Times New Roman" w:eastAsia="Times New Roman" w:hAnsi="Times New Roman"/>
+          <w:rtl w:val="0"/>
+        </w:rPr>
+        <w:t xml:space="preserve">·</w:t>
+      </w:r>
+      <w:r>
+        <w:rPr>
+          <w:rFonts w:ascii="Times New Roman" w:cs="Times New Roman" w:eastAsia="Times New Roman" w:hAnsi="Times New Roman"/>
+          <w:sz w:val="14"/>
+          <w:szCs w:val="14"/>
+          <w:rtl w:val="0"/>
+        </w:rPr>
+        <w:t xml:space="preserve">         </w:t>
+      </w:r>
+      <w:r>
+        <w:rPr>
+          <w:rFonts w:ascii="Times New Roman" w:cs="Times New Roman" w:eastAsia="Times New Roman" w:hAnsi="Times New Roman"/>
           <w:rtl w:val="0"/>
         </w:rPr>
         <w:t xml:space="preserve">Açıklama: AES-256-GCM ve RSA-2048 destekli şifreleme/şifre çözme API’leri sunulacak, anahtarlar KMS/HSM veya encrypted DB içinde saklanacak.</w:t>
@@ -2605,25 +2982,29 @@
       <w:pPr>
         <w:spacing w:after="240" w:before="240" w:lineRule="auto"/>
         <w:ind w:left="360"/>
-        <w:rPr/>
-      </w:pPr>
-      <w:r>
-        <w:rPr>
-          <w:rtl w:val="0"/>
-        </w:rPr>
-        <w:t xml:space="preserve">·</w:t>
-      </w:r>
-      <w:r>
-        <w:rPr>
-          <w:rFonts w:ascii="Times New Roman" w:cs="Times New Roman" w:eastAsia="Times New Roman" w:hAnsi="Times New Roman"/>
-          <w:sz w:val="14"/>
-          <w:szCs w:val="14"/>
-          <w:rtl w:val="0"/>
-        </w:rPr>
-        <w:t xml:space="preserve">         </w:t>
-      </w:r>
-      <w:r>
-        <w:rPr>
+        <w:rPr>
+          <w:rFonts w:ascii="Times New Roman" w:cs="Times New Roman" w:eastAsia="Times New Roman" w:hAnsi="Times New Roman"/>
+        </w:rPr>
+      </w:pPr>
+      <w:r>
+        <w:rPr>
+          <w:rFonts w:ascii="Times New Roman" w:cs="Times New Roman" w:eastAsia="Times New Roman" w:hAnsi="Times New Roman"/>
+          <w:rtl w:val="0"/>
+        </w:rPr>
+        <w:t xml:space="preserve">·</w:t>
+      </w:r>
+      <w:r>
+        <w:rPr>
+          <w:rFonts w:ascii="Times New Roman" w:cs="Times New Roman" w:eastAsia="Times New Roman" w:hAnsi="Times New Roman"/>
+          <w:sz w:val="14"/>
+          <w:szCs w:val="14"/>
+          <w:rtl w:val="0"/>
+        </w:rPr>
+        <w:t xml:space="preserve">         </w:t>
+      </w:r>
+      <w:r>
+        <w:rPr>
+          <w:rFonts w:ascii="Times New Roman" w:cs="Times New Roman" w:eastAsia="Times New Roman" w:hAnsi="Times New Roman"/>
           <w:rtl w:val="0"/>
         </w:rPr>
         <w:t xml:space="preserve">Önkoşul: Secrets management yapılandırılmış olmalı.</w:t>
@@ -2633,25 +3014,29 @@
       <w:pPr>
         <w:spacing w:after="240" w:before="240" w:lineRule="auto"/>
         <w:ind w:left="360"/>
-        <w:rPr/>
-      </w:pPr>
-      <w:r>
-        <w:rPr>
-          <w:rtl w:val="0"/>
-        </w:rPr>
-        <w:t xml:space="preserve">·</w:t>
-      </w:r>
-      <w:r>
-        <w:rPr>
-          <w:rFonts w:ascii="Times New Roman" w:cs="Times New Roman" w:eastAsia="Times New Roman" w:hAnsi="Times New Roman"/>
-          <w:sz w:val="14"/>
-          <w:szCs w:val="14"/>
-          <w:rtl w:val="0"/>
-        </w:rPr>
-        <w:t xml:space="preserve">         </w:t>
-      </w:r>
-      <w:r>
-        <w:rPr>
+        <w:rPr>
+          <w:rFonts w:ascii="Times New Roman" w:cs="Times New Roman" w:eastAsia="Times New Roman" w:hAnsi="Times New Roman"/>
+        </w:rPr>
+      </w:pPr>
+      <w:r>
+        <w:rPr>
+          <w:rFonts w:ascii="Times New Roman" w:cs="Times New Roman" w:eastAsia="Times New Roman" w:hAnsi="Times New Roman"/>
+          <w:rtl w:val="0"/>
+        </w:rPr>
+        <w:t xml:space="preserve">·</w:t>
+      </w:r>
+      <w:r>
+        <w:rPr>
+          <w:rFonts w:ascii="Times New Roman" w:cs="Times New Roman" w:eastAsia="Times New Roman" w:hAnsi="Times New Roman"/>
+          <w:sz w:val="14"/>
+          <w:szCs w:val="14"/>
+          <w:rtl w:val="0"/>
+        </w:rPr>
+        <w:t xml:space="preserve">         </w:t>
+      </w:r>
+      <w:r>
+        <w:rPr>
+          <w:rFonts w:ascii="Times New Roman" w:cs="Times New Roman" w:eastAsia="Times New Roman" w:hAnsi="Times New Roman"/>
           <w:rtl w:val="0"/>
         </w:rPr>
         <w:t xml:space="preserve">Kabul Kriterleri:</w:t>
@@ -2661,11 +3046,13 @@
       <w:pPr>
         <w:spacing w:after="240" w:before="240" w:lineRule="auto"/>
         <w:ind w:left="1800" w:hanging="360"/>
-        <w:rPr/>
-      </w:pPr>
-      <w:r>
-        <w:rPr>
-          <w:rFonts w:ascii="Courier New" w:cs="Courier New" w:eastAsia="Courier New" w:hAnsi="Courier New"/>
+        <w:rPr>
+          <w:rFonts w:ascii="Times New Roman" w:cs="Times New Roman" w:eastAsia="Times New Roman" w:hAnsi="Times New Roman"/>
+        </w:rPr>
+      </w:pPr>
+      <w:r>
+        <w:rPr>
+          <w:rFonts w:ascii="Times New Roman" w:cs="Times New Roman" w:eastAsia="Times New Roman" w:hAnsi="Times New Roman"/>
           <w:rtl w:val="0"/>
         </w:rPr>
         <w:t xml:space="preserve">o</w:t>
@@ -2681,6 +3068,7 @@
       </w:r>
       <w:r>
         <w:rPr>
+          <w:rFonts w:ascii="Times New Roman" w:cs="Times New Roman" w:eastAsia="Times New Roman" w:hAnsi="Times New Roman"/>
           <w:rtl w:val="0"/>
         </w:rPr>
         <w:t xml:space="preserve">Şifreleme/decryption fonksiyon testleri geçmeli.</w:t>
@@ -2690,11 +3078,13 @@
       <w:pPr>
         <w:spacing w:after="240" w:before="240" w:lineRule="auto"/>
         <w:ind w:left="1800" w:hanging="360"/>
-        <w:rPr/>
-      </w:pPr>
-      <w:r>
-        <w:rPr>
-          <w:rFonts w:ascii="Courier New" w:cs="Courier New" w:eastAsia="Courier New" w:hAnsi="Courier New"/>
+        <w:rPr>
+          <w:rFonts w:ascii="Times New Roman" w:cs="Times New Roman" w:eastAsia="Times New Roman" w:hAnsi="Times New Roman"/>
+        </w:rPr>
+      </w:pPr>
+      <w:r>
+        <w:rPr>
+          <w:rFonts w:ascii="Times New Roman" w:cs="Times New Roman" w:eastAsia="Times New Roman" w:hAnsi="Times New Roman"/>
           <w:rtl w:val="0"/>
         </w:rPr>
         <w:t xml:space="preserve">o</w:t>
@@ -2710,6 +3100,7 @@
       </w:r>
       <w:r>
         <w:rPr>
+          <w:rFonts w:ascii="Times New Roman" w:cs="Times New Roman" w:eastAsia="Times New Roman" w:hAnsi="Times New Roman"/>
           <w:rtl w:val="0"/>
         </w:rPr>
         <w:t xml:space="preserve">Private key’ler düz metin olarak saklanmamalı.</w:t>
@@ -2719,25 +3110,29 @@
       <w:pPr>
         <w:spacing w:after="240" w:before="240" w:lineRule="auto"/>
         <w:ind w:left="360"/>
-        <w:rPr/>
-      </w:pPr>
-      <w:r>
-        <w:rPr>
-          <w:rtl w:val="0"/>
-        </w:rPr>
-        <w:t xml:space="preserve">·</w:t>
-      </w:r>
-      <w:r>
-        <w:rPr>
-          <w:rFonts w:ascii="Times New Roman" w:cs="Times New Roman" w:eastAsia="Times New Roman" w:hAnsi="Times New Roman"/>
-          <w:sz w:val="14"/>
-          <w:szCs w:val="14"/>
-          <w:rtl w:val="0"/>
-        </w:rPr>
-        <w:t xml:space="preserve">         </w:t>
-      </w:r>
-      <w:r>
-        <w:rPr>
+        <w:rPr>
+          <w:rFonts w:ascii="Times New Roman" w:cs="Times New Roman" w:eastAsia="Times New Roman" w:hAnsi="Times New Roman"/>
+        </w:rPr>
+      </w:pPr>
+      <w:r>
+        <w:rPr>
+          <w:rFonts w:ascii="Times New Roman" w:cs="Times New Roman" w:eastAsia="Times New Roman" w:hAnsi="Times New Roman"/>
+          <w:rtl w:val="0"/>
+        </w:rPr>
+        <w:t xml:space="preserve">·</w:t>
+      </w:r>
+      <w:r>
+        <w:rPr>
+          <w:rFonts w:ascii="Times New Roman" w:cs="Times New Roman" w:eastAsia="Times New Roman" w:hAnsi="Times New Roman"/>
+          <w:sz w:val="14"/>
+          <w:szCs w:val="14"/>
+          <w:rtl w:val="0"/>
+        </w:rPr>
+        <w:t xml:space="preserve">         </w:t>
+      </w:r>
+      <w:r>
+        <w:rPr>
+          <w:rFonts w:ascii="Times New Roman" w:cs="Times New Roman" w:eastAsia="Times New Roman" w:hAnsi="Times New Roman"/>
           <w:rtl w:val="0"/>
         </w:rPr>
         <w:t xml:space="preserve">Öncelik: Medium</w:t>
@@ -2746,10 +3141,13 @@
     <w:p>
       <w:pPr>
         <w:spacing w:after="240" w:before="240" w:lineRule="auto"/>
-        <w:rPr/>
-      </w:pPr>
-      <w:r>
-        <w:rPr>
+        <w:rPr>
+          <w:rFonts w:ascii="Times New Roman" w:cs="Times New Roman" w:eastAsia="Times New Roman" w:hAnsi="Times New Roman"/>
+        </w:rPr>
+      </w:pPr>
+      <w:r>
+        <w:rPr>
+          <w:rFonts w:ascii="Times New Roman" w:cs="Times New Roman" w:eastAsia="Times New Roman" w:hAnsi="Times New Roman"/>
           <w:rtl w:val="0"/>
         </w:rPr>
         <w:t xml:space="preserve"> </w:t>
@@ -2758,10 +3156,13 @@
     <w:p>
       <w:pPr>
         <w:spacing w:after="240" w:before="240" w:lineRule="auto"/>
-        <w:rPr/>
-      </w:pPr>
-      <w:r>
-        <w:rPr>
+        <w:rPr>
+          <w:rFonts w:ascii="Times New Roman" w:cs="Times New Roman" w:eastAsia="Times New Roman" w:hAnsi="Times New Roman"/>
+        </w:rPr>
+      </w:pPr>
+      <w:r>
+        <w:rPr>
+          <w:rFonts w:ascii="Times New Roman" w:cs="Times New Roman" w:eastAsia="Times New Roman" w:hAnsi="Times New Roman"/>
           <w:rtl w:val="0"/>
         </w:rPr>
         <w:t xml:space="preserve"> </w:t>
@@ -2770,10 +3171,13 @@
     <w:p>
       <w:pPr>
         <w:spacing w:after="240" w:before="240" w:lineRule="auto"/>
-        <w:rPr/>
-      </w:pPr>
-      <w:r>
-        <w:rPr>
+        <w:rPr>
+          <w:rFonts w:ascii="Times New Roman" w:cs="Times New Roman" w:eastAsia="Times New Roman" w:hAnsi="Times New Roman"/>
+        </w:rPr>
+      </w:pPr>
+      <w:r>
+        <w:rPr>
+          <w:rFonts w:ascii="Times New Roman" w:cs="Times New Roman" w:eastAsia="Times New Roman" w:hAnsi="Times New Roman"/>
           <w:rtl w:val="0"/>
         </w:rPr>
         <w:t xml:space="preserve"> </w:t>
@@ -2782,21 +3186,26 @@
     <w:p>
       <w:pPr>
         <w:spacing w:after="240" w:before="240" w:lineRule="auto"/>
-        <w:rPr/>
-      </w:pPr>
-      <w:r>
-        <w:rPr>
-          <w:rtl w:val="0"/>
-        </w:rPr>
-      </w:r>
-    </w:p>
-    <w:p>
-      <w:pPr>
-        <w:spacing w:after="240" w:before="240" w:lineRule="auto"/>
-        <w:rPr/>
-      </w:pPr>
-      <w:r>
-        <w:rPr>
+        <w:rPr>
+          <w:rFonts w:ascii="Times New Roman" w:cs="Times New Roman" w:eastAsia="Times New Roman" w:hAnsi="Times New Roman"/>
+        </w:rPr>
+      </w:pPr>
+      <w:r>
+        <w:rPr>
+          <w:rtl w:val="0"/>
+        </w:rPr>
+      </w:r>
+    </w:p>
+    <w:p>
+      <w:pPr>
+        <w:spacing w:after="240" w:before="240" w:lineRule="auto"/>
+        <w:rPr>
+          <w:rFonts w:ascii="Times New Roman" w:cs="Times New Roman" w:eastAsia="Times New Roman" w:hAnsi="Times New Roman"/>
+        </w:rPr>
+      </w:pPr>
+      <w:r>
+        <w:rPr>
+          <w:rFonts w:ascii="Times New Roman" w:cs="Times New Roman" w:eastAsia="Times New Roman" w:hAnsi="Times New Roman"/>
           <w:rtl w:val="0"/>
         </w:rPr>
         <w:t xml:space="preserve"> </w:t>
@@ -2806,12 +3215,14 @@
       <w:pPr>
         <w:spacing w:after="240" w:before="240" w:lineRule="auto"/>
         <w:rPr>
+          <w:rFonts w:ascii="Times New Roman" w:cs="Times New Roman" w:eastAsia="Times New Roman" w:hAnsi="Times New Roman"/>
           <w:b w:val="1"/>
           <w:bCs w:val="1"/>
         </w:rPr>
       </w:pPr>
       <w:r>
         <w:rPr>
+          <w:rFonts w:ascii="Times New Roman" w:cs="Times New Roman" w:eastAsia="Times New Roman" w:hAnsi="Times New Roman"/>
           <w:b w:val="1"/>
           <w:bCs w:val="1"/>
           <w:rtl w:val="0"/>
@@ -2823,25 +3234,29 @@
       <w:pPr>
         <w:spacing w:after="240" w:before="240" w:lineRule="auto"/>
         <w:ind w:left="360"/>
-        <w:rPr/>
-      </w:pPr>
-      <w:r>
-        <w:rPr>
-          <w:rtl w:val="0"/>
-        </w:rPr>
-        <w:t xml:space="preserve">·</w:t>
-      </w:r>
-      <w:r>
-        <w:rPr>
-          <w:rFonts w:ascii="Times New Roman" w:cs="Times New Roman" w:eastAsia="Times New Roman" w:hAnsi="Times New Roman"/>
-          <w:sz w:val="14"/>
-          <w:szCs w:val="14"/>
-          <w:rtl w:val="0"/>
-        </w:rPr>
-        <w:t xml:space="preserve">         </w:t>
-      </w:r>
-      <w:r>
-        <w:rPr>
+        <w:rPr>
+          <w:rFonts w:ascii="Times New Roman" w:cs="Times New Roman" w:eastAsia="Times New Roman" w:hAnsi="Times New Roman"/>
+        </w:rPr>
+      </w:pPr>
+      <w:r>
+        <w:rPr>
+          <w:rFonts w:ascii="Times New Roman" w:cs="Times New Roman" w:eastAsia="Times New Roman" w:hAnsi="Times New Roman"/>
+          <w:rtl w:val="0"/>
+        </w:rPr>
+        <w:t xml:space="preserve">·</w:t>
+      </w:r>
+      <w:r>
+        <w:rPr>
+          <w:rFonts w:ascii="Times New Roman" w:cs="Times New Roman" w:eastAsia="Times New Roman" w:hAnsi="Times New Roman"/>
+          <w:sz w:val="14"/>
+          <w:szCs w:val="14"/>
+          <w:rtl w:val="0"/>
+        </w:rPr>
+        <w:t xml:space="preserve">         </w:t>
+      </w:r>
+      <w:r>
+        <w:rPr>
+          <w:rFonts w:ascii="Times New Roman" w:cs="Times New Roman" w:eastAsia="Times New Roman" w:hAnsi="Times New Roman"/>
           <w:rtl w:val="0"/>
         </w:rPr>
         <w:t xml:space="preserve">ID: DT_FR9</w:t>
@@ -2851,25 +3266,29 @@
       <w:pPr>
         <w:spacing w:after="240" w:before="240" w:lineRule="auto"/>
         <w:ind w:left="360"/>
-        <w:rPr/>
-      </w:pPr>
-      <w:r>
-        <w:rPr>
-          <w:rtl w:val="0"/>
-        </w:rPr>
-        <w:t xml:space="preserve">·</w:t>
-      </w:r>
-      <w:r>
-        <w:rPr>
-          <w:rFonts w:ascii="Times New Roman" w:cs="Times New Roman" w:eastAsia="Times New Roman" w:hAnsi="Times New Roman"/>
-          <w:sz w:val="14"/>
-          <w:szCs w:val="14"/>
-          <w:rtl w:val="0"/>
-        </w:rPr>
-        <w:t xml:space="preserve">         </w:t>
-      </w:r>
-      <w:r>
-        <w:rPr>
+        <w:rPr>
+          <w:rFonts w:ascii="Times New Roman" w:cs="Times New Roman" w:eastAsia="Times New Roman" w:hAnsi="Times New Roman"/>
+        </w:rPr>
+      </w:pPr>
+      <w:r>
+        <w:rPr>
+          <w:rFonts w:ascii="Times New Roman" w:cs="Times New Roman" w:eastAsia="Times New Roman" w:hAnsi="Times New Roman"/>
+          <w:rtl w:val="0"/>
+        </w:rPr>
+        <w:t xml:space="preserve">·</w:t>
+      </w:r>
+      <w:r>
+        <w:rPr>
+          <w:rFonts w:ascii="Times New Roman" w:cs="Times New Roman" w:eastAsia="Times New Roman" w:hAnsi="Times New Roman"/>
+          <w:sz w:val="14"/>
+          <w:szCs w:val="14"/>
+          <w:rtl w:val="0"/>
+        </w:rPr>
+        <w:t xml:space="preserve">         </w:t>
+      </w:r>
+      <w:r>
+        <w:rPr>
+          <w:rFonts w:ascii="Times New Roman" w:cs="Times New Roman" w:eastAsia="Times New Roman" w:hAnsi="Times New Roman"/>
           <w:rtl w:val="0"/>
         </w:rPr>
         <w:t xml:space="preserve">Başlık: Özelleştirilebilir PDF Raporlama</w:t>
@@ -2879,25 +3298,29 @@
       <w:pPr>
         <w:spacing w:after="240" w:before="240" w:lineRule="auto"/>
         <w:ind w:left="360"/>
-        <w:rPr/>
-      </w:pPr>
-      <w:r>
-        <w:rPr>
-          <w:rtl w:val="0"/>
-        </w:rPr>
-        <w:t xml:space="preserve">·</w:t>
-      </w:r>
-      <w:r>
-        <w:rPr>
-          <w:rFonts w:ascii="Times New Roman" w:cs="Times New Roman" w:eastAsia="Times New Roman" w:hAnsi="Times New Roman"/>
-          <w:sz w:val="14"/>
-          <w:szCs w:val="14"/>
-          <w:rtl w:val="0"/>
-        </w:rPr>
-        <w:t xml:space="preserve">         </w:t>
-      </w:r>
-      <w:r>
-        <w:rPr>
+        <w:rPr>
+          <w:rFonts w:ascii="Times New Roman" w:cs="Times New Roman" w:eastAsia="Times New Roman" w:hAnsi="Times New Roman"/>
+        </w:rPr>
+      </w:pPr>
+      <w:r>
+        <w:rPr>
+          <w:rFonts w:ascii="Times New Roman" w:cs="Times New Roman" w:eastAsia="Times New Roman" w:hAnsi="Times New Roman"/>
+          <w:rtl w:val="0"/>
+        </w:rPr>
+        <w:t xml:space="preserve">·</w:t>
+      </w:r>
+      <w:r>
+        <w:rPr>
+          <w:rFonts w:ascii="Times New Roman" w:cs="Times New Roman" w:eastAsia="Times New Roman" w:hAnsi="Times New Roman"/>
+          <w:sz w:val="14"/>
+          <w:szCs w:val="14"/>
+          <w:rtl w:val="0"/>
+        </w:rPr>
+        <w:t xml:space="preserve">         </w:t>
+      </w:r>
+      <w:r>
+        <w:rPr>
+          <w:rFonts w:ascii="Times New Roman" w:cs="Times New Roman" w:eastAsia="Times New Roman" w:hAnsi="Times New Roman"/>
           <w:rtl w:val="0"/>
         </w:rPr>
         <w:t xml:space="preserve">Tür: Functional / Performance</w:t>
@@ -2907,25 +3330,29 @@
       <w:pPr>
         <w:spacing w:after="240" w:before="240" w:lineRule="auto"/>
         <w:ind w:left="360"/>
-        <w:rPr/>
-      </w:pPr>
-      <w:r>
-        <w:rPr>
-          <w:rtl w:val="0"/>
-        </w:rPr>
-        <w:t xml:space="preserve">·</w:t>
-      </w:r>
-      <w:r>
-        <w:rPr>
-          <w:rFonts w:ascii="Times New Roman" w:cs="Times New Roman" w:eastAsia="Times New Roman" w:hAnsi="Times New Roman"/>
-          <w:sz w:val="14"/>
-          <w:szCs w:val="14"/>
-          <w:rtl w:val="0"/>
-        </w:rPr>
-        <w:t xml:space="preserve">         </w:t>
-      </w:r>
-      <w:r>
-        <w:rPr>
+        <w:rPr>
+          <w:rFonts w:ascii="Times New Roman" w:cs="Times New Roman" w:eastAsia="Times New Roman" w:hAnsi="Times New Roman"/>
+        </w:rPr>
+      </w:pPr>
+      <w:r>
+        <w:rPr>
+          <w:rFonts w:ascii="Times New Roman" w:cs="Times New Roman" w:eastAsia="Times New Roman" w:hAnsi="Times New Roman"/>
+          <w:rtl w:val="0"/>
+        </w:rPr>
+        <w:t xml:space="preserve">·</w:t>
+      </w:r>
+      <w:r>
+        <w:rPr>
+          <w:rFonts w:ascii="Times New Roman" w:cs="Times New Roman" w:eastAsia="Times New Roman" w:hAnsi="Times New Roman"/>
+          <w:sz w:val="14"/>
+          <w:szCs w:val="14"/>
+          <w:rtl w:val="0"/>
+        </w:rPr>
+        <w:t xml:space="preserve">         </w:t>
+      </w:r>
+      <w:r>
+        <w:rPr>
+          <w:rFonts w:ascii="Times New Roman" w:cs="Times New Roman" w:eastAsia="Times New Roman" w:hAnsi="Times New Roman"/>
           <w:rtl w:val="0"/>
         </w:rPr>
         <w:t xml:space="preserve">Bağlı Üst-Seviye: HL_FR9 (SRS FR9)</w:t>
@@ -2935,25 +3362,29 @@
       <w:pPr>
         <w:spacing w:after="240" w:before="240" w:lineRule="auto"/>
         <w:ind w:left="360"/>
-        <w:rPr/>
-      </w:pPr>
-      <w:r>
-        <w:rPr>
-          <w:rtl w:val="0"/>
-        </w:rPr>
-        <w:t xml:space="preserve">·</w:t>
-      </w:r>
-      <w:r>
-        <w:rPr>
-          <w:rFonts w:ascii="Times New Roman" w:cs="Times New Roman" w:eastAsia="Times New Roman" w:hAnsi="Times New Roman"/>
-          <w:sz w:val="14"/>
-          <w:szCs w:val="14"/>
-          <w:rtl w:val="0"/>
-        </w:rPr>
-        <w:t xml:space="preserve">         </w:t>
-      </w:r>
-      <w:r>
-        <w:rPr>
+        <w:rPr>
+          <w:rFonts w:ascii="Times New Roman" w:cs="Times New Roman" w:eastAsia="Times New Roman" w:hAnsi="Times New Roman"/>
+        </w:rPr>
+      </w:pPr>
+      <w:r>
+        <w:rPr>
+          <w:rFonts w:ascii="Times New Roman" w:cs="Times New Roman" w:eastAsia="Times New Roman" w:hAnsi="Times New Roman"/>
+          <w:rtl w:val="0"/>
+        </w:rPr>
+        <w:t xml:space="preserve">·</w:t>
+      </w:r>
+      <w:r>
+        <w:rPr>
+          <w:rFonts w:ascii="Times New Roman" w:cs="Times New Roman" w:eastAsia="Times New Roman" w:hAnsi="Times New Roman"/>
+          <w:sz w:val="14"/>
+          <w:szCs w:val="14"/>
+          <w:rtl w:val="0"/>
+        </w:rPr>
+        <w:t xml:space="preserve">         </w:t>
+      </w:r>
+      <w:r>
+        <w:rPr>
+          <w:rFonts w:ascii="Times New Roman" w:cs="Times New Roman" w:eastAsia="Times New Roman" w:hAnsi="Times New Roman"/>
           <w:rtl w:val="0"/>
         </w:rPr>
         <w:t xml:space="preserve">Açıklama: Kullanıcılar; tarih, domain gibi filtreleri seçip PDF raporu oluşturabilecek.</w:t>
@@ -2963,25 +3394,29 @@
       <w:pPr>
         <w:spacing w:after="240" w:before="240" w:lineRule="auto"/>
         <w:ind w:left="360"/>
-        <w:rPr/>
-      </w:pPr>
-      <w:r>
-        <w:rPr>
-          <w:rtl w:val="0"/>
-        </w:rPr>
-        <w:t xml:space="preserve">·</w:t>
-      </w:r>
-      <w:r>
-        <w:rPr>
-          <w:rFonts w:ascii="Times New Roman" w:cs="Times New Roman" w:eastAsia="Times New Roman" w:hAnsi="Times New Roman"/>
-          <w:sz w:val="14"/>
-          <w:szCs w:val="14"/>
-          <w:rtl w:val="0"/>
-        </w:rPr>
-        <w:t xml:space="preserve">         </w:t>
-      </w:r>
-      <w:r>
-        <w:rPr>
+        <w:rPr>
+          <w:rFonts w:ascii="Times New Roman" w:cs="Times New Roman" w:eastAsia="Times New Roman" w:hAnsi="Times New Roman"/>
+        </w:rPr>
+      </w:pPr>
+      <w:r>
+        <w:rPr>
+          <w:rFonts w:ascii="Times New Roman" w:cs="Times New Roman" w:eastAsia="Times New Roman" w:hAnsi="Times New Roman"/>
+          <w:rtl w:val="0"/>
+        </w:rPr>
+        <w:t xml:space="preserve">·</w:t>
+      </w:r>
+      <w:r>
+        <w:rPr>
+          <w:rFonts w:ascii="Times New Roman" w:cs="Times New Roman" w:eastAsia="Times New Roman" w:hAnsi="Times New Roman"/>
+          <w:sz w:val="14"/>
+          <w:szCs w:val="14"/>
+          <w:rtl w:val="0"/>
+        </w:rPr>
+        <w:t xml:space="preserve">         </w:t>
+      </w:r>
+      <w:r>
+        <w:rPr>
+          <w:rFonts w:ascii="Times New Roman" w:cs="Times New Roman" w:eastAsia="Times New Roman" w:hAnsi="Times New Roman"/>
           <w:rtl w:val="0"/>
         </w:rPr>
         <w:t xml:space="preserve">Önkoşul: Rapor oluşturacak veri kaynakları sorgulanabilir olmalı.</w:t>
@@ -2991,25 +3426,29 @@
       <w:pPr>
         <w:spacing w:after="240" w:before="240" w:lineRule="auto"/>
         <w:ind w:left="360"/>
-        <w:rPr/>
-      </w:pPr>
-      <w:r>
-        <w:rPr>
-          <w:rtl w:val="0"/>
-        </w:rPr>
-        <w:t xml:space="preserve">·</w:t>
-      </w:r>
-      <w:r>
-        <w:rPr>
-          <w:rFonts w:ascii="Times New Roman" w:cs="Times New Roman" w:eastAsia="Times New Roman" w:hAnsi="Times New Roman"/>
-          <w:sz w:val="14"/>
-          <w:szCs w:val="14"/>
-          <w:rtl w:val="0"/>
-        </w:rPr>
-        <w:t xml:space="preserve">         </w:t>
-      </w:r>
-      <w:r>
-        <w:rPr>
+        <w:rPr>
+          <w:rFonts w:ascii="Times New Roman" w:cs="Times New Roman" w:eastAsia="Times New Roman" w:hAnsi="Times New Roman"/>
+        </w:rPr>
+      </w:pPr>
+      <w:r>
+        <w:rPr>
+          <w:rFonts w:ascii="Times New Roman" w:cs="Times New Roman" w:eastAsia="Times New Roman" w:hAnsi="Times New Roman"/>
+          <w:rtl w:val="0"/>
+        </w:rPr>
+        <w:t xml:space="preserve">·</w:t>
+      </w:r>
+      <w:r>
+        <w:rPr>
+          <w:rFonts w:ascii="Times New Roman" w:cs="Times New Roman" w:eastAsia="Times New Roman" w:hAnsi="Times New Roman"/>
+          <w:sz w:val="14"/>
+          <w:szCs w:val="14"/>
+          <w:rtl w:val="0"/>
+        </w:rPr>
+        <w:t xml:space="preserve">         </w:t>
+      </w:r>
+      <w:r>
+        <w:rPr>
+          <w:rFonts w:ascii="Times New Roman" w:cs="Times New Roman" w:eastAsia="Times New Roman" w:hAnsi="Times New Roman"/>
           <w:rtl w:val="0"/>
         </w:rPr>
         <w:t xml:space="preserve">Kabul Kriterleri:</w:t>
@@ -3019,11 +3458,13 @@
       <w:pPr>
         <w:spacing w:after="240" w:before="240" w:lineRule="auto"/>
         <w:ind w:left="1800" w:hanging="360"/>
-        <w:rPr/>
-      </w:pPr>
-      <w:r>
-        <w:rPr>
-          <w:rFonts w:ascii="Courier New" w:cs="Courier New" w:eastAsia="Courier New" w:hAnsi="Courier New"/>
+        <w:rPr>
+          <w:rFonts w:ascii="Times New Roman" w:cs="Times New Roman" w:eastAsia="Times New Roman" w:hAnsi="Times New Roman"/>
+        </w:rPr>
+      </w:pPr>
+      <w:r>
+        <w:rPr>
+          <w:rFonts w:ascii="Times New Roman" w:cs="Times New Roman" w:eastAsia="Times New Roman" w:hAnsi="Times New Roman"/>
           <w:rtl w:val="0"/>
         </w:rPr>
         <w:t xml:space="preserve">o</w:t>
@@ -3039,6 +3480,7 @@
       </w:r>
       <w:r>
         <w:rPr>
+          <w:rFonts w:ascii="Times New Roman" w:cs="Times New Roman" w:eastAsia="Times New Roman" w:hAnsi="Times New Roman"/>
           <w:rtl w:val="0"/>
         </w:rPr>
         <w:t xml:space="preserve">Filtre sonuçlarına uygun rapor üretilmeli.</w:t>
@@ -3048,11 +3490,13 @@
       <w:pPr>
         <w:spacing w:after="240" w:before="240" w:lineRule="auto"/>
         <w:ind w:left="1800" w:hanging="360"/>
-        <w:rPr/>
-      </w:pPr>
-      <w:r>
-        <w:rPr>
-          <w:rFonts w:ascii="Courier New" w:cs="Courier New" w:eastAsia="Courier New" w:hAnsi="Courier New"/>
+        <w:rPr>
+          <w:rFonts w:ascii="Times New Roman" w:cs="Times New Roman" w:eastAsia="Times New Roman" w:hAnsi="Times New Roman"/>
+        </w:rPr>
+      </w:pPr>
+      <w:r>
+        <w:rPr>
+          <w:rFonts w:ascii="Times New Roman" w:cs="Times New Roman" w:eastAsia="Times New Roman" w:hAnsi="Times New Roman"/>
           <w:rtl w:val="0"/>
         </w:rPr>
         <w:t xml:space="preserve">o</w:t>
@@ -3068,7 +3512,7 @@
       </w:r>
       <w:r>
         <w:rPr>
-          <w:rFonts w:ascii="Arial Unicode MS" w:cs="Arial Unicode MS" w:eastAsia="Arial Unicode MS" w:hAnsi="Arial Unicode MS"/>
+          <w:rFonts w:ascii="Gungsuh" w:cs="Gungsuh" w:eastAsia="Gungsuh" w:hAnsi="Gungsuh"/>
           <w:rtl w:val="0"/>
         </w:rPr>
         <w:t xml:space="preserve">Rapor üretim süresi ≤ 30s.</w:t>
@@ -3078,11 +3522,13 @@
       <w:pPr>
         <w:spacing w:after="240" w:before="240" w:lineRule="auto"/>
         <w:ind w:left="1800" w:hanging="360"/>
-        <w:rPr/>
-      </w:pPr>
-      <w:r>
-        <w:rPr>
-          <w:rFonts w:ascii="Courier New" w:cs="Courier New" w:eastAsia="Courier New" w:hAnsi="Courier New"/>
+        <w:rPr>
+          <w:rFonts w:ascii="Times New Roman" w:cs="Times New Roman" w:eastAsia="Times New Roman" w:hAnsi="Times New Roman"/>
+        </w:rPr>
+      </w:pPr>
+      <w:r>
+        <w:rPr>
+          <w:rFonts w:ascii="Times New Roman" w:cs="Times New Roman" w:eastAsia="Times New Roman" w:hAnsi="Times New Roman"/>
           <w:rtl w:val="0"/>
         </w:rPr>
         <w:t xml:space="preserve">o</w:t>
@@ -3098,6 +3544,7 @@
       </w:r>
       <w:r>
         <w:rPr>
+          <w:rFonts w:ascii="Times New Roman" w:cs="Times New Roman" w:eastAsia="Times New Roman" w:hAnsi="Times New Roman"/>
           <w:rtl w:val="0"/>
         </w:rPr>
         <w:t xml:space="preserve">Rapor içinde grafikler doğru ve okunaklı olmalı.</w:t>
@@ -3107,25 +3554,29 @@
       <w:pPr>
         <w:spacing w:after="240" w:before="240" w:lineRule="auto"/>
         <w:ind w:left="360"/>
-        <w:rPr/>
-      </w:pPr>
-      <w:r>
-        <w:rPr>
-          <w:rtl w:val="0"/>
-        </w:rPr>
-        <w:t xml:space="preserve">·</w:t>
-      </w:r>
-      <w:r>
-        <w:rPr>
-          <w:rFonts w:ascii="Times New Roman" w:cs="Times New Roman" w:eastAsia="Times New Roman" w:hAnsi="Times New Roman"/>
-          <w:sz w:val="14"/>
-          <w:szCs w:val="14"/>
-          <w:rtl w:val="0"/>
-        </w:rPr>
-        <w:t xml:space="preserve">         </w:t>
-      </w:r>
-      <w:r>
-        <w:rPr>
+        <w:rPr>
+          <w:rFonts w:ascii="Times New Roman" w:cs="Times New Roman" w:eastAsia="Times New Roman" w:hAnsi="Times New Roman"/>
+        </w:rPr>
+      </w:pPr>
+      <w:r>
+        <w:rPr>
+          <w:rFonts w:ascii="Times New Roman" w:cs="Times New Roman" w:eastAsia="Times New Roman" w:hAnsi="Times New Roman"/>
+          <w:rtl w:val="0"/>
+        </w:rPr>
+        <w:t xml:space="preserve">·</w:t>
+      </w:r>
+      <w:r>
+        <w:rPr>
+          <w:rFonts w:ascii="Times New Roman" w:cs="Times New Roman" w:eastAsia="Times New Roman" w:hAnsi="Times New Roman"/>
+          <w:sz w:val="14"/>
+          <w:szCs w:val="14"/>
+          <w:rtl w:val="0"/>
+        </w:rPr>
+        <w:t xml:space="preserve">         </w:t>
+      </w:r>
+      <w:r>
+        <w:rPr>
+          <w:rFonts w:ascii="Times New Roman" w:cs="Times New Roman" w:eastAsia="Times New Roman" w:hAnsi="Times New Roman"/>
           <w:rtl w:val="0"/>
         </w:rPr>
         <w:t xml:space="preserve">Öncelik: Medium</w:t>
@@ -3134,10 +3585,13 @@
     <w:p>
       <w:pPr>
         <w:spacing w:after="240" w:before="240" w:lineRule="auto"/>
-        <w:rPr/>
-      </w:pPr>
-      <w:r>
-        <w:rPr>
+        <w:rPr>
+          <w:rFonts w:ascii="Times New Roman" w:cs="Times New Roman" w:eastAsia="Times New Roman" w:hAnsi="Times New Roman"/>
+        </w:rPr>
+      </w:pPr>
+      <w:r>
+        <w:rPr>
+          <w:rFonts w:ascii="Times New Roman" w:cs="Times New Roman" w:eastAsia="Times New Roman" w:hAnsi="Times New Roman"/>
           <w:rtl w:val="0"/>
         </w:rPr>
         <w:t xml:space="preserve"> </w:t>
@@ -3147,12 +3601,14 @@
       <w:pPr>
         <w:spacing w:after="240" w:before="240" w:lineRule="auto"/>
         <w:rPr>
+          <w:rFonts w:ascii="Times New Roman" w:cs="Times New Roman" w:eastAsia="Times New Roman" w:hAnsi="Times New Roman"/>
           <w:b w:val="1"/>
           <w:bCs w:val="1"/>
         </w:rPr>
       </w:pPr>
       <w:r>
         <w:rPr>
+          <w:rFonts w:ascii="Times New Roman" w:cs="Times New Roman" w:eastAsia="Times New Roman" w:hAnsi="Times New Roman"/>
           <w:b w:val="1"/>
           <w:bCs w:val="1"/>
           <w:rtl w:val="0"/>
@@ -3164,25 +3620,29 @@
       <w:pPr>
         <w:spacing w:after="240" w:before="240" w:lineRule="auto"/>
         <w:ind w:left="360"/>
-        <w:rPr/>
-      </w:pPr>
-      <w:r>
-        <w:rPr>
-          <w:rtl w:val="0"/>
-        </w:rPr>
-        <w:t xml:space="preserve">·</w:t>
-      </w:r>
-      <w:r>
-        <w:rPr>
-          <w:rFonts w:ascii="Times New Roman" w:cs="Times New Roman" w:eastAsia="Times New Roman" w:hAnsi="Times New Roman"/>
-          <w:sz w:val="14"/>
-          <w:szCs w:val="14"/>
-          <w:rtl w:val="0"/>
-        </w:rPr>
-        <w:t xml:space="preserve">         </w:t>
-      </w:r>
-      <w:r>
-        <w:rPr>
+        <w:rPr>
+          <w:rFonts w:ascii="Times New Roman" w:cs="Times New Roman" w:eastAsia="Times New Roman" w:hAnsi="Times New Roman"/>
+        </w:rPr>
+      </w:pPr>
+      <w:r>
+        <w:rPr>
+          <w:rFonts w:ascii="Times New Roman" w:cs="Times New Roman" w:eastAsia="Times New Roman" w:hAnsi="Times New Roman"/>
+          <w:rtl w:val="0"/>
+        </w:rPr>
+        <w:t xml:space="preserve">·</w:t>
+      </w:r>
+      <w:r>
+        <w:rPr>
+          <w:rFonts w:ascii="Times New Roman" w:cs="Times New Roman" w:eastAsia="Times New Roman" w:hAnsi="Times New Roman"/>
+          <w:sz w:val="14"/>
+          <w:szCs w:val="14"/>
+          <w:rtl w:val="0"/>
+        </w:rPr>
+        <w:t xml:space="preserve">         </w:t>
+      </w:r>
+      <w:r>
+        <w:rPr>
+          <w:rFonts w:ascii="Times New Roman" w:cs="Times New Roman" w:eastAsia="Times New Roman" w:hAnsi="Times New Roman"/>
           <w:rtl w:val="0"/>
         </w:rPr>
         <w:t xml:space="preserve">ID: DT_FR10</w:t>
@@ -3192,25 +3652,29 @@
       <w:pPr>
         <w:spacing w:after="240" w:before="240" w:lineRule="auto"/>
         <w:ind w:left="360"/>
-        <w:rPr/>
-      </w:pPr>
-      <w:r>
-        <w:rPr>
-          <w:rtl w:val="0"/>
-        </w:rPr>
-        <w:t xml:space="preserve">·</w:t>
-      </w:r>
-      <w:r>
-        <w:rPr>
-          <w:rFonts w:ascii="Times New Roman" w:cs="Times New Roman" w:eastAsia="Times New Roman" w:hAnsi="Times New Roman"/>
-          <w:sz w:val="14"/>
-          <w:szCs w:val="14"/>
-          <w:rtl w:val="0"/>
-        </w:rPr>
-        <w:t xml:space="preserve">         </w:t>
-      </w:r>
-      <w:r>
-        <w:rPr>
+        <w:rPr>
+          <w:rFonts w:ascii="Times New Roman" w:cs="Times New Roman" w:eastAsia="Times New Roman" w:hAnsi="Times New Roman"/>
+        </w:rPr>
+      </w:pPr>
+      <w:r>
+        <w:rPr>
+          <w:rFonts w:ascii="Times New Roman" w:cs="Times New Roman" w:eastAsia="Times New Roman" w:hAnsi="Times New Roman"/>
+          <w:rtl w:val="0"/>
+        </w:rPr>
+        <w:t xml:space="preserve">·</w:t>
+      </w:r>
+      <w:r>
+        <w:rPr>
+          <w:rFonts w:ascii="Times New Roman" w:cs="Times New Roman" w:eastAsia="Times New Roman" w:hAnsi="Times New Roman"/>
+          <w:sz w:val="14"/>
+          <w:szCs w:val="14"/>
+          <w:rtl w:val="0"/>
+        </w:rPr>
+        <w:t xml:space="preserve">         </w:t>
+      </w:r>
+      <w:r>
+        <w:rPr>
+          <w:rFonts w:ascii="Times New Roman" w:cs="Times New Roman" w:eastAsia="Times New Roman" w:hAnsi="Times New Roman"/>
           <w:rtl w:val="0"/>
         </w:rPr>
         <w:t xml:space="preserve">Başlık: RBAC + 2FA Politika ve Audit</w:t>
@@ -3220,25 +3684,29 @@
       <w:pPr>
         <w:spacing w:after="240" w:before="240" w:lineRule="auto"/>
         <w:ind w:left="360"/>
-        <w:rPr/>
-      </w:pPr>
-      <w:r>
-        <w:rPr>
-          <w:rtl w:val="0"/>
-        </w:rPr>
-        <w:t xml:space="preserve">·</w:t>
-      </w:r>
-      <w:r>
-        <w:rPr>
-          <w:rFonts w:ascii="Times New Roman" w:cs="Times New Roman" w:eastAsia="Times New Roman" w:hAnsi="Times New Roman"/>
-          <w:sz w:val="14"/>
-          <w:szCs w:val="14"/>
-          <w:rtl w:val="0"/>
-        </w:rPr>
-        <w:t xml:space="preserve">         </w:t>
-      </w:r>
-      <w:r>
-        <w:rPr>
+        <w:rPr>
+          <w:rFonts w:ascii="Times New Roman" w:cs="Times New Roman" w:eastAsia="Times New Roman" w:hAnsi="Times New Roman"/>
+        </w:rPr>
+      </w:pPr>
+      <w:r>
+        <w:rPr>
+          <w:rFonts w:ascii="Times New Roman" w:cs="Times New Roman" w:eastAsia="Times New Roman" w:hAnsi="Times New Roman"/>
+          <w:rtl w:val="0"/>
+        </w:rPr>
+        <w:t xml:space="preserve">·</w:t>
+      </w:r>
+      <w:r>
+        <w:rPr>
+          <w:rFonts w:ascii="Times New Roman" w:cs="Times New Roman" w:eastAsia="Times New Roman" w:hAnsi="Times New Roman"/>
+          <w:sz w:val="14"/>
+          <w:szCs w:val="14"/>
+          <w:rtl w:val="0"/>
+        </w:rPr>
+        <w:t xml:space="preserve">         </w:t>
+      </w:r>
+      <w:r>
+        <w:rPr>
+          <w:rFonts w:ascii="Times New Roman" w:cs="Times New Roman" w:eastAsia="Times New Roman" w:hAnsi="Times New Roman"/>
           <w:rtl w:val="0"/>
         </w:rPr>
         <w:t xml:space="preserve">Tür: Functional / Security / Constraint</w:t>
@@ -3248,25 +3716,29 @@
       <w:pPr>
         <w:spacing w:after="240" w:before="240" w:lineRule="auto"/>
         <w:ind w:left="360"/>
-        <w:rPr/>
-      </w:pPr>
-      <w:r>
-        <w:rPr>
-          <w:rtl w:val="0"/>
-        </w:rPr>
-        <w:t xml:space="preserve">·</w:t>
-      </w:r>
-      <w:r>
-        <w:rPr>
-          <w:rFonts w:ascii="Times New Roman" w:cs="Times New Roman" w:eastAsia="Times New Roman" w:hAnsi="Times New Roman"/>
-          <w:sz w:val="14"/>
-          <w:szCs w:val="14"/>
-          <w:rtl w:val="0"/>
-        </w:rPr>
-        <w:t xml:space="preserve">         </w:t>
-      </w:r>
-      <w:r>
-        <w:rPr>
+        <w:rPr>
+          <w:rFonts w:ascii="Times New Roman" w:cs="Times New Roman" w:eastAsia="Times New Roman" w:hAnsi="Times New Roman"/>
+        </w:rPr>
+      </w:pPr>
+      <w:r>
+        <w:rPr>
+          <w:rFonts w:ascii="Times New Roman" w:cs="Times New Roman" w:eastAsia="Times New Roman" w:hAnsi="Times New Roman"/>
+          <w:rtl w:val="0"/>
+        </w:rPr>
+        <w:t xml:space="preserve">·</w:t>
+      </w:r>
+      <w:r>
+        <w:rPr>
+          <w:rFonts w:ascii="Times New Roman" w:cs="Times New Roman" w:eastAsia="Times New Roman" w:hAnsi="Times New Roman"/>
+          <w:sz w:val="14"/>
+          <w:szCs w:val="14"/>
+          <w:rtl w:val="0"/>
+        </w:rPr>
+        <w:t xml:space="preserve">         </w:t>
+      </w:r>
+      <w:r>
+        <w:rPr>
+          <w:rFonts w:ascii="Times New Roman" w:cs="Times New Roman" w:eastAsia="Times New Roman" w:hAnsi="Times New Roman"/>
           <w:rtl w:val="0"/>
         </w:rPr>
         <w:t xml:space="preserve">Bağlı Üst-Seviye: HL_FR10 (SRS FR10)</w:t>
@@ -3276,25 +3748,29 @@
       <w:pPr>
         <w:spacing w:after="240" w:before="240" w:lineRule="auto"/>
         <w:ind w:left="360"/>
-        <w:rPr/>
-      </w:pPr>
-      <w:r>
-        <w:rPr>
-          <w:rtl w:val="0"/>
-        </w:rPr>
-        <w:t xml:space="preserve">·</w:t>
-      </w:r>
-      <w:r>
-        <w:rPr>
-          <w:rFonts w:ascii="Times New Roman" w:cs="Times New Roman" w:eastAsia="Times New Roman" w:hAnsi="Times New Roman"/>
-          <w:sz w:val="14"/>
-          <w:szCs w:val="14"/>
-          <w:rtl w:val="0"/>
-        </w:rPr>
-        <w:t xml:space="preserve">         </w:t>
-      </w:r>
-      <w:r>
-        <w:rPr>
+        <w:rPr>
+          <w:rFonts w:ascii="Times New Roman" w:cs="Times New Roman" w:eastAsia="Times New Roman" w:hAnsi="Times New Roman"/>
+        </w:rPr>
+      </w:pPr>
+      <w:r>
+        <w:rPr>
+          <w:rFonts w:ascii="Times New Roman" w:cs="Times New Roman" w:eastAsia="Times New Roman" w:hAnsi="Times New Roman"/>
+          <w:rtl w:val="0"/>
+        </w:rPr>
+        <w:t xml:space="preserve">·</w:t>
+      </w:r>
+      <w:r>
+        <w:rPr>
+          <w:rFonts w:ascii="Times New Roman" w:cs="Times New Roman" w:eastAsia="Times New Roman" w:hAnsi="Times New Roman"/>
+          <w:sz w:val="14"/>
+          <w:szCs w:val="14"/>
+          <w:rtl w:val="0"/>
+        </w:rPr>
+        <w:t xml:space="preserve">         </w:t>
+      </w:r>
+      <w:r>
+        <w:rPr>
+          <w:rFonts w:ascii="Times New Roman" w:cs="Times New Roman" w:eastAsia="Times New Roman" w:hAnsi="Times New Roman"/>
           <w:rtl w:val="0"/>
         </w:rPr>
         <w:t xml:space="preserve">Açıklama: System Admin, Analyst ve ReadOnly rolleri tanımlı olacak. Her kullanıcı için 2FA zorunlu, rol atama ve rol değişikliği log bilgileri tutulacak. API ve UI seviyesinde yetki kontrolleri sağlanacak.</w:t>
@@ -3304,25 +3780,29 @@
       <w:pPr>
         <w:spacing w:after="240" w:before="240" w:lineRule="auto"/>
         <w:ind w:left="360"/>
-        <w:rPr/>
-      </w:pPr>
-      <w:r>
-        <w:rPr>
-          <w:rtl w:val="0"/>
-        </w:rPr>
-        <w:t xml:space="preserve">·</w:t>
-      </w:r>
-      <w:r>
-        <w:rPr>
-          <w:rFonts w:ascii="Times New Roman" w:cs="Times New Roman" w:eastAsia="Times New Roman" w:hAnsi="Times New Roman"/>
-          <w:sz w:val="14"/>
-          <w:szCs w:val="14"/>
-          <w:rtl w:val="0"/>
-        </w:rPr>
-        <w:t xml:space="preserve">         </w:t>
-      </w:r>
-      <w:r>
-        <w:rPr>
+        <w:rPr>
+          <w:rFonts w:ascii="Times New Roman" w:cs="Times New Roman" w:eastAsia="Times New Roman" w:hAnsi="Times New Roman"/>
+        </w:rPr>
+      </w:pPr>
+      <w:r>
+        <w:rPr>
+          <w:rFonts w:ascii="Times New Roman" w:cs="Times New Roman" w:eastAsia="Times New Roman" w:hAnsi="Times New Roman"/>
+          <w:rtl w:val="0"/>
+        </w:rPr>
+        <w:t xml:space="preserve">·</w:t>
+      </w:r>
+      <w:r>
+        <w:rPr>
+          <w:rFonts w:ascii="Times New Roman" w:cs="Times New Roman" w:eastAsia="Times New Roman" w:hAnsi="Times New Roman"/>
+          <w:sz w:val="14"/>
+          <w:szCs w:val="14"/>
+          <w:rtl w:val="0"/>
+        </w:rPr>
+        <w:t xml:space="preserve">         </w:t>
+      </w:r>
+      <w:r>
+        <w:rPr>
+          <w:rFonts w:ascii="Times New Roman" w:cs="Times New Roman" w:eastAsia="Times New Roman" w:hAnsi="Times New Roman"/>
           <w:rtl w:val="0"/>
         </w:rPr>
         <w:t xml:space="preserve">Önkoşul: User management modülü ve 2FA provider konfigürasyonu.</w:t>
@@ -3332,25 +3812,29 @@
       <w:pPr>
         <w:spacing w:after="240" w:before="240" w:lineRule="auto"/>
         <w:ind w:left="360"/>
-        <w:rPr/>
-      </w:pPr>
-      <w:r>
-        <w:rPr>
-          <w:rtl w:val="0"/>
-        </w:rPr>
-        <w:t xml:space="preserve">·</w:t>
-      </w:r>
-      <w:r>
-        <w:rPr>
-          <w:rFonts w:ascii="Times New Roman" w:cs="Times New Roman" w:eastAsia="Times New Roman" w:hAnsi="Times New Roman"/>
-          <w:sz w:val="14"/>
-          <w:szCs w:val="14"/>
-          <w:rtl w:val="0"/>
-        </w:rPr>
-        <w:t xml:space="preserve">         </w:t>
-      </w:r>
-      <w:r>
-        <w:rPr>
+        <w:rPr>
+          <w:rFonts w:ascii="Times New Roman" w:cs="Times New Roman" w:eastAsia="Times New Roman" w:hAnsi="Times New Roman"/>
+        </w:rPr>
+      </w:pPr>
+      <w:r>
+        <w:rPr>
+          <w:rFonts w:ascii="Times New Roman" w:cs="Times New Roman" w:eastAsia="Times New Roman" w:hAnsi="Times New Roman"/>
+          <w:rtl w:val="0"/>
+        </w:rPr>
+        <w:t xml:space="preserve">·</w:t>
+      </w:r>
+      <w:r>
+        <w:rPr>
+          <w:rFonts w:ascii="Times New Roman" w:cs="Times New Roman" w:eastAsia="Times New Roman" w:hAnsi="Times New Roman"/>
+          <w:sz w:val="14"/>
+          <w:szCs w:val="14"/>
+          <w:rtl w:val="0"/>
+        </w:rPr>
+        <w:t xml:space="preserve">         </w:t>
+      </w:r>
+      <w:r>
+        <w:rPr>
+          <w:rFonts w:ascii="Times New Roman" w:cs="Times New Roman" w:eastAsia="Times New Roman" w:hAnsi="Times New Roman"/>
           <w:rtl w:val="0"/>
         </w:rPr>
         <w:t xml:space="preserve">Kabul Kriterleri:</w:t>
@@ -3360,11 +3844,13 @@
       <w:pPr>
         <w:spacing w:after="240" w:before="240" w:lineRule="auto"/>
         <w:ind w:left="1800" w:hanging="360"/>
-        <w:rPr/>
-      </w:pPr>
-      <w:r>
-        <w:rPr>
-          <w:rFonts w:ascii="Courier New" w:cs="Courier New" w:eastAsia="Courier New" w:hAnsi="Courier New"/>
+        <w:rPr>
+          <w:rFonts w:ascii="Times New Roman" w:cs="Times New Roman" w:eastAsia="Times New Roman" w:hAnsi="Times New Roman"/>
+        </w:rPr>
+      </w:pPr>
+      <w:r>
+        <w:rPr>
+          <w:rFonts w:ascii="Times New Roman" w:cs="Times New Roman" w:eastAsia="Times New Roman" w:hAnsi="Times New Roman"/>
           <w:rtl w:val="0"/>
         </w:rPr>
         <w:t xml:space="preserve">o</w:t>
@@ -3380,6 +3866,7 @@
       </w:r>
       <w:r>
         <w:rPr>
+          <w:rFonts w:ascii="Times New Roman" w:cs="Times New Roman" w:eastAsia="Times New Roman" w:hAnsi="Times New Roman"/>
           <w:rtl w:val="0"/>
         </w:rPr>
         <w:t xml:space="preserve">Admin login sırasında 2FA zorunlu.</w:t>
@@ -3389,11 +3876,13 @@
       <w:pPr>
         <w:spacing w:after="240" w:before="240" w:lineRule="auto"/>
         <w:ind w:left="1800" w:hanging="360"/>
-        <w:rPr/>
-      </w:pPr>
-      <w:r>
-        <w:rPr>
-          <w:rFonts w:ascii="Courier New" w:cs="Courier New" w:eastAsia="Courier New" w:hAnsi="Courier New"/>
+        <w:rPr>
+          <w:rFonts w:ascii="Times New Roman" w:cs="Times New Roman" w:eastAsia="Times New Roman" w:hAnsi="Times New Roman"/>
+        </w:rPr>
+      </w:pPr>
+      <w:r>
+        <w:rPr>
+          <w:rFonts w:ascii="Times New Roman" w:cs="Times New Roman" w:eastAsia="Times New Roman" w:hAnsi="Times New Roman"/>
           <w:rtl w:val="0"/>
         </w:rPr>
         <w:t xml:space="preserve">o</w:t>
@@ -3409,6 +3898,7 @@
       </w:r>
       <w:r>
         <w:rPr>
+          <w:rFonts w:ascii="Times New Roman" w:cs="Times New Roman" w:eastAsia="Times New Roman" w:hAnsi="Times New Roman"/>
           <w:rtl w:val="0"/>
         </w:rPr>
         <w:t xml:space="preserve">ReadOnly rolü yazma işlemi gerçekleştirememeli.</w:t>
@@ -3418,11 +3908,13 @@
       <w:pPr>
         <w:spacing w:after="240" w:before="240" w:lineRule="auto"/>
         <w:ind w:left="1800" w:hanging="360"/>
-        <w:rPr/>
-      </w:pPr>
-      <w:r>
-        <w:rPr>
-          <w:rFonts w:ascii="Courier New" w:cs="Courier New" w:eastAsia="Courier New" w:hAnsi="Courier New"/>
+        <w:rPr>
+          <w:rFonts w:ascii="Times New Roman" w:cs="Times New Roman" w:eastAsia="Times New Roman" w:hAnsi="Times New Roman"/>
+        </w:rPr>
+      </w:pPr>
+      <w:r>
+        <w:rPr>
+          <w:rFonts w:ascii="Times New Roman" w:cs="Times New Roman" w:eastAsia="Times New Roman" w:hAnsi="Times New Roman"/>
           <w:rtl w:val="0"/>
         </w:rPr>
         <w:t xml:space="preserve">o</w:t>
@@ -3438,6 +3930,7 @@
       </w:r>
       <w:r>
         <w:rPr>
+          <w:rFonts w:ascii="Times New Roman" w:cs="Times New Roman" w:eastAsia="Times New Roman" w:hAnsi="Times New Roman"/>
           <w:rtl w:val="0"/>
         </w:rPr>
         <w:t xml:space="preserve">Role değişiklikleri audit loglarında kayıtlı olmalı.</w:t>
@@ -3447,25 +3940,29 @@
       <w:pPr>
         <w:spacing w:after="240" w:before="240" w:lineRule="auto"/>
         <w:ind w:left="360"/>
-        <w:rPr/>
-      </w:pPr>
-      <w:r>
-        <w:rPr>
-          <w:rtl w:val="0"/>
-        </w:rPr>
-        <w:t xml:space="preserve">·</w:t>
-      </w:r>
-      <w:r>
-        <w:rPr>
-          <w:rFonts w:ascii="Times New Roman" w:cs="Times New Roman" w:eastAsia="Times New Roman" w:hAnsi="Times New Roman"/>
-          <w:sz w:val="14"/>
-          <w:szCs w:val="14"/>
-          <w:rtl w:val="0"/>
-        </w:rPr>
-        <w:t xml:space="preserve">         </w:t>
-      </w:r>
-      <w:r>
-        <w:rPr>
+        <w:rPr>
+          <w:rFonts w:ascii="Times New Roman" w:cs="Times New Roman" w:eastAsia="Times New Roman" w:hAnsi="Times New Roman"/>
+        </w:rPr>
+      </w:pPr>
+      <w:r>
+        <w:rPr>
+          <w:rFonts w:ascii="Times New Roman" w:cs="Times New Roman" w:eastAsia="Times New Roman" w:hAnsi="Times New Roman"/>
+          <w:rtl w:val="0"/>
+        </w:rPr>
+        <w:t xml:space="preserve">·</w:t>
+      </w:r>
+      <w:r>
+        <w:rPr>
+          <w:rFonts w:ascii="Times New Roman" w:cs="Times New Roman" w:eastAsia="Times New Roman" w:hAnsi="Times New Roman"/>
+          <w:sz w:val="14"/>
+          <w:szCs w:val="14"/>
+          <w:rtl w:val="0"/>
+        </w:rPr>
+        <w:t xml:space="preserve">         </w:t>
+      </w:r>
+      <w:r>
+        <w:rPr>
+          <w:rFonts w:ascii="Times New Roman" w:cs="Times New Roman" w:eastAsia="Times New Roman" w:hAnsi="Times New Roman"/>
           <w:rtl w:val="0"/>
         </w:rPr>
         <w:t xml:space="preserve">Öncelik: High</w:t>
